--- a/Sc387/bestfs.docx
+++ b/Sc387/bestfs.docx
@@ -16,23 +16,33 @@
           <w:rFonts w:hint="eastAsia"/>
           <w:lang w:eastAsia="ja-JP"/>
         </w:rPr>
-        <w:t>評価値</w:t>
-      </w:r>
-      <w:r>
-        <w:rPr>
-          <w:rFonts w:hint="eastAsia"/>
-          <w:lang w:eastAsia="ja-JP"/>
-        </w:rPr>
-        <w:t>（</w:t>
-      </w:r>
-      <w:r>
-        <w:rPr>
-          <w:rFonts w:hint="eastAsia"/>
-          <w:lang w:eastAsia="ja-JP"/>
-        </w:rPr>
-        <w:t>評価コスト</w:t>
+        <w:t>評価値(評価コスト</w:t>
       </w:r>
       <m:oMath>
+        <m:acc>
+          <m:accPr>
+            <m:ctrlPr>
+              <w:rPr>
+                <w:rFonts w:ascii="Cambria Math" w:hAnsi="Cambria Math" w:cs="Times New Roman"/>
+                <w:b w:val="0"/>
+                <w:i/>
+                <w:lang w:eastAsia="ja-JP"/>
+              </w:rPr>
+            </m:ctrlPr>
+          </m:accPr>
+          <m:e>
+            <m:r>
+              <m:rPr>
+                <m:sty m:val="bi"/>
+              </m:rPr>
+              <w:rPr>
+                <w:rFonts w:ascii="Cambria Math" w:hAnsi="Cambria Math" w:cs="Times New Roman"/>
+                <w:lang w:eastAsia="ja-JP"/>
+              </w:rPr>
+              <m:t>f</m:t>
+            </m:r>
+          </m:e>
+        </m:acc>
         <m:r>
           <m:rPr>
             <m:sty m:val="bi"/>
@@ -41,17 +51,1083 @@
             <w:rFonts w:ascii="Cambria Math" w:hAnsi="Cambria Math" w:cs="Times New Roman"/>
             <w:lang w:eastAsia="ja-JP"/>
           </w:rPr>
-          <m:t>f(x)=g(x)+</m:t>
+          <m:t>(v)=</m:t>
         </m:r>
+        <m:acc>
+          <m:accPr>
+            <m:ctrlPr>
+              <w:rPr>
+                <w:rFonts w:ascii="Cambria Math" w:hAnsi="Cambria Math" w:cs="Times New Roman"/>
+                <w:b w:val="0"/>
+                <w:i/>
+                <w:lang w:eastAsia="ja-JP"/>
+              </w:rPr>
+            </m:ctrlPr>
+          </m:accPr>
+          <m:e>
+            <m:r>
+              <m:rPr>
+                <m:sty m:val="bi"/>
+              </m:rPr>
+              <w:rPr>
+                <w:rFonts w:ascii="Cambria Math" w:hAnsi="Cambria Math" w:cs="Times New Roman"/>
+                <w:lang w:eastAsia="ja-JP"/>
+              </w:rPr>
+              <m:t>g</m:t>
+            </m:r>
+          </m:e>
+        </m:acc>
         <m:r>
           <m:rPr>
             <m:sty m:val="bi"/>
           </m:rPr>
           <w:rPr>
-            <w:rFonts w:ascii="Cambria Math" w:eastAsia="ＭＳ 明朝" w:hAnsi="Cambria Math" w:cs="ＭＳ 明朝"/>
+            <w:rFonts w:ascii="Cambria Math" w:hAnsi="Cambria Math" w:cs="Times New Roman"/>
             <w:lang w:eastAsia="ja-JP"/>
           </w:rPr>
-          <m:t>h</m:t>
+          <m:t>(v)+</m:t>
+        </m:r>
+        <m:acc>
+          <m:accPr>
+            <m:ctrlPr>
+              <w:rPr>
+                <w:rFonts w:ascii="Cambria Math" w:eastAsia="ＭＳ 明朝" w:hAnsi="Cambria Math" w:cs="ＭＳ 明朝"/>
+                <w:b w:val="0"/>
+                <w:i/>
+                <w:lang w:eastAsia="ja-JP"/>
+              </w:rPr>
+            </m:ctrlPr>
+          </m:accPr>
+          <m:e>
+            <m:r>
+              <m:rPr>
+                <m:sty m:val="bi"/>
+              </m:rPr>
+              <w:rPr>
+                <w:rFonts w:ascii="Cambria Math" w:eastAsia="ＭＳ 明朝" w:hAnsi="Cambria Math" w:cs="ＭＳ 明朝"/>
+                <w:lang w:eastAsia="ja-JP"/>
+              </w:rPr>
+              <m:t>h</m:t>
+            </m:r>
+          </m:e>
+        </m:acc>
+        <m:r>
+          <m:rPr>
+            <m:sty m:val="bi"/>
+          </m:rPr>
+          <w:rPr>
+            <w:rFonts w:ascii="Cambria Math" w:hAnsi="Cambria Math" w:cs="Times New Roman"/>
+            <w:lang w:eastAsia="ja-JP"/>
+          </w:rPr>
+          <m:t>(v)</m:t>
+        </m:r>
+      </m:oMath>
+      <w:r>
+        <w:rPr>
+          <w:rFonts w:hint="eastAsia"/>
+          <w:lang w:eastAsia="ja-JP"/>
+        </w:rPr>
+        <w:t>)を用いた</w:t>
+      </w:r>
+      <w:r>
+        <w:rPr>
+          <w:rFonts w:hint="eastAsia"/>
+          <w:lang w:eastAsia="ja-JP"/>
+        </w:rPr>
+        <w:t>探索</w:t>
+      </w:r>
+      <w:bookmarkEnd w:id="0"/>
+    </w:p>
+    <w:p>
+      <w:pPr>
+        <w:pStyle w:val="2"/>
+        <w:rPr>
+          <w:noProof/>
+          <w:lang w:eastAsia="ja-JP"/>
+        </w:rPr>
+      </w:pPr>
+      <w:r>
+        <w:rPr>
+          <w:rFonts w:hint="eastAsia"/>
+          <w:noProof/>
+          <w:lang w:eastAsia="ja-JP"/>
+        </w:rPr>
+        <w:t>準備</w:t>
+      </w:r>
+    </w:p>
+    <w:p>
+      <w:pPr>
+        <w:pStyle w:val="a0"/>
+        <w:numPr>
+          <w:ilvl w:val="0"/>
+          <w:numId w:val="6"/>
+        </w:numPr>
+        <w:spacing w:after="0"/>
+        <w:rPr>
+          <w:lang w:eastAsia="ja-JP"/>
+        </w:rPr>
+      </w:pPr>
+      <m:oMath>
+        <m:acc>
+          <m:accPr>
+            <m:ctrlPr>
+              <w:rPr>
+                <w:rFonts w:ascii="Cambria Math" w:hAnsi="Cambria Math" w:cs="Times New Roman"/>
+                <w:i/>
+                <w:lang w:eastAsia="ja-JP"/>
+              </w:rPr>
+            </m:ctrlPr>
+          </m:accPr>
+          <m:e>
+            <m:r>
+              <w:rPr>
+                <w:rFonts w:ascii="Cambria Math" w:hAnsi="Cambria Math" w:cs="Times New Roman" w:hint="eastAsia"/>
+                <w:lang w:eastAsia="ja-JP"/>
+              </w:rPr>
+              <m:t>g</m:t>
+            </m:r>
+          </m:e>
+        </m:acc>
+        <m:r>
+          <w:rPr>
+            <w:rFonts w:ascii="Cambria Math" w:hAnsi="Cambria Math" w:cs="Times New Roman" w:hint="eastAsia"/>
+            <w:lang w:eastAsia="ja-JP"/>
+          </w:rPr>
+          <m:t>(v)</m:t>
+        </m:r>
+      </m:oMath>
+      <w:r>
+        <w:rPr>
+          <w:rFonts w:hint="eastAsia"/>
+          <w:lang w:eastAsia="ja-JP"/>
+        </w:rPr>
+        <w:t xml:space="preserve"> </w:t>
+      </w:r>
+      <w:r>
+        <w:rPr>
+          <w:rFonts w:hint="eastAsia"/>
+          <w:lang w:eastAsia="ja-JP"/>
+        </w:rPr>
+        <w:t>は</w:t>
+      </w:r>
+      <w:r>
+        <w:rPr>
+          <w:rFonts w:ascii="Times New Roman" w:hAnsi="Times New Roman" w:cs="Times New Roman"/>
+          <w:lang w:eastAsia="ja-JP"/>
+        </w:rPr>
+        <w:t>s</w:t>
+      </w:r>
+      <w:r>
+        <w:rPr>
+          <w:rFonts w:hint="eastAsia"/>
+          <w:lang w:eastAsia="ja-JP"/>
+        </w:rPr>
+        <w:t>～</w:t>
+      </w:r>
+      <w:r>
+        <w:rPr>
+          <w:rFonts w:ascii="Times New Roman" w:hAnsi="Times New Roman" w:cs="Times New Roman"/>
+          <w:i/>
+          <w:lang w:eastAsia="ja-JP"/>
+        </w:rPr>
+        <w:t>v</w:t>
+      </w:r>
+      <w:r>
+        <w:rPr>
+          <w:rFonts w:hint="eastAsia"/>
+          <w:lang w:eastAsia="ja-JP"/>
+        </w:rPr>
+        <w:t>のコスト(の暫定値)，</w:t>
+      </w:r>
+      <m:oMath>
+        <m:acc>
+          <m:accPr>
+            <m:ctrlPr>
+              <w:rPr>
+                <w:rFonts w:ascii="Cambria Math" w:eastAsia="ＭＳ 明朝" w:hAnsi="Cambria Math" w:cs="ＭＳ 明朝"/>
+                <w:i/>
+                <w:lang w:eastAsia="ja-JP"/>
+              </w:rPr>
+            </m:ctrlPr>
+          </m:accPr>
+          <m:e>
+            <m:r>
+              <w:rPr>
+                <w:rFonts w:ascii="Cambria Math" w:eastAsia="ＭＳ 明朝" w:hAnsi="Cambria Math" w:cs="ＭＳ 明朝"/>
+                <w:lang w:eastAsia="ja-JP"/>
+              </w:rPr>
+              <m:t>h</m:t>
+            </m:r>
+          </m:e>
+        </m:acc>
+        <m:r>
+          <w:rPr>
+            <w:rFonts w:ascii="Cambria Math" w:hAnsi="Cambria Math" w:cs="Times New Roman"/>
+            <w:lang w:eastAsia="ja-JP"/>
+          </w:rPr>
+          <m:t>(v)</m:t>
+        </m:r>
+      </m:oMath>
+      <w:r>
+        <w:rPr>
+          <w:rFonts w:hint="eastAsia"/>
+          <w:lang w:eastAsia="ja-JP"/>
+        </w:rPr>
+        <w:t xml:space="preserve"> </w:t>
+      </w:r>
+      <w:r>
+        <w:rPr>
+          <w:rFonts w:ascii="Times New Roman" w:hAnsi="Times New Roman" w:cs="Times New Roman" w:hint="eastAsia"/>
+          <w:lang w:eastAsia="ja-JP"/>
+        </w:rPr>
+        <w:t>は</w:t>
+      </w:r>
+      <w:r>
+        <w:rPr>
+          <w:rFonts w:ascii="Times New Roman" w:hAnsi="Times New Roman" w:cs="Times New Roman" w:hint="eastAsia"/>
+          <w:lang w:eastAsia="ja-JP"/>
+        </w:rPr>
+        <w:t xml:space="preserve"> </w:t>
+      </w:r>
+      <w:r>
+        <w:rPr>
+          <w:rFonts w:ascii="Times New Roman" w:hAnsi="Times New Roman" w:cs="Times New Roman" w:hint="eastAsia"/>
+          <w:i/>
+          <w:lang w:eastAsia="ja-JP"/>
+        </w:rPr>
+        <w:t>v</w:t>
+      </w:r>
+      <w:r>
+        <w:rPr>
+          <w:rFonts w:ascii="Times New Roman" w:hAnsi="Times New Roman" w:cs="Times New Roman" w:hint="eastAsia"/>
+          <w:lang w:eastAsia="ja-JP"/>
+        </w:rPr>
+        <w:t>～</w:t>
+      </w:r>
+      <w:r>
+        <w:rPr>
+          <w:rFonts w:ascii="Times New Roman" w:hAnsi="Times New Roman" w:cs="Times New Roman" w:hint="eastAsia"/>
+          <w:lang w:eastAsia="ja-JP"/>
+        </w:rPr>
+        <w:t xml:space="preserve">g </w:t>
+      </w:r>
+      <w:r>
+        <w:rPr>
+          <w:rFonts w:ascii="Times New Roman" w:hAnsi="Times New Roman" w:cs="Times New Roman" w:hint="eastAsia"/>
+          <w:lang w:eastAsia="ja-JP"/>
+        </w:rPr>
+        <w:t>のコスト</w:t>
+      </w:r>
+      <w:r>
+        <w:rPr>
+          <w:rFonts w:eastAsiaTheme="minorHAnsi" w:cs="Times New Roman" w:hint="eastAsia"/>
+          <w:lang w:eastAsia="ja-JP"/>
+        </w:rPr>
+        <w:t>(</w:t>
+      </w:r>
+      <w:r>
+        <w:rPr>
+          <w:rFonts w:eastAsiaTheme="minorHAnsi" w:cs="Times New Roman" w:hint="eastAsia"/>
+          <w:lang w:eastAsia="ja-JP"/>
+        </w:rPr>
+        <w:t>の推定値</w:t>
+      </w:r>
+      <w:r>
+        <w:rPr>
+          <w:rFonts w:eastAsiaTheme="minorHAnsi" w:cs="Times New Roman" w:hint="eastAsia"/>
+          <w:lang w:eastAsia="ja-JP"/>
+        </w:rPr>
+        <w:t>)</w:t>
+      </w:r>
+      <w:r>
+        <w:rPr>
+          <w:rFonts w:eastAsiaTheme="minorHAnsi" w:cs="Times New Roman" w:hint="eastAsia"/>
+          <w:lang w:eastAsia="ja-JP"/>
+        </w:rPr>
+        <w:t>等</w:t>
+      </w:r>
+      <w:r>
+        <w:rPr>
+          <w:rFonts w:eastAsiaTheme="minorHAnsi" w:cs="Times New Roman" w:hint="eastAsia"/>
+          <w:lang w:eastAsia="ja-JP"/>
+        </w:rPr>
+        <w:t>．</w:t>
+      </w:r>
+    </w:p>
+    <w:p>
+      <w:pPr>
+        <w:pStyle w:val="a0"/>
+        <w:numPr>
+          <w:ilvl w:val="0"/>
+          <w:numId w:val="6"/>
+        </w:numPr>
+        <w:spacing w:after="0"/>
+        <w:rPr>
+          <w:lang w:eastAsia="ja-JP"/>
+        </w:rPr>
+      </w:pPr>
+      <w:r>
+        <w:rPr>
+          <w:rFonts w:hint="eastAsia"/>
+          <w:lang w:eastAsia="ja-JP"/>
+        </w:rPr>
+        <w:t>[…] はノード(状態)のリストを表す．</w:t>
+      </w:r>
+    </w:p>
+    <w:p>
+      <w:pPr>
+        <w:pStyle w:val="a0"/>
+        <w:numPr>
+          <w:ilvl w:val="0"/>
+          <w:numId w:val="6"/>
+        </w:numPr>
+        <w:spacing w:after="0"/>
+        <w:rPr>
+          <w:lang w:eastAsia="ja-JP"/>
+        </w:rPr>
+      </w:pPr>
+      <w:r>
+        <w:rPr>
+          <w:rFonts w:hint="eastAsia"/>
+          <w:lang w:eastAsia="ja-JP"/>
+        </w:rPr>
+        <w:t>変数</w:t>
+      </w:r>
+      <w:r>
+        <w:rPr>
+          <w:rFonts w:ascii="Times New Roman" w:hAnsi="Times New Roman" w:cs="Times New Roman"/>
+          <w:lang w:eastAsia="ja-JP"/>
+        </w:rPr>
+        <w:t>OL, CL, V</w:t>
+      </w:r>
+      <w:r>
+        <w:rPr>
+          <w:rFonts w:ascii="Times New Roman" w:hAnsi="Times New Roman" w:cs="Times New Roman" w:hint="eastAsia"/>
+          <w:vertAlign w:val="subscript"/>
+          <w:lang w:eastAsia="ja-JP"/>
+        </w:rPr>
+        <w:t>X</w:t>
+      </w:r>
+      <w:r>
+        <w:rPr>
+          <w:rFonts w:hint="eastAsia"/>
+          <w:lang w:eastAsia="ja-JP"/>
+        </w:rPr>
+        <w:t>はノードのリスト，変数</w:t>
+      </w:r>
+      <w:r>
+        <w:rPr>
+          <w:rFonts w:ascii="Times New Roman" w:hAnsi="Times New Roman" w:cs="Times New Roman"/>
+          <w:lang w:eastAsia="ja-JP"/>
+        </w:rPr>
+        <w:t>X</w:t>
+      </w:r>
+      <w:r>
+        <w:rPr>
+          <w:rFonts w:hint="eastAsia"/>
+          <w:lang w:eastAsia="ja-JP"/>
+        </w:rPr>
+        <w:t>は</w:t>
+      </w:r>
+      <w:r>
+        <w:rPr>
+          <w:rFonts w:hint="eastAsia"/>
+          <w:lang w:eastAsia="ja-JP"/>
+        </w:rPr>
+        <w:t>単一</w:t>
+      </w:r>
+      <w:r>
+        <w:rPr>
+          <w:rFonts w:hint="eastAsia"/>
+          <w:lang w:eastAsia="ja-JP"/>
+        </w:rPr>
+        <w:t>のノード</w:t>
+      </w:r>
+      <w:r>
+        <w:rPr>
+          <w:rFonts w:hint="eastAsia"/>
+          <w:lang w:eastAsia="ja-JP"/>
+        </w:rPr>
+        <w:t>を保持する</w:t>
+      </w:r>
+      <w:r>
+        <w:rPr>
+          <w:rFonts w:hint="eastAsia"/>
+          <w:lang w:eastAsia="ja-JP"/>
+        </w:rPr>
+        <w:t>．</w:t>
+      </w:r>
+    </w:p>
+    <w:p>
+      <w:pPr>
+        <w:pStyle w:val="a0"/>
+        <w:numPr>
+          <w:ilvl w:val="0"/>
+          <w:numId w:val="6"/>
+        </w:numPr>
+        <w:spacing w:after="0"/>
+        <w:rPr>
+          <w:lang w:eastAsia="ja-JP"/>
+        </w:rPr>
+      </w:pPr>
+      <w:r>
+        <w:rPr>
+          <w:rFonts w:ascii="Times New Roman" w:hAnsi="Times New Roman" w:cs="Times New Roman"/>
+          <w:lang w:eastAsia="ja-JP"/>
+        </w:rPr>
+        <w:t>s</w:t>
+      </w:r>
+      <w:r>
+        <w:rPr>
+          <w:rFonts w:hint="eastAsia"/>
+          <w:lang w:eastAsia="ja-JP"/>
+        </w:rPr>
+        <w:t>は初期状態を表す．</w:t>
+      </w:r>
+    </w:p>
+    <w:p>
+      <w:pPr>
+        <w:pStyle w:val="a0"/>
+        <w:numPr>
+          <w:ilvl w:val="0"/>
+          <w:numId w:val="6"/>
+        </w:numPr>
+        <w:spacing w:after="0"/>
+        <w:rPr>
+          <w:lang w:eastAsia="ja-JP"/>
+        </w:rPr>
+      </w:pPr>
+      <w:r>
+        <w:rPr>
+          <w:rFonts w:ascii="Times New Roman" w:hAnsi="Times New Roman" w:cs="Times New Roman"/>
+          <w:lang w:eastAsia="ja-JP"/>
+        </w:rPr>
+        <w:t>+</w:t>
+      </w:r>
+      <w:r>
+        <w:rPr>
+          <w:rFonts w:hint="eastAsia"/>
+          <w:lang w:eastAsia="ja-JP"/>
+        </w:rPr>
+        <w:t>はリスト連結の演算子</w:t>
+      </w:r>
+      <w:r>
+        <w:rPr>
+          <w:rFonts w:hint="eastAsia"/>
+          <w:lang w:eastAsia="ja-JP"/>
+        </w:rPr>
+        <w:t>とする</w:t>
+      </w:r>
+      <w:r>
+        <w:rPr>
+          <w:rFonts w:hint="eastAsia"/>
+          <w:lang w:eastAsia="ja-JP"/>
+        </w:rPr>
+        <w:t>．</w:t>
+      </w:r>
+    </w:p>
+    <w:p>
+      <w:pPr>
+        <w:pStyle w:val="a0"/>
+        <w:numPr>
+          <w:ilvl w:val="0"/>
+          <w:numId w:val="6"/>
+        </w:numPr>
+        <w:spacing w:after="0"/>
+        <w:rPr>
+          <w:lang w:eastAsia="ja-JP"/>
+        </w:rPr>
+      </w:pPr>
+      <w:r>
+        <w:rPr>
+          <w:rFonts w:ascii="Times New Roman" w:hAnsi="Times New Roman" w:cs="Times New Roman"/>
+          <w:lang w:eastAsia="ja-JP"/>
+        </w:rPr>
+        <w:t>pop(</w:t>
+      </w:r>
+      <w:r>
+        <w:rPr>
+          <w:rFonts w:ascii="Times New Roman" w:hAnsi="Times New Roman" w:cs="Times New Roman"/>
+          <w:i/>
+          <w:snapToGrid w:val="0"/>
+          <w:kern w:val="22"/>
+          <w:lang w:eastAsia="ja-JP"/>
+        </w:rPr>
+        <w:t>l</w:t>
+      </w:r>
+      <w:r>
+        <w:rPr>
+          <w:rFonts w:ascii="Times New Roman" w:hAnsi="Times New Roman" w:cs="Times New Roman"/>
+          <w:lang w:eastAsia="ja-JP"/>
+        </w:rPr>
+        <w:t>)</w:t>
+      </w:r>
+      <w:r>
+        <w:rPr>
+          <w:rFonts w:hint="eastAsia"/>
+          <w:lang w:eastAsia="ja-JP"/>
+        </w:rPr>
+        <w:t>は，リスト</w:t>
+      </w:r>
+      <w:r>
+        <w:rPr>
+          <w:rFonts w:ascii="Times New Roman" w:hAnsi="Times New Roman" w:cs="Times New Roman"/>
+          <w:i/>
+          <w:lang w:eastAsia="ja-JP"/>
+        </w:rPr>
+        <w:t>l</w:t>
+      </w:r>
+      <w:r>
+        <w:rPr>
+          <w:rFonts w:hint="eastAsia"/>
+          <w:lang w:eastAsia="ja-JP"/>
+        </w:rPr>
+        <w:t>の先頭(左端)から要素を一つとりだす関数</w:t>
+      </w:r>
+      <w:r>
+        <w:rPr>
+          <w:rFonts w:hint="eastAsia"/>
+          <w:lang w:eastAsia="ja-JP"/>
+        </w:rPr>
+        <w:t>とする</w:t>
+      </w:r>
+      <w:r>
+        <w:rPr>
+          <w:rFonts w:hint="eastAsia"/>
+          <w:lang w:eastAsia="ja-JP"/>
+        </w:rPr>
+        <w:t>．</w:t>
+      </w:r>
+    </w:p>
+    <w:p>
+      <w:pPr>
+        <w:pStyle w:val="a0"/>
+        <w:numPr>
+          <w:ilvl w:val="0"/>
+          <w:numId w:val="6"/>
+        </w:numPr>
+        <w:spacing w:after="0"/>
+        <w:rPr>
+          <w:lang w:eastAsia="ja-JP"/>
+        </w:rPr>
+      </w:pPr>
+      <w:r>
+        <w:rPr>
+          <w:rFonts w:ascii="Times New Roman" w:hAnsi="Times New Roman" w:cs="Times New Roman"/>
+          <w:lang w:eastAsia="ja-JP"/>
+        </w:rPr>
+        <w:t>next(</w:t>
+      </w:r>
+      <w:r>
+        <w:rPr>
+          <w:rFonts w:ascii="Times New Roman" w:hAnsi="Times New Roman" w:cs="Times New Roman"/>
+          <w:i/>
+          <w:lang w:eastAsia="ja-JP"/>
+        </w:rPr>
+        <w:t>v</w:t>
+      </w:r>
+      <w:r>
+        <w:rPr>
+          <w:rFonts w:ascii="Times New Roman" w:hAnsi="Times New Roman" w:cs="Times New Roman"/>
+          <w:lang w:eastAsia="ja-JP"/>
+        </w:rPr>
+        <w:t>)</w:t>
+      </w:r>
+      <w:r>
+        <w:rPr>
+          <w:rFonts w:hint="eastAsia"/>
+          <w:lang w:eastAsia="ja-JP"/>
+        </w:rPr>
+        <w:t xml:space="preserve"> は，</w:t>
+      </w:r>
+      <w:r>
+        <w:rPr>
+          <w:rFonts w:ascii="Times New Roman" w:hAnsi="Times New Roman" w:cs="Times New Roman"/>
+          <w:i/>
+          <w:lang w:eastAsia="ja-JP"/>
+        </w:rPr>
+        <w:t>v</w:t>
+      </w:r>
+      <w:r>
+        <w:rPr>
+          <w:rFonts w:hint="eastAsia"/>
+          <w:lang w:eastAsia="ja-JP"/>
+        </w:rPr>
+        <w:t>の隣接ノード(</w:t>
+      </w:r>
+      <w:r>
+        <w:rPr>
+          <w:rFonts w:ascii="Times New Roman" w:hAnsi="Times New Roman" w:cs="Times New Roman"/>
+          <w:i/>
+          <w:lang w:eastAsia="ja-JP"/>
+        </w:rPr>
+        <w:t>v</w:t>
+      </w:r>
+      <w:r>
+        <w:rPr>
+          <w:rFonts w:ascii="Times New Roman" w:hAnsi="Times New Roman" w:cs="Times New Roman" w:hint="eastAsia"/>
+          <w:iCs/>
+          <w:lang w:eastAsia="ja-JP"/>
+        </w:rPr>
+        <w:t>から</w:t>
+      </w:r>
+      <w:r>
+        <w:rPr>
+          <w:rFonts w:hint="eastAsia"/>
+          <w:lang w:eastAsia="ja-JP"/>
+        </w:rPr>
+        <w:t>遷移可能な状態)のリストを返す関数とする．その際，各ノードに</w:t>
+      </w:r>
+      <w:r>
+        <w:rPr>
+          <w:rFonts w:ascii="Times New Roman" w:hAnsi="Times New Roman" w:cs="Times New Roman"/>
+          <w:i/>
+          <w:lang w:eastAsia="ja-JP"/>
+        </w:rPr>
+        <w:t>v</w:t>
+      </w:r>
+      <w:r>
+        <w:rPr>
+          <w:rFonts w:hint="eastAsia"/>
+          <w:lang w:eastAsia="ja-JP"/>
+        </w:rPr>
+        <w:t>へのリンクを持たせる．(探索木や経路を生成するのに必要)</w:t>
+      </w:r>
+    </w:p>
+    <w:p>
+      <w:pPr>
+        <w:pStyle w:val="a0"/>
+        <w:numPr>
+          <w:ilvl w:val="0"/>
+          <w:numId w:val="6"/>
+        </w:numPr>
+        <w:spacing w:after="0"/>
+        <w:rPr>
+          <w:lang w:eastAsia="ja-JP"/>
+        </w:rPr>
+      </w:pPr>
+      <w:r>
+        <w:rPr>
+          <w:rFonts w:ascii="Times New Roman" w:hAnsi="Times New Roman" w:cs="Times New Roman"/>
+          <w:lang w:eastAsia="ja-JP"/>
+        </w:rPr>
+        <w:t>sort(</w:t>
+      </w:r>
+      <w:r>
+        <w:rPr>
+          <w:rFonts w:ascii="Times New Roman" w:hAnsi="Times New Roman" w:cs="Times New Roman"/>
+          <w:i/>
+          <w:lang w:eastAsia="ja-JP"/>
+        </w:rPr>
+        <w:t>l</w:t>
+      </w:r>
+      <w:r>
+        <w:rPr>
+          <w:rFonts w:ascii="Times New Roman" w:hAnsi="Times New Roman" w:cs="Times New Roman"/>
+          <w:lang w:eastAsia="ja-JP"/>
+        </w:rPr>
+        <w:t>)</w:t>
+      </w:r>
+      <w:r>
+        <w:rPr>
+          <w:rFonts w:hint="eastAsia"/>
+          <w:lang w:eastAsia="ja-JP"/>
+        </w:rPr>
+        <w:t>は，リスト</w:t>
+      </w:r>
+      <w:r>
+        <w:rPr>
+          <w:rFonts w:ascii="Times New Roman" w:hAnsi="Times New Roman" w:cs="Times New Roman"/>
+          <w:i/>
+          <w:lang w:eastAsia="ja-JP"/>
+        </w:rPr>
+        <w:t>l</w:t>
+      </w:r>
+      <w:r>
+        <w:rPr>
+          <w:rFonts w:hint="eastAsia"/>
+          <w:lang w:eastAsia="ja-JP"/>
+        </w:rPr>
+        <w:t>の要素を，その評価コスト(</w:t>
+      </w:r>
+      <m:oMath>
+        <m:acc>
+          <m:accPr>
+            <m:ctrlPr>
+              <w:rPr>
+                <w:rFonts w:ascii="Cambria Math" w:hAnsi="Cambria Math" w:cs="Times New Roman"/>
+                <w:i/>
+                <w:lang w:eastAsia="ja-JP"/>
+              </w:rPr>
+            </m:ctrlPr>
+          </m:accPr>
+          <m:e>
+            <m:r>
+              <w:rPr>
+                <w:rFonts w:ascii="Cambria Math" w:hAnsi="Cambria Math" w:cs="Times New Roman"/>
+                <w:lang w:eastAsia="ja-JP"/>
+              </w:rPr>
+              <m:t>f</m:t>
+            </m:r>
+          </m:e>
+        </m:acc>
+        <m:r>
+          <w:rPr>
+            <w:rFonts w:ascii="Cambria Math" w:hAnsi="Cambria Math" w:cs="Times New Roman"/>
+            <w:lang w:eastAsia="ja-JP"/>
+          </w:rPr>
+          <m:t>(v)=</m:t>
+        </m:r>
+        <m:acc>
+          <m:accPr>
+            <m:ctrlPr>
+              <w:rPr>
+                <w:rFonts w:ascii="Cambria Math" w:hAnsi="Cambria Math" w:cs="Times New Roman"/>
+                <w:i/>
+                <w:lang w:eastAsia="ja-JP"/>
+              </w:rPr>
+            </m:ctrlPr>
+          </m:accPr>
+          <m:e>
+            <m:r>
+              <w:rPr>
+                <w:rFonts w:ascii="Cambria Math" w:hAnsi="Cambria Math" w:cs="Times New Roman"/>
+                <w:lang w:eastAsia="ja-JP"/>
+              </w:rPr>
+              <m:t>g</m:t>
+            </m:r>
+          </m:e>
+        </m:acc>
+        <m:r>
+          <w:rPr>
+            <w:rFonts w:ascii="Cambria Math" w:hAnsi="Cambria Math" w:cs="Times New Roman"/>
+            <w:lang w:eastAsia="ja-JP"/>
+          </w:rPr>
+          <m:t>(v)+</m:t>
+        </m:r>
+        <m:acc>
+          <m:accPr>
+            <m:ctrlPr>
+              <w:rPr>
+                <w:rFonts w:ascii="Cambria Math" w:eastAsia="ＭＳ 明朝" w:hAnsi="Cambria Math" w:cs="ＭＳ 明朝"/>
+                <w:i/>
+                <w:lang w:eastAsia="ja-JP"/>
+              </w:rPr>
+            </m:ctrlPr>
+          </m:accPr>
+          <m:e>
+            <m:r>
+              <w:rPr>
+                <w:rFonts w:ascii="Cambria Math" w:eastAsia="ＭＳ 明朝" w:hAnsi="Cambria Math" w:cs="ＭＳ 明朝"/>
+                <w:lang w:eastAsia="ja-JP"/>
+              </w:rPr>
+              <m:t>h</m:t>
+            </m:r>
+          </m:e>
+        </m:acc>
+        <m:r>
+          <w:rPr>
+            <w:rFonts w:ascii="Cambria Math" w:hAnsi="Cambria Math" w:cs="Times New Roman"/>
+            <w:lang w:eastAsia="ja-JP"/>
+          </w:rPr>
+          <m:t>(v)</m:t>
+        </m:r>
+      </m:oMath>
+      <w:r>
+        <w:rPr>
+          <w:rFonts w:hint="eastAsia"/>
+          <w:lang w:eastAsia="ja-JP"/>
+        </w:rPr>
+        <w:t>)</w:t>
+      </w:r>
+      <w:r>
+        <w:rPr>
+          <w:rFonts w:hint="eastAsia"/>
+          <w:lang w:eastAsia="ja-JP"/>
+        </w:rPr>
+        <w:t>で</w:t>
+      </w:r>
+      <w:r>
+        <w:rPr>
+          <w:rFonts w:hint="eastAsia"/>
+          <w:lang w:eastAsia="ja-JP"/>
+        </w:rPr>
+        <w:t>昇順に並べ替えたリストを返す関数</w:t>
+      </w:r>
+      <w:r>
+        <w:rPr>
+          <w:rFonts w:hint="eastAsia"/>
+          <w:lang w:eastAsia="ja-JP"/>
+        </w:rPr>
+        <w:t>とする</w:t>
+      </w:r>
+      <w:r>
+        <w:rPr>
+          <w:rFonts w:hint="eastAsia"/>
+          <w:lang w:eastAsia="ja-JP"/>
+        </w:rPr>
+        <w:t>．</w:t>
+      </w:r>
+    </w:p>
+    <w:p>
+      <w:pPr>
+        <w:pStyle w:val="a0"/>
+        <w:numPr>
+          <w:ilvl w:val="0"/>
+          <w:numId w:val="6"/>
+        </w:numPr>
+        <w:spacing w:after="0"/>
+        <w:rPr>
+          <w:lang w:eastAsia="ja-JP"/>
+        </w:rPr>
+      </w:pPr>
+      <w:proofErr w:type="spellStart"/>
+      <w:r>
+        <w:rPr>
+          <w:rFonts w:ascii="Times New Roman" w:hAnsi="Times New Roman" w:cs="Times New Roman"/>
+          <w:lang w:eastAsia="ja-JP"/>
+        </w:rPr>
+        <w:t>uniq</w:t>
+      </w:r>
+      <w:proofErr w:type="spellEnd"/>
+      <w:r>
+        <w:rPr>
+          <w:rFonts w:ascii="Times New Roman" w:hAnsi="Times New Roman" w:cs="Times New Roman"/>
+          <w:lang w:eastAsia="ja-JP"/>
+        </w:rPr>
+        <w:t>(</w:t>
+      </w:r>
+      <w:r>
+        <w:rPr>
+          <w:rFonts w:ascii="Times New Roman" w:hAnsi="Times New Roman" w:cs="Times New Roman"/>
+          <w:i/>
+          <w:lang w:eastAsia="ja-JP"/>
+        </w:rPr>
+        <w:t>l</w:t>
+      </w:r>
+      <w:r>
+        <w:rPr>
+          <w:rFonts w:ascii="Times New Roman" w:hAnsi="Times New Roman" w:cs="Times New Roman"/>
+          <w:lang w:eastAsia="ja-JP"/>
+        </w:rPr>
+        <w:t>)</w:t>
+      </w:r>
+      <w:r>
+        <w:rPr>
+          <w:rFonts w:hint="eastAsia"/>
+          <w:lang w:eastAsia="ja-JP"/>
+        </w:rPr>
+        <w:t>は，リスト</w:t>
+      </w:r>
+      <w:r>
+        <w:rPr>
+          <w:rFonts w:hint="eastAsia"/>
+          <w:i/>
+          <w:lang w:eastAsia="ja-JP"/>
+        </w:rPr>
+        <w:t>l</w:t>
+      </w:r>
+      <w:r>
+        <w:rPr>
+          <w:rFonts w:hint="eastAsia"/>
+          <w:lang w:eastAsia="ja-JP"/>
+        </w:rPr>
+        <w:t>の重複を</w:t>
+      </w:r>
+      <w:r>
+        <w:rPr>
+          <w:rFonts w:hint="eastAsia"/>
+          <w:lang w:eastAsia="ja-JP"/>
+        </w:rPr>
+        <w:t>(</w:t>
+      </w:r>
+      <w:r>
+        <w:rPr>
+          <w:rFonts w:hint="eastAsia"/>
+          <w:lang w:eastAsia="ja-JP"/>
+        </w:rPr>
+        <w:t>最左の要素のみを残すことによって</w:t>
+      </w:r>
+      <w:r>
+        <w:rPr>
+          <w:rFonts w:hint="eastAsia"/>
+          <w:lang w:eastAsia="ja-JP"/>
+        </w:rPr>
+        <w:t>)</w:t>
+      </w:r>
+      <w:r>
+        <w:rPr>
+          <w:rFonts w:hint="eastAsia"/>
+          <w:lang w:eastAsia="ja-JP"/>
+        </w:rPr>
+        <w:t>取り除いたリストを返す関数</w:t>
+      </w:r>
+      <w:r>
+        <w:rPr>
+          <w:rFonts w:hint="eastAsia"/>
+          <w:lang w:eastAsia="ja-JP"/>
+        </w:rPr>
+        <w:t>とする</w:t>
+      </w:r>
+      <w:r>
+        <w:rPr>
+          <w:rFonts w:hint="eastAsia"/>
+          <w:lang w:eastAsia="ja-JP"/>
+        </w:rPr>
+        <w:t>．</w:t>
+      </w:r>
+    </w:p>
+    <w:p>
+      <w:pPr>
+        <w:pStyle w:val="2"/>
+        <w:rPr>
+          <w:noProof/>
+          <w:lang w:eastAsia="ja-JP"/>
+        </w:rPr>
+      </w:pPr>
+      <w:commentRangeStart w:id="1"/>
+      <w:r>
+        <w:rPr>
+          <w:rFonts w:hint="eastAsia"/>
+          <w:lang w:eastAsia="ja-JP"/>
+        </w:rPr>
+        <w:t>分岐</w:t>
+      </w:r>
+      <w:r>
+        <w:rPr>
+          <w:rFonts w:hint="eastAsia"/>
+          <w:lang w:eastAsia="ja-JP"/>
+        </w:rPr>
+        <w:t>限定探索</w:t>
+      </w:r>
+      <w:r>
+        <w:rPr>
+          <w:rFonts w:hint="eastAsia"/>
+          <w:lang w:eastAsia="ja-JP"/>
+        </w:rPr>
+        <w:t xml:space="preserve"> </w:t>
+      </w:r>
+      <w:r>
+        <w:rPr>
+          <w:rFonts w:hint="eastAsia"/>
+          <w:lang w:eastAsia="ja-JP"/>
+        </w:rPr>
+        <w:t>(</w:t>
+      </w:r>
+      <m:oMath>
+        <m:acc>
+          <m:accPr>
+            <m:ctrlPr>
+              <w:rPr>
+                <w:rFonts w:ascii="Cambria Math" w:hAnsi="Cambria Math" w:cs="Times New Roman"/>
+                <w:b w:val="0"/>
+                <w:i/>
+                <w:lang w:eastAsia="ja-JP"/>
+              </w:rPr>
+            </m:ctrlPr>
+          </m:accPr>
+          <m:e>
+            <m:r>
+              <m:rPr>
+                <m:sty m:val="bi"/>
+              </m:rPr>
+              <w:rPr>
+                <w:rFonts w:ascii="Cambria Math" w:hAnsi="Cambria Math" w:cs="Times New Roman"/>
+                <w:lang w:eastAsia="ja-JP"/>
+              </w:rPr>
+              <m:t>f</m:t>
+            </m:r>
+          </m:e>
+        </m:acc>
+        <m:d>
+          <m:dPr>
+            <m:ctrlPr>
+              <w:rPr>
+                <w:rFonts w:ascii="Cambria Math" w:hAnsi="Cambria Math" w:cs="Times New Roman"/>
+                <w:i/>
+                <w:lang w:eastAsia="ja-JP"/>
+              </w:rPr>
+            </m:ctrlPr>
+          </m:dPr>
+          <m:e>
+            <m:r>
+              <m:rPr>
+                <m:sty m:val="bi"/>
+              </m:rPr>
+              <w:rPr>
+                <w:rFonts w:ascii="Cambria Math" w:hAnsi="Cambria Math" w:cs="Times New Roman"/>
+                <w:lang w:eastAsia="ja-JP"/>
+              </w:rPr>
+              <m:t>v</m:t>
+            </m:r>
+          </m:e>
+        </m:d>
+        <m:r>
+          <m:rPr>
+            <m:sty m:val="bi"/>
+          </m:rPr>
+          <w:rPr>
+            <w:rFonts w:ascii="Cambria Math" w:hAnsi="Cambria Math" w:cs="Times New Roman"/>
+            <w:lang w:eastAsia="ja-JP"/>
+          </w:rPr>
+          <m:t>=</m:t>
+        </m:r>
+        <m:acc>
+          <m:accPr>
+            <m:ctrlPr>
+              <w:rPr>
+                <w:rFonts w:ascii="Cambria Math" w:hAnsi="Cambria Math" w:cs="Times New Roman"/>
+                <w:b w:val="0"/>
+                <w:i/>
+                <w:lang w:eastAsia="ja-JP"/>
+              </w:rPr>
+            </m:ctrlPr>
+          </m:accPr>
+          <m:e>
+            <m:r>
+              <m:rPr>
+                <m:sty m:val="bi"/>
+              </m:rPr>
+              <w:rPr>
+                <w:rFonts w:ascii="Cambria Math" w:hAnsi="Cambria Math" w:cs="Times New Roman"/>
+                <w:lang w:eastAsia="ja-JP"/>
+              </w:rPr>
+              <m:t>g</m:t>
+            </m:r>
+          </m:e>
+        </m:acc>
+        <m:d>
+          <m:dPr>
+            <m:ctrlPr>
+              <w:rPr>
+                <w:rFonts w:ascii="Cambria Math" w:hAnsi="Cambria Math" w:cs="Times New Roman"/>
+                <w:i/>
+                <w:lang w:eastAsia="ja-JP"/>
+              </w:rPr>
+            </m:ctrlPr>
+          </m:dPr>
+          <m:e>
+            <m:r>
+              <m:rPr>
+                <m:sty m:val="bi"/>
+              </m:rPr>
+              <w:rPr>
+                <w:rFonts w:ascii="Cambria Math" w:hAnsi="Cambria Math" w:cs="Times New Roman"/>
+                <w:lang w:eastAsia="ja-JP"/>
+              </w:rPr>
+              <m:t>v</m:t>
+            </m:r>
+          </m:e>
+        </m:d>
+        <m:r>
+          <m:rPr>
+            <m:sty m:val="b"/>
+          </m:rPr>
+          <w:rPr>
+            <w:rFonts w:ascii="Cambria Math" w:hAnsi="Cambria Math" w:cs="Times New Roman" w:hint="eastAsia"/>
+            <w:lang w:eastAsia="ja-JP"/>
+          </w:rPr>
+          <m:t>，</m:t>
         </m:r>
         <m:r>
           <m:rPr>
@@ -61,2482 +1137,32 @@
             <w:rFonts w:ascii="Cambria Math" w:hAnsi="Cambria Math" w:cs="Times New Roman"/>
             <w:lang w:eastAsia="ja-JP"/>
           </w:rPr>
-          <m:t>(x)</m:t>
+          <m:t>(</m:t>
         </m:r>
-      </m:oMath>
-      <w:r>
-        <w:rPr>
-          <w:rFonts w:hint="eastAsia"/>
-          <w:lang w:eastAsia="ja-JP"/>
-        </w:rPr>
-        <w:t>）</w:t>
-      </w:r>
-      <w:r>
-        <w:rPr>
-          <w:rFonts w:hint="eastAsia"/>
-          <w:lang w:eastAsia="ja-JP"/>
-        </w:rPr>
-        <w:t>を用いた</w:t>
-      </w:r>
-      <w:r>
-        <w:rPr>
-          <w:rFonts w:hint="eastAsia"/>
-          <w:lang w:eastAsia="ja-JP"/>
-        </w:rPr>
-        <w:t>探索</w:t>
-      </w:r>
-      <w:bookmarkEnd w:id="0"/>
-    </w:p>
-    <w:p>
-      <w:pPr>
-        <w:pStyle w:val="2"/>
-        <w:rPr>
-          <w:noProof/>
-          <w:lang w:eastAsia="ja-JP"/>
-        </w:rPr>
-      </w:pPr>
-      <w:r>
-        <w:rPr>
-          <w:rFonts w:hint="eastAsia"/>
-          <w:noProof/>
-          <w:lang w:eastAsia="ja-JP"/>
-        </w:rPr>
-        <w:t>準備</w:t>
-      </w:r>
-    </w:p>
-    <w:p>
-      <w:pPr>
-        <w:pStyle w:val="a0"/>
-        <w:numPr>
-          <w:ilvl w:val="0"/>
-          <w:numId w:val="6"/>
-        </w:numPr>
-        <w:spacing w:after="0"/>
-        <w:rPr>
-          <w:lang w:eastAsia="ja-JP"/>
-        </w:rPr>
-      </w:pPr>
-      <m:oMath>
-        <m:r>
-          <w:rPr>
-            <w:rFonts w:ascii="Cambria Math" w:hAnsi="Cambria Math" w:cs="Times New Roman"/>
-            <w:lang w:eastAsia="ja-JP"/>
-          </w:rPr>
-          <m:t>g</m:t>
-        </m:r>
-        <m:r>
-          <w:rPr>
-            <w:rFonts w:ascii="Cambria Math" w:hAnsi="Cambria Math" w:cs="Times New Roman" w:hint="eastAsia"/>
-            <w:lang w:eastAsia="ja-JP"/>
-          </w:rPr>
-          <m:t>(v)</m:t>
-        </m:r>
-      </m:oMath>
-      <w:r>
-        <w:rPr>
-          <w:rFonts w:hint="eastAsia"/>
-          <w:lang w:eastAsia="ja-JP"/>
-        </w:rPr>
-        <w:t xml:space="preserve"> </w:t>
-      </w:r>
-      <w:r>
-        <w:rPr>
-          <w:rFonts w:hint="eastAsia"/>
-          <w:lang w:eastAsia="ja-JP"/>
-        </w:rPr>
-        <w:t>は</w:t>
-      </w:r>
-      <w:r>
-        <w:rPr>
-          <w:rFonts w:ascii="Times New Roman" w:hAnsi="Times New Roman" w:cs="Times New Roman"/>
-          <w:lang w:eastAsia="ja-JP"/>
-        </w:rPr>
-        <w:t>s</w:t>
-      </w:r>
-      <w:r>
-        <w:rPr>
-          <w:rFonts w:hint="eastAsia"/>
-          <w:lang w:eastAsia="ja-JP"/>
-        </w:rPr>
-        <w:t>～</w:t>
-      </w:r>
-      <w:r>
-        <w:rPr>
-          <w:rFonts w:ascii="Times New Roman" w:hAnsi="Times New Roman" w:cs="Times New Roman"/>
-          <w:i/>
-          <w:lang w:eastAsia="ja-JP"/>
-        </w:rPr>
-        <w:t>v</w:t>
-      </w:r>
-      <w:r>
-        <w:rPr>
-          <w:rFonts w:hint="eastAsia"/>
-          <w:lang w:eastAsia="ja-JP"/>
-        </w:rPr>
-        <w:t>のコスト(の暫定値)，</w:t>
-      </w:r>
-      <m:oMath>
-        <m:r>
-          <w:rPr>
-            <w:rFonts w:ascii="Cambria Math" w:hAnsi="Cambria Math" w:cs="Times New Roman"/>
-            <w:lang w:eastAsia="ja-JP"/>
-          </w:rPr>
-          <m:t>h(v)</m:t>
-        </m:r>
-      </m:oMath>
-      <w:r>
-        <w:rPr>
-          <w:rFonts w:hint="eastAsia"/>
-          <w:lang w:eastAsia="ja-JP"/>
-        </w:rPr>
-        <w:t xml:space="preserve"> </w:t>
-      </w:r>
-      <w:r>
-        <w:rPr>
-          <w:rFonts w:ascii="Times New Roman" w:hAnsi="Times New Roman" w:cs="Times New Roman" w:hint="eastAsia"/>
-          <w:lang w:eastAsia="ja-JP"/>
-        </w:rPr>
-        <w:t>は</w:t>
-      </w:r>
-      <w:r>
-        <w:rPr>
-          <w:rFonts w:ascii="Times New Roman" w:hAnsi="Times New Roman" w:cs="Times New Roman" w:hint="eastAsia"/>
-          <w:lang w:eastAsia="ja-JP"/>
-        </w:rPr>
-        <w:t xml:space="preserve"> </w:t>
-      </w:r>
-      <w:r>
-        <w:rPr>
-          <w:rFonts w:ascii="Times New Roman" w:hAnsi="Times New Roman" w:cs="Times New Roman" w:hint="eastAsia"/>
-          <w:i/>
-          <w:lang w:eastAsia="ja-JP"/>
-        </w:rPr>
-        <w:t>v</w:t>
-      </w:r>
-      <w:r>
-        <w:rPr>
-          <w:rFonts w:ascii="Times New Roman" w:hAnsi="Times New Roman" w:cs="Times New Roman" w:hint="eastAsia"/>
-          <w:lang w:eastAsia="ja-JP"/>
-        </w:rPr>
-        <w:t>～</w:t>
-      </w:r>
-      <w:r>
-        <w:rPr>
-          <w:rFonts w:ascii="Times New Roman" w:hAnsi="Times New Roman" w:cs="Times New Roman" w:hint="eastAsia"/>
-          <w:lang w:eastAsia="ja-JP"/>
-        </w:rPr>
-        <w:t xml:space="preserve">g </w:t>
-      </w:r>
-      <w:r>
-        <w:rPr>
-          <w:rFonts w:ascii="Times New Roman" w:hAnsi="Times New Roman" w:cs="Times New Roman" w:hint="eastAsia"/>
-          <w:lang w:eastAsia="ja-JP"/>
-        </w:rPr>
-        <w:t>のコスト</w:t>
-      </w:r>
-      <w:r>
-        <w:rPr>
-          <w:rFonts w:eastAsiaTheme="minorHAnsi" w:cs="Times New Roman" w:hint="eastAsia"/>
-          <w:lang w:eastAsia="ja-JP"/>
-        </w:rPr>
-        <w:t>(</w:t>
-      </w:r>
-      <w:r>
-        <w:rPr>
-          <w:rFonts w:eastAsiaTheme="minorHAnsi" w:cs="Times New Roman" w:hint="eastAsia"/>
-          <w:lang w:eastAsia="ja-JP"/>
-        </w:rPr>
-        <w:t>の推定値</w:t>
-      </w:r>
-      <w:r>
-        <w:rPr>
-          <w:rFonts w:eastAsiaTheme="minorHAnsi" w:cs="Times New Roman" w:hint="eastAsia"/>
-          <w:lang w:eastAsia="ja-JP"/>
-        </w:rPr>
-        <w:t>)</w:t>
-      </w:r>
-      <w:r>
-        <w:rPr>
-          <w:rFonts w:eastAsiaTheme="minorHAnsi" w:cs="Times New Roman" w:hint="eastAsia"/>
-          <w:lang w:eastAsia="ja-JP"/>
-        </w:rPr>
-        <w:t>．</w:t>
-      </w:r>
-    </w:p>
-    <w:p>
-      <w:pPr>
-        <w:pStyle w:val="a0"/>
-        <w:numPr>
-          <w:ilvl w:val="0"/>
-          <w:numId w:val="6"/>
-        </w:numPr>
-        <w:spacing w:after="0"/>
-        <w:rPr>
-          <w:lang w:eastAsia="ja-JP"/>
-        </w:rPr>
-      </w:pPr>
-      <w:r>
-        <w:rPr>
-          <w:rFonts w:hint="eastAsia"/>
-          <w:lang w:eastAsia="ja-JP"/>
-        </w:rPr>
-        <w:t>[…] はノード(状態)のリストを表す．</w:t>
-      </w:r>
-    </w:p>
-    <w:p>
-      <w:pPr>
-        <w:pStyle w:val="a0"/>
-        <w:numPr>
-          <w:ilvl w:val="0"/>
-          <w:numId w:val="6"/>
-        </w:numPr>
-        <w:spacing w:after="0"/>
-        <w:rPr>
-          <w:lang w:eastAsia="ja-JP"/>
-        </w:rPr>
-      </w:pPr>
-      <w:r>
-        <w:rPr>
-          <w:rFonts w:hint="eastAsia"/>
-          <w:lang w:eastAsia="ja-JP"/>
-        </w:rPr>
-        <w:t>変数</w:t>
-      </w:r>
-      <w:r>
-        <w:rPr>
-          <w:rFonts w:ascii="Times New Roman" w:hAnsi="Times New Roman" w:cs="Times New Roman"/>
-          <w:lang w:eastAsia="ja-JP"/>
-        </w:rPr>
-        <w:t xml:space="preserve">OL, CL, </w:t>
-      </w:r>
-      <w:r>
-        <w:rPr>
-          <w:rFonts w:ascii="Times New Roman" w:hAnsi="Times New Roman" w:cs="Times New Roman"/>
-          <w:lang w:eastAsia="ja-JP"/>
-        </w:rPr>
-        <w:t>P</w:t>
-      </w:r>
-      <w:r>
-        <w:rPr>
-          <w:rFonts w:ascii="Times New Roman" w:hAnsi="Times New Roman" w:cs="Times New Roman"/>
-          <w:vertAlign w:val="subscript"/>
-          <w:lang w:eastAsia="ja-JP"/>
-        </w:rPr>
-        <w:t>A</w:t>
-      </w:r>
-      <w:r>
-        <w:rPr>
-          <w:rFonts w:hint="eastAsia"/>
-          <w:lang w:eastAsia="ja-JP"/>
-        </w:rPr>
-        <w:t>はノード(状態)のリスト，変数</w:t>
-      </w:r>
-      <w:r>
-        <w:rPr>
-          <w:rFonts w:ascii="Times New Roman" w:hAnsi="Times New Roman" w:cs="Times New Roman"/>
-          <w:lang w:eastAsia="ja-JP"/>
-        </w:rPr>
-        <w:t>A</w:t>
-      </w:r>
-      <w:r>
-        <w:rPr>
-          <w:rFonts w:hint="eastAsia"/>
-          <w:lang w:eastAsia="ja-JP"/>
-        </w:rPr>
-        <w:t>は1つのノード(状態)を表す．</w:t>
-      </w:r>
-    </w:p>
-    <w:p>
-      <w:pPr>
-        <w:pStyle w:val="a0"/>
-        <w:numPr>
-          <w:ilvl w:val="0"/>
-          <w:numId w:val="6"/>
-        </w:numPr>
-        <w:spacing w:after="0"/>
-        <w:rPr>
-          <w:lang w:eastAsia="ja-JP"/>
-        </w:rPr>
-      </w:pPr>
-      <w:r>
-        <w:rPr>
-          <w:rFonts w:ascii="Times New Roman" w:hAnsi="Times New Roman" w:cs="Times New Roman"/>
-          <w:lang w:eastAsia="ja-JP"/>
-        </w:rPr>
-        <w:t>s</w:t>
-      </w:r>
-      <w:r>
-        <w:rPr>
-          <w:rFonts w:hint="eastAsia"/>
-          <w:lang w:eastAsia="ja-JP"/>
-        </w:rPr>
-        <w:t>は初期状態を表す．</w:t>
-      </w:r>
-    </w:p>
-    <w:p>
-      <w:pPr>
-        <w:pStyle w:val="a0"/>
-        <w:numPr>
-          <w:ilvl w:val="0"/>
-          <w:numId w:val="6"/>
-        </w:numPr>
-        <w:spacing w:after="0"/>
-        <w:rPr>
-          <w:lang w:eastAsia="ja-JP"/>
-        </w:rPr>
-      </w:pPr>
-      <w:r>
-        <w:rPr>
-          <w:rFonts w:ascii="Times New Roman" w:hAnsi="Times New Roman" w:cs="Times New Roman"/>
-          <w:lang w:eastAsia="ja-JP"/>
-        </w:rPr>
-        <w:t>+</w:t>
-      </w:r>
-      <w:r>
-        <w:rPr>
-          <w:rFonts w:hint="eastAsia"/>
-          <w:lang w:eastAsia="ja-JP"/>
-        </w:rPr>
-        <w:t>はリスト連結の演算子</w:t>
-      </w:r>
-      <w:r>
-        <w:rPr>
-          <w:rFonts w:hint="eastAsia"/>
-          <w:lang w:eastAsia="ja-JP"/>
-        </w:rPr>
-        <w:t>とする</w:t>
-      </w:r>
-      <w:r>
-        <w:rPr>
-          <w:rFonts w:hint="eastAsia"/>
-          <w:lang w:eastAsia="ja-JP"/>
-        </w:rPr>
-        <w:t>．</w:t>
-      </w:r>
-    </w:p>
-    <w:p>
-      <w:pPr>
-        <w:pStyle w:val="a0"/>
-        <w:numPr>
-          <w:ilvl w:val="0"/>
-          <w:numId w:val="6"/>
-        </w:numPr>
-        <w:spacing w:after="0"/>
-        <w:rPr>
-          <w:lang w:eastAsia="ja-JP"/>
-        </w:rPr>
-      </w:pPr>
-      <w:r>
-        <w:rPr>
-          <w:rFonts w:ascii="Times New Roman" w:hAnsi="Times New Roman" w:cs="Times New Roman"/>
-          <w:lang w:eastAsia="ja-JP"/>
-        </w:rPr>
-        <w:t>pop(</w:t>
-      </w:r>
-      <w:r>
-        <w:rPr>
-          <w:rFonts w:ascii="Times New Roman" w:hAnsi="Times New Roman" w:cs="Times New Roman"/>
-          <w:i/>
-          <w:snapToGrid w:val="0"/>
-          <w:kern w:val="22"/>
-          <w:lang w:eastAsia="ja-JP"/>
-        </w:rPr>
-        <w:t>l</w:t>
-      </w:r>
-      <w:r>
-        <w:rPr>
-          <w:rFonts w:ascii="Times New Roman" w:hAnsi="Times New Roman" w:cs="Times New Roman"/>
-          <w:lang w:eastAsia="ja-JP"/>
-        </w:rPr>
-        <w:t>)</w:t>
-      </w:r>
-      <w:r>
-        <w:rPr>
-          <w:rFonts w:hint="eastAsia"/>
-          <w:lang w:eastAsia="ja-JP"/>
-        </w:rPr>
-        <w:t>は，リスト</w:t>
-      </w:r>
-      <w:r>
-        <w:rPr>
-          <w:rFonts w:ascii="Times New Roman" w:hAnsi="Times New Roman" w:cs="Times New Roman"/>
-          <w:i/>
-          <w:lang w:eastAsia="ja-JP"/>
-        </w:rPr>
-        <w:t>l</w:t>
-      </w:r>
-      <w:r>
-        <w:rPr>
-          <w:rFonts w:hint="eastAsia"/>
-          <w:lang w:eastAsia="ja-JP"/>
-        </w:rPr>
-        <w:t>の先頭(左端)から要素を一つとりだす関数</w:t>
-      </w:r>
-      <w:r>
-        <w:rPr>
-          <w:rFonts w:hint="eastAsia"/>
-          <w:lang w:eastAsia="ja-JP"/>
-        </w:rPr>
-        <w:t>とする</w:t>
-      </w:r>
-      <w:r>
-        <w:rPr>
-          <w:rFonts w:hint="eastAsia"/>
-          <w:lang w:eastAsia="ja-JP"/>
-        </w:rPr>
-        <w:t>．</w:t>
-      </w:r>
-    </w:p>
-    <w:p>
-      <w:pPr>
-        <w:pStyle w:val="a0"/>
-        <w:numPr>
-          <w:ilvl w:val="0"/>
-          <w:numId w:val="6"/>
-        </w:numPr>
-        <w:spacing w:after="0"/>
-        <w:rPr>
-          <w:lang w:eastAsia="ja-JP"/>
-        </w:rPr>
-      </w:pPr>
-      <w:r>
-        <w:rPr>
-          <w:rFonts w:ascii="Times New Roman" w:hAnsi="Times New Roman" w:cs="Times New Roman"/>
-          <w:lang w:eastAsia="ja-JP"/>
-        </w:rPr>
-        <w:t>next(</w:t>
-      </w:r>
-      <w:r>
-        <w:rPr>
-          <w:rFonts w:ascii="Times New Roman" w:hAnsi="Times New Roman" w:cs="Times New Roman"/>
-          <w:i/>
-          <w:lang w:eastAsia="ja-JP"/>
-        </w:rPr>
-        <w:t>x</w:t>
-      </w:r>
-      <w:r>
-        <w:rPr>
-          <w:rFonts w:ascii="Times New Roman" w:hAnsi="Times New Roman" w:cs="Times New Roman"/>
-          <w:lang w:eastAsia="ja-JP"/>
-        </w:rPr>
-        <w:t>)</w:t>
-      </w:r>
-      <w:r>
-        <w:rPr>
-          <w:rFonts w:hint="eastAsia"/>
-          <w:lang w:eastAsia="ja-JP"/>
-        </w:rPr>
-        <w:t xml:space="preserve"> は，</w:t>
-      </w:r>
-      <w:r>
-        <w:rPr>
-          <w:rFonts w:ascii="Times New Roman" w:hAnsi="Times New Roman" w:cs="Times New Roman"/>
-          <w:i/>
-          <w:lang w:eastAsia="ja-JP"/>
-        </w:rPr>
-        <w:t>x</w:t>
-      </w:r>
-      <w:r>
-        <w:rPr>
-          <w:rFonts w:hint="eastAsia"/>
-          <w:lang w:eastAsia="ja-JP"/>
-        </w:rPr>
-        <w:t>の隣接ノード</w:t>
-      </w:r>
-      <w:r>
-        <w:rPr>
-          <w:rFonts w:hint="eastAsia"/>
-          <w:lang w:eastAsia="ja-JP"/>
-        </w:rPr>
-        <w:t>(</w:t>
-      </w:r>
-      <w:r>
-        <w:rPr>
-          <w:rFonts w:hint="eastAsia"/>
-          <w:lang w:eastAsia="ja-JP"/>
-        </w:rPr>
-        <w:t>次の状態</w:t>
-      </w:r>
-      <w:r>
-        <w:rPr>
-          <w:rFonts w:hint="eastAsia"/>
-          <w:lang w:eastAsia="ja-JP"/>
-        </w:rPr>
-        <w:t>)</w:t>
-      </w:r>
-      <w:r>
-        <w:rPr>
-          <w:rFonts w:hint="eastAsia"/>
-          <w:lang w:eastAsia="ja-JP"/>
-        </w:rPr>
-        <w:t>のリストを返す関数</w:t>
-      </w:r>
-      <w:r>
-        <w:rPr>
-          <w:rFonts w:hint="eastAsia"/>
-          <w:lang w:eastAsia="ja-JP"/>
-        </w:rPr>
-        <w:t>とする</w:t>
-      </w:r>
-      <w:r>
-        <w:rPr>
-          <w:rFonts w:hint="eastAsia"/>
-          <w:lang w:eastAsia="ja-JP"/>
-        </w:rPr>
-        <w:t>．その際，各ノードに</w:t>
-      </w:r>
-      <w:r>
-        <w:rPr>
-          <w:rFonts w:ascii="Times New Roman" w:hAnsi="Times New Roman" w:cs="Times New Roman"/>
-          <w:i/>
-          <w:lang w:eastAsia="ja-JP"/>
-        </w:rPr>
-        <w:t>x</w:t>
-      </w:r>
-      <w:r>
-        <w:rPr>
-          <w:rFonts w:hint="eastAsia"/>
-          <w:lang w:eastAsia="ja-JP"/>
-        </w:rPr>
-        <w:t>へのリンクを持たせる．</w:t>
-      </w:r>
-      <w:r>
-        <w:rPr>
-          <w:rFonts w:hint="eastAsia"/>
-          <w:lang w:eastAsia="ja-JP"/>
-        </w:rPr>
-        <w:t>(</w:t>
-      </w:r>
-      <w:r>
-        <w:rPr>
-          <w:rFonts w:hint="eastAsia"/>
-          <w:lang w:eastAsia="ja-JP"/>
-        </w:rPr>
-        <w:t>探索木や経路を生成するのに必要</w:t>
-      </w:r>
-      <w:r>
-        <w:rPr>
-          <w:rFonts w:hint="eastAsia"/>
-          <w:lang w:eastAsia="ja-JP"/>
-        </w:rPr>
-        <w:t>)</w:t>
-      </w:r>
-    </w:p>
-    <w:p>
-      <w:pPr>
-        <w:pStyle w:val="a0"/>
-        <w:numPr>
-          <w:ilvl w:val="0"/>
-          <w:numId w:val="6"/>
-        </w:numPr>
-        <w:spacing w:after="0"/>
-        <w:rPr>
-          <w:lang w:eastAsia="ja-JP"/>
-        </w:rPr>
-      </w:pPr>
-      <w:r>
-        <w:rPr>
-          <w:rFonts w:ascii="Times New Roman" w:hAnsi="Times New Roman" w:cs="Times New Roman"/>
-          <w:lang w:eastAsia="ja-JP"/>
-        </w:rPr>
-        <w:t>sort(</w:t>
-      </w:r>
-      <w:r>
-        <w:rPr>
-          <w:rFonts w:ascii="Times New Roman" w:hAnsi="Times New Roman" w:cs="Times New Roman"/>
-          <w:i/>
-          <w:lang w:eastAsia="ja-JP"/>
-        </w:rPr>
-        <w:t>l</w:t>
-      </w:r>
-      <w:r>
-        <w:rPr>
-          <w:rFonts w:ascii="Times New Roman" w:hAnsi="Times New Roman" w:cs="Times New Roman"/>
-          <w:lang w:eastAsia="ja-JP"/>
-        </w:rPr>
-        <w:t>)</w:t>
-      </w:r>
-      <w:r>
-        <w:rPr>
-          <w:rFonts w:hint="eastAsia"/>
-          <w:lang w:eastAsia="ja-JP"/>
-        </w:rPr>
-        <w:t>は，リスト</w:t>
-      </w:r>
-      <w:r>
-        <w:rPr>
-          <w:rFonts w:ascii="Times New Roman" w:hAnsi="Times New Roman" w:cs="Times New Roman"/>
-          <w:i/>
-          <w:lang w:eastAsia="ja-JP"/>
-        </w:rPr>
-        <w:t>l</w:t>
-      </w:r>
-      <w:r>
-        <w:rPr>
-          <w:rFonts w:hint="eastAsia"/>
-          <w:lang w:eastAsia="ja-JP"/>
-        </w:rPr>
-        <w:t>の要素を，その評価コスト(</w:t>
-      </w:r>
-      <m:oMath>
-        <m:r>
-          <w:rPr>
-            <w:rFonts w:ascii="Cambria Math" w:hAnsi="Cambria Math" w:cs="Times New Roman"/>
-            <w:lang w:eastAsia="ja-JP"/>
-          </w:rPr>
-          <m:t>f(x)=g(x)+h(x)</m:t>
-        </m:r>
-      </m:oMath>
-      <w:r>
-        <w:rPr>
-          <w:rFonts w:hint="eastAsia"/>
-          <w:lang w:eastAsia="ja-JP"/>
-        </w:rPr>
-        <w:t>)</w:t>
-      </w:r>
-      <w:r>
-        <w:rPr>
-          <w:rFonts w:hint="eastAsia"/>
-          <w:lang w:eastAsia="ja-JP"/>
-        </w:rPr>
-        <w:t>で</w:t>
-      </w:r>
-      <w:r>
-        <w:rPr>
-          <w:rFonts w:hint="eastAsia"/>
-          <w:lang w:eastAsia="ja-JP"/>
-        </w:rPr>
-        <w:t>昇順に並べ替えたリストを返す関数</w:t>
-      </w:r>
-      <w:r>
-        <w:rPr>
-          <w:rFonts w:hint="eastAsia"/>
-          <w:lang w:eastAsia="ja-JP"/>
-        </w:rPr>
-        <w:t>とする</w:t>
-      </w:r>
-      <w:r>
-        <w:rPr>
-          <w:rFonts w:hint="eastAsia"/>
-          <w:lang w:eastAsia="ja-JP"/>
-        </w:rPr>
-        <w:t>．</w:t>
-      </w:r>
-    </w:p>
-    <w:p>
-      <w:pPr>
-        <w:pStyle w:val="a0"/>
-        <w:numPr>
-          <w:ilvl w:val="0"/>
-          <w:numId w:val="6"/>
-        </w:numPr>
-        <w:spacing w:after="0"/>
-        <w:rPr>
-          <w:lang w:eastAsia="ja-JP"/>
-        </w:rPr>
-      </w:pPr>
-      <w:r>
-        <w:rPr>
-          <w:rFonts w:ascii="Times New Roman" w:hAnsi="Times New Roman" w:cs="Times New Roman"/>
-          <w:lang w:eastAsia="ja-JP"/>
-        </w:rPr>
-        <w:t>uniq(</w:t>
-      </w:r>
-      <w:r>
-        <w:rPr>
-          <w:rFonts w:ascii="Times New Roman" w:hAnsi="Times New Roman" w:cs="Times New Roman"/>
-          <w:i/>
-          <w:lang w:eastAsia="ja-JP"/>
-        </w:rPr>
-        <w:t>l</w:t>
-      </w:r>
-      <w:r>
-        <w:rPr>
-          <w:rFonts w:ascii="Times New Roman" w:hAnsi="Times New Roman" w:cs="Times New Roman"/>
-          <w:lang w:eastAsia="ja-JP"/>
-        </w:rPr>
-        <w:t>)</w:t>
-      </w:r>
-      <w:r>
-        <w:rPr>
-          <w:rFonts w:hint="eastAsia"/>
-          <w:lang w:eastAsia="ja-JP"/>
-        </w:rPr>
-        <w:t>は，リスト</w:t>
-      </w:r>
-      <w:r>
-        <w:rPr>
-          <w:rFonts w:hint="eastAsia"/>
-          <w:i/>
-          <w:lang w:eastAsia="ja-JP"/>
-        </w:rPr>
-        <w:t>l</w:t>
-      </w:r>
-      <w:r>
-        <w:rPr>
-          <w:rFonts w:hint="eastAsia"/>
-          <w:lang w:eastAsia="ja-JP"/>
-        </w:rPr>
-        <w:t>の重複を</w:t>
-      </w:r>
-      <w:r>
-        <w:rPr>
-          <w:rFonts w:hint="eastAsia"/>
-          <w:lang w:eastAsia="ja-JP"/>
-        </w:rPr>
-        <w:t>(</w:t>
-      </w:r>
-      <w:r>
-        <w:rPr>
-          <w:rFonts w:hint="eastAsia"/>
-          <w:lang w:eastAsia="ja-JP"/>
-        </w:rPr>
-        <w:t>最左の要素のみを残すことによって</w:t>
-      </w:r>
-      <w:r>
-        <w:rPr>
-          <w:rFonts w:hint="eastAsia"/>
-          <w:lang w:eastAsia="ja-JP"/>
-        </w:rPr>
-        <w:t>)</w:t>
-      </w:r>
-      <w:r>
-        <w:rPr>
-          <w:rFonts w:hint="eastAsia"/>
-          <w:lang w:eastAsia="ja-JP"/>
-        </w:rPr>
-        <w:t>取り除いたリストを返す関数</w:t>
-      </w:r>
-      <w:r>
-        <w:rPr>
-          <w:rFonts w:hint="eastAsia"/>
-          <w:lang w:eastAsia="ja-JP"/>
-        </w:rPr>
-        <w:t>とする</w:t>
-      </w:r>
-      <w:r>
-        <w:rPr>
-          <w:rFonts w:hint="eastAsia"/>
-          <w:lang w:eastAsia="ja-JP"/>
-        </w:rPr>
-        <w:t>．</w:t>
-      </w:r>
-    </w:p>
-    <w:p>
-      <w:pPr>
-        <w:pStyle w:val="2"/>
-        <w:rPr>
-          <w:noProof/>
-          <w:lang w:eastAsia="ja-JP"/>
-        </w:rPr>
-      </w:pPr>
-      <w:r>
-        <w:rPr>
-          <w:rFonts w:hint="eastAsia"/>
-          <w:noProof/>
-          <w:lang w:eastAsia="ja-JP"/>
-        </w:rPr>
-        <w:t>探索手続き</w:t>
-      </w:r>
-      <w:r>
-        <w:rPr>
-          <w:rFonts w:hint="eastAsia"/>
-          <w:noProof/>
-          <w:lang w:eastAsia="ja-JP"/>
-        </w:rPr>
-        <w:t>（</w:t>
-      </w:r>
-      <w:r>
-        <w:rPr>
-          <w:rFonts w:hint="eastAsia"/>
-          <w:noProof/>
-          <w:lang w:eastAsia="ja-JP"/>
-        </w:rPr>
-        <w:t>来し方・行く末コストを用いた探索</w:t>
-      </w:r>
-      <w:r>
-        <w:rPr>
-          <w:rFonts w:hint="eastAsia"/>
-          <w:noProof/>
-          <w:lang w:eastAsia="ja-JP"/>
-        </w:rPr>
-        <w:t>）</w:t>
-      </w:r>
-    </w:p>
-    <w:p>
-      <w:pPr>
-        <w:pStyle w:val="a0"/>
-        <w:numPr>
-          <w:ilvl w:val="0"/>
-          <w:numId w:val="9"/>
-        </w:numPr>
-        <w:spacing w:after="0"/>
-        <w:rPr>
-          <w:rFonts w:ascii="Times New Roman" w:hAnsi="Times New Roman" w:cs="Times New Roman"/>
-          <w:lang w:eastAsia="ja-JP"/>
-        </w:rPr>
-      </w:pPr>
-      <w:r>
-        <w:rPr>
-          <w:rFonts w:ascii="Times New Roman" w:hAnsi="Times New Roman" w:cs="Times New Roman"/>
-          <w:lang w:eastAsia="ja-JP"/>
-        </w:rPr>
-        <w:t>OL ← [s]; CL ← [];</w:t>
-      </w:r>
-    </w:p>
-    <w:p>
-      <w:pPr>
-        <w:pStyle w:val="a0"/>
-        <w:numPr>
-          <w:ilvl w:val="0"/>
-          <w:numId w:val="9"/>
-        </w:numPr>
-        <w:spacing w:after="0"/>
-        <w:rPr>
-          <w:rFonts w:ascii="Times New Roman" w:hAnsi="Times New Roman" w:cs="Times New Roman"/>
-          <w:lang w:eastAsia="ja-JP"/>
-        </w:rPr>
-      </w:pPr>
-      <w:r>
-        <w:rPr>
-          <w:rFonts w:ascii="Times New Roman" w:hAnsi="Times New Roman" w:cs="Times New Roman" w:hint="eastAsia"/>
-          <w:lang w:eastAsia="ja-JP"/>
-        </w:rPr>
-        <w:t>もし</w:t>
-      </w:r>
-      <w:r>
-        <w:rPr>
-          <w:rFonts w:ascii="Times New Roman" w:hAnsi="Times New Roman" w:cs="Times New Roman"/>
-          <w:lang w:eastAsia="ja-JP"/>
-        </w:rPr>
-        <w:t>OL</w:t>
-      </w:r>
-      <w:r>
-        <w:rPr>
-          <w:rFonts w:ascii="Times New Roman" w:hAnsi="Times New Roman" w:cs="Times New Roman"/>
-          <w:lang w:eastAsia="ja-JP"/>
-        </w:rPr>
-        <w:t>が空</w:t>
-      </w:r>
-      <w:r>
-        <w:rPr>
-          <w:rFonts w:ascii="Times New Roman" w:hAnsi="Times New Roman" w:cs="Times New Roman" w:hint="eastAsia"/>
-          <w:lang w:eastAsia="ja-JP"/>
-        </w:rPr>
-        <w:t>なら，</w:t>
-      </w:r>
-      <w:r>
-        <w:rPr>
-          <w:rFonts w:ascii="Times New Roman" w:hAnsi="Times New Roman" w:cs="Times New Roman"/>
-          <w:lang w:eastAsia="ja-JP"/>
-        </w:rPr>
-        <w:t>失敗</w:t>
-      </w:r>
-      <w:r>
-        <w:rPr>
-          <w:rFonts w:ascii="Times New Roman" w:hAnsi="Times New Roman" w:cs="Times New Roman" w:hint="eastAsia"/>
-          <w:lang w:eastAsia="ja-JP"/>
-        </w:rPr>
-        <w:t>として</w:t>
-      </w:r>
-      <w:r>
-        <w:rPr>
-          <w:rFonts w:ascii="Times New Roman" w:hAnsi="Times New Roman" w:cs="Times New Roman"/>
-          <w:lang w:eastAsia="ja-JP"/>
-        </w:rPr>
-        <w:t>終了</w:t>
-      </w:r>
-      <w:r>
-        <w:rPr>
-          <w:rFonts w:ascii="Times New Roman" w:hAnsi="Times New Roman" w:cs="Times New Roman"/>
-          <w:lang w:eastAsia="ja-JP"/>
-        </w:rPr>
-        <w:t>;</w:t>
-      </w:r>
-    </w:p>
-    <w:p>
-      <w:pPr>
-        <w:pStyle w:val="a0"/>
-        <w:numPr>
-          <w:ilvl w:val="0"/>
-          <w:numId w:val="9"/>
-        </w:numPr>
-        <w:spacing w:after="0"/>
-        <w:rPr>
-          <w:rFonts w:ascii="Times New Roman" w:hAnsi="Times New Roman" w:cs="Times New Roman"/>
-          <w:lang w:eastAsia="ja-JP"/>
-        </w:rPr>
-      </w:pPr>
-      <w:r>
-        <w:rPr>
-          <w:rFonts w:ascii="Times New Roman" w:hAnsi="Times New Roman" w:cs="Times New Roman" w:hint="eastAsia"/>
-          <w:lang w:eastAsia="ja-JP"/>
-        </w:rPr>
-        <w:t>A</w:t>
-      </w:r>
-      <w:r>
-        <w:rPr>
-          <w:rFonts w:ascii="Times New Roman" w:hAnsi="Times New Roman" w:cs="Times New Roman"/>
-          <w:lang w:eastAsia="ja-JP"/>
-        </w:rPr>
-        <w:t xml:space="preserve"> ← pop(OL);</w:t>
-      </w:r>
-    </w:p>
-    <w:p>
-      <w:pPr>
-        <w:pStyle w:val="a0"/>
-        <w:numPr>
-          <w:ilvl w:val="0"/>
-          <w:numId w:val="9"/>
-        </w:numPr>
-        <w:spacing w:after="0"/>
-        <w:rPr>
-          <w:rFonts w:ascii="Times New Roman" w:hAnsi="Times New Roman" w:cs="Times New Roman"/>
-          <w:lang w:eastAsia="ja-JP"/>
-        </w:rPr>
-      </w:pPr>
-      <w:r>
-        <w:rPr>
-          <w:rFonts w:ascii="Times New Roman" w:hAnsi="Times New Roman" w:cs="Times New Roman" w:hint="eastAsia"/>
-          <w:lang w:eastAsia="ja-JP"/>
-        </w:rPr>
-        <w:t>もし</w:t>
-      </w:r>
-      <w:r>
-        <w:rPr>
-          <w:rFonts w:ascii="Times New Roman" w:hAnsi="Times New Roman" w:cs="Times New Roman"/>
-          <w:lang w:eastAsia="ja-JP"/>
-        </w:rPr>
-        <w:t>A</w:t>
-      </w:r>
-      <w:r>
-        <w:rPr>
-          <w:rFonts w:ascii="Times New Roman" w:hAnsi="Times New Roman" w:cs="Times New Roman"/>
-          <w:lang w:eastAsia="ja-JP"/>
-        </w:rPr>
-        <w:t>が目標状態</w:t>
-      </w:r>
-      <w:r>
-        <w:rPr>
-          <w:rFonts w:ascii="Times New Roman" w:hAnsi="Times New Roman" w:cs="Times New Roman" w:hint="eastAsia"/>
-          <w:lang w:eastAsia="ja-JP"/>
-        </w:rPr>
-        <w:t>なら，</w:t>
-      </w:r>
-      <w:r>
-        <w:rPr>
-          <w:rFonts w:ascii="Times New Roman" w:hAnsi="Times New Roman" w:cs="Times New Roman"/>
-          <w:lang w:eastAsia="ja-JP"/>
-        </w:rPr>
-        <w:t>成功</w:t>
-      </w:r>
-      <w:r>
-        <w:rPr>
-          <w:rFonts w:ascii="Times New Roman" w:hAnsi="Times New Roman" w:cs="Times New Roman" w:hint="eastAsia"/>
-          <w:lang w:eastAsia="ja-JP"/>
-        </w:rPr>
-        <w:t>として</w:t>
-      </w:r>
-      <w:r>
-        <w:rPr>
-          <w:rFonts w:ascii="Times New Roman" w:hAnsi="Times New Roman" w:cs="Times New Roman"/>
-          <w:lang w:eastAsia="ja-JP"/>
-        </w:rPr>
-        <w:t>終了</w:t>
-      </w:r>
-      <w:r>
-        <w:rPr>
-          <w:rFonts w:ascii="Times New Roman" w:hAnsi="Times New Roman" w:cs="Times New Roman"/>
-          <w:lang w:eastAsia="ja-JP"/>
-        </w:rPr>
-        <w:t>;</w:t>
-      </w:r>
-    </w:p>
-    <w:p>
-      <w:pPr>
-        <w:pStyle w:val="a0"/>
-        <w:numPr>
-          <w:ilvl w:val="0"/>
-          <w:numId w:val="9"/>
-        </w:numPr>
-        <w:spacing w:after="0"/>
-        <w:rPr>
-          <w:rFonts w:ascii="Times New Roman" w:hAnsi="Times New Roman" w:cs="Times New Roman"/>
-          <w:lang w:eastAsia="ja-JP"/>
-        </w:rPr>
-      </w:pPr>
-      <w:r>
-        <w:rPr>
-          <w:rFonts w:ascii="Times New Roman" w:hAnsi="Times New Roman" w:cs="Times New Roman"/>
-          <w:lang w:eastAsia="ja-JP"/>
-        </w:rPr>
-        <w:t>P</w:t>
-      </w:r>
-      <w:r>
-        <w:rPr>
-          <w:rFonts w:ascii="Times New Roman" w:hAnsi="Times New Roman" w:cs="Times New Roman"/>
-          <w:vertAlign w:val="subscript"/>
-          <w:lang w:eastAsia="ja-JP"/>
-        </w:rPr>
-        <w:t>A</w:t>
-      </w:r>
-      <w:r>
-        <w:rPr>
-          <w:rFonts w:ascii="Times New Roman" w:hAnsi="Times New Roman" w:cs="Times New Roman"/>
-          <w:lang w:eastAsia="ja-JP"/>
-        </w:rPr>
-        <w:t xml:space="preserve"> ← next(</w:t>
-      </w:r>
-      <w:r>
-        <w:rPr>
-          <w:rFonts w:ascii="Times New Roman" w:hAnsi="Times New Roman" w:cs="Times New Roman"/>
-          <w:lang w:eastAsia="ja-JP"/>
-        </w:rPr>
-        <w:t>A</w:t>
-      </w:r>
-      <w:r>
-        <w:rPr>
-          <w:rFonts w:ascii="Times New Roman" w:hAnsi="Times New Roman" w:cs="Times New Roman"/>
-          <w:lang w:eastAsia="ja-JP"/>
-        </w:rPr>
-        <w:t>);</w:t>
-      </w:r>
-    </w:p>
-    <w:p>
-      <w:pPr>
-        <w:pStyle w:val="a0"/>
-        <w:numPr>
-          <w:ilvl w:val="0"/>
-          <w:numId w:val="9"/>
-        </w:numPr>
-        <w:spacing w:after="0"/>
-        <w:rPr>
-          <w:rFonts w:ascii="Times New Roman" w:hAnsi="Times New Roman" w:cs="Times New Roman"/>
-          <w:lang w:eastAsia="ja-JP"/>
-        </w:rPr>
-      </w:pPr>
-      <w:r>
-        <w:rPr>
-          <w:rFonts w:ascii="Times New Roman" w:hAnsi="Times New Roman" w:cs="Times New Roman"/>
-          <w:lang w:eastAsia="ja-JP"/>
-        </w:rPr>
-        <w:t>CL ← CL + [</w:t>
-      </w:r>
-      <w:r>
-        <w:rPr>
-          <w:rFonts w:ascii="Times New Roman" w:hAnsi="Times New Roman" w:cs="Times New Roman"/>
-          <w:lang w:eastAsia="ja-JP"/>
-        </w:rPr>
-        <w:t>A</w:t>
-      </w:r>
-      <w:r>
-        <w:rPr>
-          <w:rFonts w:ascii="Times New Roman" w:hAnsi="Times New Roman" w:cs="Times New Roman"/>
-          <w:lang w:eastAsia="ja-JP"/>
-        </w:rPr>
-        <w:t>];</w:t>
-      </w:r>
-    </w:p>
-    <w:p>
-      <w:pPr>
-        <w:pStyle w:val="a0"/>
-        <w:numPr>
-          <w:ilvl w:val="0"/>
-          <w:numId w:val="9"/>
-        </w:numPr>
-        <w:spacing w:after="0"/>
-        <w:rPr>
-          <w:rFonts w:ascii="Times New Roman" w:hAnsi="Times New Roman" w:cs="Times New Roman"/>
-          <w:lang w:eastAsia="ja-JP"/>
-        </w:rPr>
-      </w:pPr>
-      <w:r>
-        <w:rPr>
-          <w:rFonts w:ascii="Times New Roman" w:hAnsi="Times New Roman" w:cs="Times New Roman"/>
-          <w:lang w:eastAsia="ja-JP"/>
-        </w:rPr>
-        <w:t>P</w:t>
-      </w:r>
-      <w:r>
-        <w:rPr>
-          <w:rFonts w:ascii="Times New Roman" w:hAnsi="Times New Roman" w:cs="Times New Roman"/>
-          <w:vertAlign w:val="subscript"/>
-          <w:lang w:eastAsia="ja-JP"/>
-        </w:rPr>
-        <w:t>A</w:t>
-      </w:r>
-      <w:r>
-        <w:rPr>
-          <w:rFonts w:ascii="Times New Roman" w:hAnsi="Times New Roman" w:cs="Times New Roman" w:hint="eastAsia"/>
-          <w:lang w:eastAsia="ja-JP"/>
-        </w:rPr>
-        <w:t xml:space="preserve"> </w:t>
-      </w:r>
-      <w:r>
-        <w:rPr>
-          <w:rFonts w:ascii="Times New Roman" w:hAnsi="Times New Roman" w:cs="Times New Roman" w:hint="eastAsia"/>
-          <w:lang w:eastAsia="ja-JP"/>
-        </w:rPr>
-        <w:t>の</w:t>
-      </w:r>
-      <w:r>
-        <w:rPr>
-          <w:rFonts w:ascii="Times New Roman" w:hAnsi="Times New Roman" w:cs="Times New Roman"/>
-          <w:lang w:eastAsia="ja-JP"/>
-        </w:rPr>
-        <w:t>要素の各々</w:t>
-      </w:r>
-      <w:r>
-        <w:rPr>
-          <w:rFonts w:ascii="Times New Roman" w:hAnsi="Times New Roman" w:cs="Times New Roman"/>
-          <w:lang w:eastAsia="ja-JP"/>
-        </w:rPr>
-        <w:t>(</w:t>
-      </w:r>
-      <w:r>
-        <w:rPr>
-          <w:rFonts w:ascii="Times New Roman" w:hAnsi="Times New Roman" w:cs="Times New Roman"/>
-          <w:i/>
-          <w:lang w:eastAsia="ja-JP"/>
-        </w:rPr>
-        <w:t>v</w:t>
-      </w:r>
-      <w:r>
-        <w:rPr>
-          <w:rFonts w:ascii="Times New Roman" w:hAnsi="Times New Roman" w:cs="Times New Roman"/>
-          <w:lang w:eastAsia="ja-JP"/>
-        </w:rPr>
-        <w:t>)</w:t>
-      </w:r>
-      <w:r>
-        <w:rPr>
-          <w:rFonts w:ascii="Times New Roman" w:hAnsi="Times New Roman" w:cs="Times New Roman"/>
-          <w:lang w:eastAsia="ja-JP"/>
-        </w:rPr>
-        <w:t>について，以下を行う．</w:t>
-      </w:r>
-    </w:p>
-    <w:p>
-      <w:pPr>
-        <w:pStyle w:val="a0"/>
-        <w:numPr>
-          <w:ilvl w:val="1"/>
-          <w:numId w:val="9"/>
-        </w:numPr>
-        <w:spacing w:after="0"/>
-        <w:jc w:val="left"/>
-        <w:rPr>
-          <w:rFonts w:ascii="Times New Roman" w:hAnsi="Times New Roman" w:cs="Times New Roman"/>
-          <w:lang w:eastAsia="ja-JP"/>
-        </w:rPr>
-      </w:pPr>
-      <w:r>
-        <w:rPr>
-          <w:rFonts w:ascii="Times New Roman" w:hAnsi="Times New Roman" w:cs="Times New Roman" w:hint="eastAsia"/>
-          <w:lang w:eastAsia="ja-JP"/>
-        </w:rPr>
-        <w:t>もし</w:t>
-      </w:r>
-      <w:r>
-        <w:rPr>
-          <w:rFonts w:ascii="Times New Roman" w:hAnsi="Times New Roman" w:cs="Times New Roman"/>
-          <w:i/>
-          <w:lang w:eastAsia="ja-JP"/>
-        </w:rPr>
-        <w:t>v</w:t>
-      </w:r>
-      <w:r>
-        <w:rPr>
-          <w:rFonts w:ascii="Times New Roman" w:hAnsi="Times New Roman" w:cs="Times New Roman"/>
-          <w:lang w:eastAsia="ja-JP"/>
-        </w:rPr>
-        <w:t>が</w:t>
-      </w:r>
-      <w:r>
-        <w:rPr>
-          <w:rFonts w:ascii="Times New Roman" w:hAnsi="Times New Roman" w:cs="Times New Roman"/>
-          <w:lang w:eastAsia="ja-JP"/>
-        </w:rPr>
-        <w:t>CL</w:t>
-      </w:r>
-      <w:r>
-        <w:rPr>
-          <w:rFonts w:ascii="Times New Roman" w:hAnsi="Times New Roman" w:cs="Times New Roman"/>
-          <w:lang w:eastAsia="ja-JP"/>
-        </w:rPr>
-        <w:t>に含まれ</w:t>
-      </w:r>
-      <w:r>
-        <w:rPr>
-          <w:rFonts w:ascii="Times New Roman" w:hAnsi="Times New Roman" w:cs="Times New Roman" w:hint="eastAsia"/>
-          <w:lang w:eastAsia="ja-JP"/>
-        </w:rPr>
-        <w:t>，かつ，</w:t>
-      </w:r>
-      <w:r>
-        <w:rPr>
-          <w:rFonts w:ascii="Times New Roman" w:hAnsi="Times New Roman" w:cs="Times New Roman"/>
-          <w:lang w:eastAsia="ja-JP"/>
-        </w:rPr>
-        <w:t>P</w:t>
-      </w:r>
-      <w:r>
-        <w:rPr>
-          <w:rFonts w:ascii="Times New Roman" w:hAnsi="Times New Roman" w:cs="Times New Roman"/>
-          <w:vertAlign w:val="subscript"/>
-          <w:lang w:eastAsia="ja-JP"/>
-        </w:rPr>
-        <w:t>A</w:t>
-      </w:r>
-      <w:r>
-        <w:rPr>
-          <w:rFonts w:ascii="Times New Roman" w:hAnsi="Times New Roman" w:cs="Times New Roman"/>
-          <w:lang w:eastAsia="ja-JP"/>
-        </w:rPr>
-        <w:t>中の</w:t>
-      </w:r>
-      <w:r>
-        <w:rPr>
-          <w:rFonts w:ascii="Times New Roman" w:hAnsi="Times New Roman" w:cs="Times New Roman"/>
-          <w:i/>
-          <w:lang w:eastAsia="ja-JP"/>
-        </w:rPr>
-        <w:t>v</w:t>
-      </w:r>
-      <w:r>
-        <w:rPr>
-          <w:rFonts w:ascii="Times New Roman" w:hAnsi="Times New Roman" w:cs="Times New Roman"/>
-          <w:lang w:eastAsia="ja-JP"/>
-        </w:rPr>
-        <w:t>の</w:t>
-      </w:r>
-      <m:oMath>
-        <m:r>
-          <w:rPr>
-            <w:rFonts w:ascii="Cambria Math" w:hAnsi="Cambria Math" w:cs="Times New Roman" w:hint="eastAsia"/>
-            <w:lang w:eastAsia="ja-JP"/>
-          </w:rPr>
-          <m:t>f</m:t>
-        </m:r>
-        <m:r>
-          <w:rPr>
-            <w:rFonts w:ascii="Cambria Math" w:hAnsi="Cambria Math" w:cs="Times New Roman"/>
-            <w:lang w:eastAsia="ja-JP"/>
-          </w:rPr>
-          <m:t>(v)</m:t>
-        </m:r>
-      </m:oMath>
-      <w:r>
-        <w:rPr>
-          <w:rFonts w:ascii="Times New Roman" w:hAnsi="Times New Roman" w:cs="Times New Roman"/>
-          <w:lang w:eastAsia="ja-JP"/>
-        </w:rPr>
-        <w:t>が</w:t>
-      </w:r>
-      <w:r>
-        <w:rPr>
-          <w:rFonts w:ascii="Times New Roman" w:hAnsi="Times New Roman" w:cs="Times New Roman"/>
-          <w:lang w:eastAsia="ja-JP"/>
-        </w:rPr>
-        <w:t>CL</w:t>
-      </w:r>
-      <w:r>
-        <w:rPr>
-          <w:rFonts w:ascii="Times New Roman" w:hAnsi="Times New Roman" w:cs="Times New Roman"/>
-          <w:lang w:eastAsia="ja-JP"/>
-        </w:rPr>
-        <w:t>中の</w:t>
-      </w:r>
-      <w:r>
-        <w:rPr>
-          <w:rFonts w:ascii="Times New Roman" w:hAnsi="Times New Roman" w:cs="Times New Roman"/>
-          <w:i/>
-          <w:lang w:eastAsia="ja-JP"/>
-        </w:rPr>
-        <w:t>v</w:t>
-      </w:r>
-      <w:r>
-        <w:rPr>
-          <w:rFonts w:ascii="Times New Roman" w:hAnsi="Times New Roman" w:cs="Times New Roman"/>
-          <w:lang w:eastAsia="ja-JP"/>
-        </w:rPr>
-        <w:t>の</w:t>
-      </w:r>
-      <m:oMath>
-        <m:r>
-          <w:rPr>
-            <w:rFonts w:ascii="Cambria Math" w:hAnsi="Cambria Math" w:cs="Times New Roman"/>
-            <w:lang w:eastAsia="ja-JP"/>
-          </w:rPr>
-          <m:t>f(v)</m:t>
-        </m:r>
-      </m:oMath>
-      <w:r>
-        <w:rPr>
-          <w:rFonts w:ascii="Times New Roman" w:hAnsi="Times New Roman" w:cs="Times New Roman" w:hint="eastAsia"/>
-          <w:lang w:eastAsia="ja-JP"/>
-        </w:rPr>
-        <w:t>以上</w:t>
-      </w:r>
-      <w:r>
-        <w:rPr>
-          <w:rFonts w:ascii="Times New Roman" w:hAnsi="Times New Roman" w:cs="Times New Roman" w:hint="eastAsia"/>
-          <w:lang w:eastAsia="ja-JP"/>
-        </w:rPr>
-        <w:t>なら，</w:t>
-      </w:r>
-      <w:r>
-        <w:rPr>
-          <w:rFonts w:ascii="Times New Roman" w:hAnsi="Times New Roman" w:cs="Times New Roman"/>
-          <w:lang w:eastAsia="ja-JP"/>
-        </w:rPr>
-        <w:br/>
-      </w:r>
-      <w:r>
-        <w:rPr>
-          <w:rFonts w:ascii="Times New Roman" w:hAnsi="Times New Roman" w:cs="Times New Roman"/>
-          <w:lang w:eastAsia="ja-JP"/>
-        </w:rPr>
-        <w:tab/>
-      </w:r>
-      <w:r>
-        <w:rPr>
-          <w:rFonts w:ascii="Times New Roman" w:hAnsi="Times New Roman" w:cs="Times New Roman"/>
-          <w:lang w:eastAsia="ja-JP"/>
-        </w:rPr>
-        <w:t>P</w:t>
-      </w:r>
-      <w:r>
-        <w:rPr>
-          <w:rFonts w:ascii="Times New Roman" w:hAnsi="Times New Roman" w:cs="Times New Roman"/>
-          <w:vertAlign w:val="subscript"/>
-          <w:lang w:eastAsia="ja-JP"/>
-        </w:rPr>
-        <w:t>A</w:t>
-      </w:r>
-      <w:r>
-        <w:rPr>
-          <w:rFonts w:ascii="Times New Roman" w:hAnsi="Times New Roman" w:cs="Times New Roman"/>
-          <w:lang w:eastAsia="ja-JP"/>
-        </w:rPr>
-        <w:t>から</w:t>
-      </w:r>
-      <w:r>
-        <w:rPr>
-          <w:rFonts w:ascii="Times New Roman" w:hAnsi="Times New Roman" w:cs="Times New Roman"/>
-          <w:i/>
-          <w:lang w:eastAsia="ja-JP"/>
-        </w:rPr>
-        <w:t>v</w:t>
-      </w:r>
-      <w:r>
-        <w:rPr>
-          <w:rFonts w:ascii="Times New Roman" w:hAnsi="Times New Roman" w:cs="Times New Roman"/>
-          <w:lang w:eastAsia="ja-JP"/>
-        </w:rPr>
-        <w:t>を取り除く</w:t>
-      </w:r>
-      <w:r>
-        <w:rPr>
-          <w:rFonts w:ascii="Times New Roman" w:hAnsi="Times New Roman" w:cs="Times New Roman"/>
-          <w:lang w:eastAsia="ja-JP"/>
-        </w:rPr>
-        <w:t>;</w:t>
-      </w:r>
-      <w:r>
-        <w:rPr>
-          <w:rFonts w:ascii="Times New Roman" w:hAnsi="Times New Roman" w:cs="Times New Roman"/>
-          <w:lang w:eastAsia="ja-JP"/>
-        </w:rPr>
-        <w:tab/>
-      </w:r>
-      <w:r>
-        <w:rPr>
-          <w:rFonts w:ascii="Times New Roman" w:hAnsi="Times New Roman" w:cs="Times New Roman"/>
-          <w:lang w:eastAsia="ja-JP"/>
-        </w:rPr>
-        <w:tab/>
-      </w:r>
-      <w:r>
-        <w:rPr>
-          <w:rFonts w:ascii="Times New Roman" w:hAnsi="Times New Roman" w:cs="Times New Roman" w:hint="eastAsia"/>
-          <w:color w:val="006600"/>
-          <w:lang w:eastAsia="ja-JP"/>
-        </w:rPr>
-        <w:t>/</w:t>
-      </w:r>
-      <w:r>
-        <w:rPr>
-          <w:rFonts w:ascii="Times New Roman" w:hAnsi="Times New Roman" w:cs="Times New Roman"/>
-          <w:color w:val="006600"/>
-          <w:lang w:eastAsia="ja-JP"/>
-        </w:rPr>
-        <w:t>/</w:t>
-      </w:r>
-      <w:r>
-        <w:rPr>
-          <w:rFonts w:ascii="Times New Roman" w:hAnsi="Times New Roman" w:cs="Times New Roman" w:hint="eastAsia"/>
-          <w:color w:val="006600"/>
-          <w:lang w:eastAsia="ja-JP"/>
-        </w:rPr>
-        <w:t xml:space="preserve"> </w:t>
-      </w:r>
-      <w:r>
-        <w:rPr>
-          <w:rFonts w:ascii="Times New Roman" w:hAnsi="Times New Roman" w:cs="Times New Roman" w:hint="eastAsia"/>
-          <w:color w:val="006600"/>
-          <w:lang w:eastAsia="ja-JP"/>
-        </w:rPr>
-        <w:t>探索済みの状態を除外</w:t>
-      </w:r>
-    </w:p>
-    <w:p>
-      <w:pPr>
-        <w:pStyle w:val="a0"/>
-        <w:numPr>
-          <w:ilvl w:val="1"/>
-          <w:numId w:val="9"/>
-        </w:numPr>
-        <w:spacing w:after="0"/>
-        <w:jc w:val="left"/>
-        <w:rPr>
-          <w:rFonts w:ascii="Times New Roman" w:hAnsi="Times New Roman" w:cs="Times New Roman"/>
-          <w:lang w:eastAsia="ja-JP"/>
-        </w:rPr>
-      </w:pPr>
-      <w:r>
-        <w:rPr>
-          <w:rFonts w:ascii="Times New Roman" w:hAnsi="Times New Roman" w:cs="Times New Roman" w:hint="eastAsia"/>
-          <w:lang w:eastAsia="ja-JP"/>
-        </w:rPr>
-        <w:t>もし</w:t>
-      </w:r>
-      <w:r>
-        <w:rPr>
-          <w:rFonts w:ascii="Times New Roman" w:hAnsi="Times New Roman" w:cs="Times New Roman"/>
-          <w:i/>
-          <w:lang w:eastAsia="ja-JP"/>
-        </w:rPr>
-        <w:t>v</w:t>
-      </w:r>
-      <w:r>
-        <w:rPr>
-          <w:rFonts w:ascii="Times New Roman" w:hAnsi="Times New Roman" w:cs="Times New Roman"/>
-          <w:lang w:eastAsia="ja-JP"/>
-        </w:rPr>
-        <w:t>が</w:t>
-      </w:r>
-      <w:r>
-        <w:rPr>
-          <w:rFonts w:ascii="Times New Roman" w:hAnsi="Times New Roman" w:cs="Times New Roman"/>
-          <w:lang w:eastAsia="ja-JP"/>
-        </w:rPr>
-        <w:t>CL</w:t>
-      </w:r>
-      <w:r>
-        <w:rPr>
-          <w:rFonts w:ascii="Times New Roman" w:hAnsi="Times New Roman" w:cs="Times New Roman"/>
-          <w:lang w:eastAsia="ja-JP"/>
-        </w:rPr>
-        <w:t>に含まれ</w:t>
-      </w:r>
-      <w:r>
-        <w:rPr>
-          <w:rFonts w:ascii="Times New Roman" w:hAnsi="Times New Roman" w:cs="Times New Roman" w:hint="eastAsia"/>
-          <w:lang w:eastAsia="ja-JP"/>
-        </w:rPr>
-        <w:t>，かつ，</w:t>
-      </w:r>
-      <w:r>
-        <w:rPr>
-          <w:rFonts w:ascii="Times New Roman" w:hAnsi="Times New Roman" w:cs="Times New Roman"/>
-          <w:lang w:eastAsia="ja-JP"/>
-        </w:rPr>
-        <w:t>P</w:t>
-      </w:r>
-      <w:r>
-        <w:rPr>
-          <w:rFonts w:ascii="Times New Roman" w:hAnsi="Times New Roman" w:cs="Times New Roman"/>
-          <w:vertAlign w:val="subscript"/>
-          <w:lang w:eastAsia="ja-JP"/>
-        </w:rPr>
-        <w:t>A</w:t>
-      </w:r>
-      <w:r>
-        <w:rPr>
-          <w:rFonts w:ascii="Times New Roman" w:hAnsi="Times New Roman" w:cs="Times New Roman"/>
-          <w:lang w:eastAsia="ja-JP"/>
-        </w:rPr>
-        <w:t>中の</w:t>
-      </w:r>
-      <w:r>
-        <w:rPr>
-          <w:rFonts w:ascii="Times New Roman" w:hAnsi="Times New Roman" w:cs="Times New Roman"/>
-          <w:i/>
-          <w:lang w:eastAsia="ja-JP"/>
-        </w:rPr>
-        <w:t>v</w:t>
-      </w:r>
-      <w:r>
-        <w:rPr>
-          <w:rFonts w:ascii="Times New Roman" w:hAnsi="Times New Roman" w:cs="Times New Roman"/>
-          <w:lang w:eastAsia="ja-JP"/>
-        </w:rPr>
-        <w:t>の</w:t>
-      </w:r>
-      <m:oMath>
-        <m:r>
-          <w:rPr>
-            <w:rFonts w:ascii="Cambria Math" w:hAnsi="Cambria Math" w:cs="Times New Roman"/>
-            <w:lang w:eastAsia="ja-JP"/>
-          </w:rPr>
-          <m:t>f(v)</m:t>
-        </m:r>
-      </m:oMath>
-      <w:r>
-        <w:rPr>
-          <w:rFonts w:ascii="Times New Roman" w:hAnsi="Times New Roman" w:cs="Times New Roman"/>
-          <w:lang w:eastAsia="ja-JP"/>
-        </w:rPr>
-        <w:t>が</w:t>
-      </w:r>
-      <w:r>
-        <w:rPr>
-          <w:rFonts w:ascii="Times New Roman" w:hAnsi="Times New Roman" w:cs="Times New Roman"/>
-          <w:lang w:eastAsia="ja-JP"/>
-        </w:rPr>
-        <w:t>CL</w:t>
-      </w:r>
-      <w:r>
-        <w:rPr>
-          <w:rFonts w:ascii="Times New Roman" w:hAnsi="Times New Roman" w:cs="Times New Roman"/>
-          <w:lang w:eastAsia="ja-JP"/>
-        </w:rPr>
-        <w:t>中の</w:t>
-      </w:r>
-      <w:r>
-        <w:rPr>
-          <w:rFonts w:ascii="Times New Roman" w:hAnsi="Times New Roman" w:cs="Times New Roman"/>
-          <w:i/>
-          <w:lang w:eastAsia="ja-JP"/>
-        </w:rPr>
-        <w:t>v</w:t>
-      </w:r>
-      <w:r>
-        <w:rPr>
-          <w:rFonts w:ascii="Times New Roman" w:hAnsi="Times New Roman" w:cs="Times New Roman"/>
-          <w:lang w:eastAsia="ja-JP"/>
-        </w:rPr>
-        <w:t>の</w:t>
-      </w:r>
-      <m:oMath>
-        <m:r>
-          <w:rPr>
-            <w:rFonts w:ascii="Cambria Math" w:hAnsi="Cambria Math" w:cs="Times New Roman"/>
-            <w:lang w:eastAsia="ja-JP"/>
-          </w:rPr>
-          <m:t>f(v)</m:t>
-        </m:r>
-      </m:oMath>
-      <w:r>
-        <w:rPr>
-          <w:rFonts w:ascii="Times New Roman" w:hAnsi="Times New Roman" w:cs="Times New Roman" w:hint="eastAsia"/>
-          <w:lang w:eastAsia="ja-JP"/>
-        </w:rPr>
-        <w:t>未満なら，</w:t>
-      </w:r>
-      <w:r>
-        <w:rPr>
-          <w:rFonts w:ascii="Times New Roman" w:hAnsi="Times New Roman" w:cs="Times New Roman"/>
-          <w:lang w:eastAsia="ja-JP"/>
-        </w:rPr>
-        <w:br/>
-      </w:r>
-      <w:r>
-        <w:rPr>
-          <w:rFonts w:ascii="Times New Roman" w:hAnsi="Times New Roman" w:cs="Times New Roman"/>
-          <w:lang w:eastAsia="ja-JP"/>
-        </w:rPr>
-        <w:tab/>
-      </w:r>
-      <w:r>
-        <w:rPr>
-          <w:rFonts w:ascii="Times New Roman" w:hAnsi="Times New Roman" w:cs="Times New Roman" w:hint="eastAsia"/>
-          <w:lang w:eastAsia="ja-JP"/>
-        </w:rPr>
-        <w:t>CL</w:t>
-      </w:r>
-      <w:r>
-        <w:rPr>
-          <w:rFonts w:ascii="Times New Roman" w:hAnsi="Times New Roman" w:cs="Times New Roman"/>
-          <w:lang w:eastAsia="ja-JP"/>
-        </w:rPr>
-        <w:t>から</w:t>
-      </w:r>
-      <w:r>
-        <w:rPr>
-          <w:rFonts w:ascii="Times New Roman" w:hAnsi="Times New Roman" w:cs="Times New Roman"/>
-          <w:i/>
-          <w:lang w:eastAsia="ja-JP"/>
-        </w:rPr>
-        <w:t>v</w:t>
-      </w:r>
-      <w:r>
-        <w:rPr>
-          <w:rFonts w:ascii="Times New Roman" w:hAnsi="Times New Roman" w:cs="Times New Roman"/>
-          <w:lang w:eastAsia="ja-JP"/>
-        </w:rPr>
-        <w:t>を取り除く</w:t>
-      </w:r>
-      <w:r>
-        <w:rPr>
-          <w:rFonts w:ascii="Times New Roman" w:hAnsi="Times New Roman" w:cs="Times New Roman"/>
-          <w:lang w:eastAsia="ja-JP"/>
-        </w:rPr>
-        <w:t>;</w:t>
-      </w:r>
-      <w:r>
-        <w:rPr>
-          <w:rFonts w:ascii="Times New Roman" w:hAnsi="Times New Roman" w:cs="Times New Roman"/>
-          <w:lang w:eastAsia="ja-JP"/>
-        </w:rPr>
-        <w:t xml:space="preserve"> </w:t>
-      </w:r>
-      <w:r>
-        <w:rPr>
-          <w:rFonts w:ascii="Times New Roman" w:hAnsi="Times New Roman" w:cs="Times New Roman"/>
-          <w:lang w:eastAsia="ja-JP"/>
-        </w:rPr>
-        <w:tab/>
-      </w:r>
-      <w:r>
-        <w:rPr>
-          <w:rFonts w:ascii="Times New Roman" w:hAnsi="Times New Roman" w:cs="Times New Roman" w:hint="eastAsia"/>
-          <w:color w:val="006600"/>
-          <w:lang w:eastAsia="ja-JP"/>
-        </w:rPr>
-        <w:t>/</w:t>
-      </w:r>
-      <w:r>
-        <w:rPr>
-          <w:rFonts w:ascii="Times New Roman" w:hAnsi="Times New Roman" w:cs="Times New Roman"/>
-          <w:color w:val="006600"/>
-          <w:lang w:eastAsia="ja-JP"/>
-        </w:rPr>
-        <w:t>/</w:t>
-      </w:r>
-      <w:r>
-        <w:rPr>
-          <w:rFonts w:ascii="Times New Roman" w:hAnsi="Times New Roman" w:cs="Times New Roman" w:hint="eastAsia"/>
-          <w:color w:val="006600"/>
-          <w:lang w:eastAsia="ja-JP"/>
-        </w:rPr>
-        <w:t xml:space="preserve"> </w:t>
-      </w:r>
-      <w:r>
-        <w:rPr>
-          <w:rFonts w:ascii="Times New Roman" w:hAnsi="Times New Roman" w:cs="Times New Roman" w:hint="eastAsia"/>
-          <w:color w:val="006600"/>
-          <w:lang w:eastAsia="ja-JP"/>
-        </w:rPr>
-        <w:t>s</w:t>
-      </w:r>
-      <w:r>
-        <w:rPr>
-          <w:rFonts w:ascii="Times New Roman" w:hAnsi="Times New Roman" w:cs="Times New Roman" w:hint="eastAsia"/>
-          <w:color w:val="006600"/>
-          <w:lang w:eastAsia="ja-JP"/>
-        </w:rPr>
-        <w:t>～</w:t>
-      </w:r>
-      <w:r>
-        <w:rPr>
-          <w:rFonts w:ascii="Times New Roman" w:hAnsi="Times New Roman" w:cs="Times New Roman" w:hint="eastAsia"/>
-          <w:i/>
-          <w:color w:val="006600"/>
-          <w:lang w:eastAsia="ja-JP"/>
-        </w:rPr>
-        <w:t>v</w:t>
-      </w:r>
-      <w:r>
-        <w:rPr>
-          <w:rFonts w:ascii="Times New Roman" w:hAnsi="Times New Roman" w:cs="Times New Roman" w:hint="eastAsia"/>
-          <w:color w:val="006600"/>
-          <w:lang w:eastAsia="ja-JP"/>
-        </w:rPr>
-        <w:t>の</w:t>
-      </w:r>
-      <w:r>
-        <w:rPr>
-          <w:rFonts w:ascii="Times New Roman" w:hAnsi="Times New Roman" w:cs="Times New Roman" w:hint="eastAsia"/>
-          <w:color w:val="006600"/>
-          <w:lang w:eastAsia="ja-JP"/>
-        </w:rPr>
-        <w:t>コスト</w:t>
-      </w:r>
-      <m:oMath>
-        <m:r>
-          <w:rPr>
-            <w:rFonts w:ascii="Cambria Math" w:hAnsi="Cambria Math" w:cs="Times New Roman" w:hint="eastAsia"/>
-            <w:color w:val="006600"/>
-            <w:lang w:eastAsia="ja-JP"/>
-          </w:rPr>
-          <m:t>g(v)</m:t>
-        </m:r>
-      </m:oMath>
-      <w:r>
-        <w:rPr>
-          <w:rFonts w:ascii="Times New Roman" w:hAnsi="Times New Roman" w:cs="Times New Roman" w:hint="eastAsia"/>
-          <w:color w:val="006600"/>
-          <w:lang w:eastAsia="ja-JP"/>
-        </w:rPr>
-        <w:t>が更新され</w:t>
-      </w:r>
-      <w:r>
-        <w:rPr>
-          <w:rFonts w:ascii="Times New Roman" w:hAnsi="Times New Roman" w:cs="Times New Roman" w:hint="eastAsia"/>
-          <w:color w:val="006600"/>
-          <w:lang w:eastAsia="ja-JP"/>
-        </w:rPr>
-        <w:t>た</w:t>
-      </w:r>
-      <w:r>
-        <w:rPr>
-          <w:rFonts w:ascii="Times New Roman" w:hAnsi="Times New Roman" w:cs="Times New Roman" w:hint="eastAsia"/>
-          <w:color w:val="006600"/>
-          <w:lang w:eastAsia="ja-JP"/>
-        </w:rPr>
-        <w:t>場合</w:t>
-      </w:r>
-      <w:r>
-        <w:rPr>
-          <w:rFonts w:ascii="Times New Roman" w:hAnsi="Times New Roman" w:cs="Times New Roman" w:hint="eastAsia"/>
-          <w:color w:val="006600"/>
-          <w:lang w:eastAsia="ja-JP"/>
-        </w:rPr>
-        <w:t>，</w:t>
-      </w:r>
-      <w:r>
-        <w:rPr>
-          <w:rFonts w:ascii="Times New Roman" w:hAnsi="Times New Roman" w:cs="Times New Roman"/>
-          <w:color w:val="006600"/>
-          <w:lang w:eastAsia="ja-JP"/>
-        </w:rPr>
-        <w:t xml:space="preserve"> </w:t>
-      </w:r>
-      <w:r>
-        <w:rPr>
-          <w:rFonts w:ascii="Times New Roman" w:hAnsi="Times New Roman" w:cs="Times New Roman"/>
-          <w:color w:val="006600"/>
-          <w:lang w:eastAsia="ja-JP"/>
-        </w:rPr>
-        <w:br/>
-      </w:r>
-      <w:r>
-        <w:rPr>
-          <w:rFonts w:ascii="Times New Roman" w:hAnsi="Times New Roman" w:cs="Times New Roman"/>
-          <w:lang w:eastAsia="ja-JP"/>
-        </w:rPr>
-        <w:tab/>
-      </w:r>
-      <w:r>
-        <w:rPr>
-          <w:rFonts w:ascii="Times New Roman" w:hAnsi="Times New Roman" w:cs="Times New Roman"/>
-          <w:lang w:eastAsia="ja-JP"/>
-        </w:rPr>
-        <w:tab/>
-      </w:r>
-      <w:r>
-        <w:rPr>
-          <w:rFonts w:ascii="Times New Roman" w:hAnsi="Times New Roman" w:cs="Times New Roman"/>
-          <w:lang w:eastAsia="ja-JP"/>
-        </w:rPr>
-        <w:tab/>
-      </w:r>
-      <w:r>
-        <w:rPr>
-          <w:rFonts w:ascii="Times New Roman" w:hAnsi="Times New Roman" w:cs="Times New Roman"/>
-          <w:lang w:eastAsia="ja-JP"/>
-        </w:rPr>
-        <w:tab/>
-      </w:r>
-      <w:r>
-        <w:rPr>
-          <w:rFonts w:ascii="Times New Roman" w:hAnsi="Times New Roman" w:cs="Times New Roman"/>
-          <w:lang w:eastAsia="ja-JP"/>
-        </w:rPr>
-        <w:tab/>
-      </w:r>
-      <w:r>
-        <w:rPr>
-          <w:rFonts w:ascii="Times New Roman" w:hAnsi="Times New Roman" w:cs="Times New Roman" w:hint="eastAsia"/>
-          <w:color w:val="006600"/>
-          <w:lang w:eastAsia="ja-JP"/>
-        </w:rPr>
-        <w:t>/</w:t>
-      </w:r>
-      <w:r>
-        <w:rPr>
-          <w:rFonts w:ascii="Times New Roman" w:hAnsi="Times New Roman" w:cs="Times New Roman"/>
-          <w:color w:val="006600"/>
-          <w:lang w:eastAsia="ja-JP"/>
-        </w:rPr>
-        <w:t>/</w:t>
-      </w:r>
-      <w:r>
-        <w:rPr>
-          <w:rFonts w:ascii="Times New Roman" w:hAnsi="Times New Roman" w:cs="Times New Roman" w:hint="eastAsia"/>
-          <w:color w:val="006600"/>
-          <w:lang w:eastAsia="ja-JP"/>
-        </w:rPr>
-        <w:t xml:space="preserve"> </w:t>
-      </w:r>
-      <w:r>
-        <w:rPr>
-          <w:rFonts w:ascii="Times New Roman" w:hAnsi="Times New Roman" w:cs="Times New Roman" w:hint="eastAsia"/>
-          <w:i/>
-          <w:color w:val="006600"/>
-          <w:lang w:eastAsia="ja-JP"/>
-        </w:rPr>
-        <w:t>v</w:t>
-      </w:r>
-      <w:r>
-        <w:rPr>
-          <w:rFonts w:ascii="Times New Roman" w:hAnsi="Times New Roman" w:cs="Times New Roman" w:hint="eastAsia"/>
-          <w:color w:val="006600"/>
-          <w:lang w:eastAsia="ja-JP"/>
-        </w:rPr>
-        <w:t>を</w:t>
-      </w:r>
-      <w:r>
-        <w:rPr>
-          <w:rFonts w:ascii="Times New Roman" w:hAnsi="Times New Roman" w:cs="Times New Roman" w:hint="eastAsia"/>
-          <w:color w:val="006600"/>
-          <w:lang w:eastAsia="ja-JP"/>
-        </w:rPr>
-        <w:t>CL</w:t>
-      </w:r>
-      <w:r>
-        <w:rPr>
-          <w:rFonts w:ascii="Times New Roman" w:hAnsi="Times New Roman" w:cs="Times New Roman" w:hint="eastAsia"/>
-          <w:color w:val="006600"/>
-          <w:lang w:eastAsia="ja-JP"/>
-        </w:rPr>
-        <w:t>から</w:t>
-      </w:r>
-      <w:r>
-        <w:rPr>
-          <w:rFonts w:ascii="Times New Roman" w:hAnsi="Times New Roman" w:cs="Times New Roman" w:hint="eastAsia"/>
-          <w:color w:val="006600"/>
-          <w:lang w:eastAsia="ja-JP"/>
-        </w:rPr>
-        <w:t>OL</w:t>
-      </w:r>
-      <w:r>
-        <w:rPr>
-          <w:rFonts w:ascii="Times New Roman" w:hAnsi="Times New Roman" w:cs="Times New Roman" w:hint="eastAsia"/>
-          <w:color w:val="006600"/>
-          <w:lang w:eastAsia="ja-JP"/>
-        </w:rPr>
-        <w:t>に戻す</w:t>
-      </w:r>
-    </w:p>
-    <w:p>
-      <w:pPr>
-        <w:pStyle w:val="a0"/>
-        <w:numPr>
-          <w:ilvl w:val="0"/>
-          <w:numId w:val="9"/>
-        </w:numPr>
-        <w:spacing w:after="0"/>
-        <w:rPr>
-          <w:rFonts w:ascii="Times New Roman" w:hAnsi="Times New Roman" w:cs="Times New Roman"/>
-          <w:lang w:eastAsia="ja-JP"/>
-        </w:rPr>
-      </w:pPr>
-      <w:r>
-        <w:rPr>
-          <w:rFonts w:ascii="Times New Roman" w:hAnsi="Times New Roman" w:cs="Times New Roman"/>
-          <w:lang w:eastAsia="ja-JP"/>
-        </w:rPr>
-        <w:t>OL ←</w:t>
-      </w:r>
-      <w:r>
-        <w:rPr>
-          <w:rFonts w:ascii="Times New Roman" w:hAnsi="Times New Roman" w:cs="Times New Roman"/>
-          <w:lang w:eastAsia="ja-JP"/>
-        </w:rPr>
-        <w:t xml:space="preserve"> </w:t>
-      </w:r>
-      <w:r>
-        <w:rPr>
-          <w:rFonts w:ascii="Times New Roman" w:hAnsi="Times New Roman" w:cs="Times New Roman" w:hint="eastAsia"/>
-          <w:lang w:eastAsia="ja-JP"/>
-        </w:rPr>
-        <w:t>sort(</w:t>
-      </w:r>
-      <w:r>
-        <w:rPr>
-          <w:rFonts w:ascii="Times New Roman" w:hAnsi="Times New Roman" w:cs="Times New Roman"/>
-          <w:lang w:eastAsia="ja-JP"/>
-        </w:rPr>
-        <w:t>OL</w:t>
-      </w:r>
-      <w:r>
-        <w:rPr>
-          <w:rFonts w:ascii="Times New Roman" w:hAnsi="Times New Roman" w:cs="Times New Roman" w:hint="eastAsia"/>
-          <w:lang w:eastAsia="ja-JP"/>
-        </w:rPr>
-        <w:t xml:space="preserve"> + </w:t>
-      </w:r>
-      <w:r>
-        <w:rPr>
-          <w:rFonts w:ascii="Times New Roman" w:hAnsi="Times New Roman" w:cs="Times New Roman"/>
-          <w:lang w:eastAsia="ja-JP"/>
-        </w:rPr>
-        <w:t>P</w:t>
-      </w:r>
-      <w:r>
-        <w:rPr>
-          <w:rFonts w:ascii="Times New Roman" w:hAnsi="Times New Roman" w:cs="Times New Roman"/>
-          <w:vertAlign w:val="subscript"/>
-          <w:lang w:eastAsia="ja-JP"/>
-        </w:rPr>
-        <w:t>A</w:t>
-      </w:r>
-      <w:r>
-        <w:rPr>
-          <w:rFonts w:ascii="Times New Roman" w:hAnsi="Times New Roman" w:cs="Times New Roman"/>
-          <w:lang w:eastAsia="ja-JP"/>
-        </w:rPr>
-        <w:t>)</w:t>
-      </w:r>
-      <w:r>
-        <w:rPr>
-          <w:rFonts w:ascii="Times New Roman" w:hAnsi="Times New Roman" w:cs="Times New Roman"/>
-          <w:lang w:eastAsia="ja-JP"/>
-        </w:rPr>
-        <w:t>;</w:t>
-      </w:r>
-      <w:r>
-        <w:rPr>
-          <w:rFonts w:ascii="Times New Roman" w:hAnsi="Times New Roman" w:cs="Times New Roman"/>
-          <w:lang w:eastAsia="ja-JP"/>
-        </w:rPr>
-        <w:tab/>
-      </w:r>
-      <w:r>
-        <w:rPr>
-          <w:rFonts w:ascii="Times New Roman" w:hAnsi="Times New Roman" w:cs="Times New Roman"/>
-          <w:color w:val="006600"/>
-          <w:lang w:eastAsia="ja-JP"/>
-        </w:rPr>
-        <w:t>//</w:t>
-      </w:r>
-      <w:r>
-        <w:rPr>
-          <w:rFonts w:ascii="Times New Roman" w:hAnsi="Times New Roman" w:cs="Times New Roman"/>
-          <w:color w:val="006600"/>
-          <w:lang w:eastAsia="ja-JP"/>
-        </w:rPr>
-        <w:t xml:space="preserve"> </w:t>
-      </w:r>
-      <w:r>
-        <w:rPr>
-          <w:rFonts w:ascii="Times New Roman" w:hAnsi="Times New Roman" w:cs="Times New Roman" w:hint="eastAsia"/>
-          <w:color w:val="006600"/>
-          <w:lang w:eastAsia="ja-JP"/>
-        </w:rPr>
-        <w:t>評価値</w:t>
-      </w:r>
-      <w:r>
-        <w:rPr>
-          <w:rFonts w:ascii="Times New Roman" w:hAnsi="Times New Roman" w:cs="Times New Roman" w:hint="eastAsia"/>
-          <w:color w:val="006600"/>
-          <w:lang w:eastAsia="ja-JP"/>
-        </w:rPr>
-        <w:t>(</w:t>
-      </w:r>
-      <w:r>
-        <w:rPr>
-          <w:rFonts w:ascii="Times New Roman" w:hAnsi="Times New Roman" w:cs="Times New Roman" w:hint="eastAsia"/>
-          <w:color w:val="006600"/>
-          <w:lang w:eastAsia="ja-JP"/>
-        </w:rPr>
-        <w:t>評価コスト</w:t>
-      </w:r>
-      <w:r>
-        <w:rPr>
-          <w:rFonts w:ascii="Times New Roman" w:hAnsi="Times New Roman" w:cs="Times New Roman" w:hint="eastAsia"/>
-          <w:color w:val="006600"/>
-          <w:lang w:eastAsia="ja-JP"/>
-        </w:rPr>
-        <w:t>)</w:t>
-      </w:r>
-      <w:r>
-        <w:rPr>
-          <w:rFonts w:ascii="Times New Roman" w:hAnsi="Times New Roman" w:cs="Times New Roman" w:hint="eastAsia"/>
-          <w:color w:val="006600"/>
-          <w:lang w:eastAsia="ja-JP"/>
-        </w:rPr>
-        <w:t>の昇順に並べ替える</w:t>
-      </w:r>
-    </w:p>
-    <w:p>
-      <w:pPr>
-        <w:pStyle w:val="a0"/>
-        <w:numPr>
-          <w:ilvl w:val="0"/>
-          <w:numId w:val="9"/>
-        </w:numPr>
-        <w:spacing w:after="0"/>
-        <w:rPr>
-          <w:rFonts w:ascii="Times New Roman" w:hAnsi="Times New Roman" w:cs="Times New Roman"/>
-          <w:lang w:eastAsia="ja-JP"/>
-        </w:rPr>
-      </w:pPr>
-      <w:r>
-        <w:rPr>
-          <w:rFonts w:ascii="Times New Roman" w:hAnsi="Times New Roman" w:cs="Times New Roman"/>
-          <w:lang w:eastAsia="ja-JP"/>
-        </w:rPr>
-        <w:t>OL ← uniq(OL);</w:t>
-      </w:r>
-      <w:r>
-        <w:rPr>
-          <w:rFonts w:ascii="Times New Roman" w:hAnsi="Times New Roman" w:cs="Times New Roman"/>
-          <w:lang w:eastAsia="ja-JP"/>
-        </w:rPr>
-        <w:t xml:space="preserve"> </w:t>
-      </w:r>
-      <w:r>
-        <w:rPr>
-          <w:rFonts w:ascii="Times New Roman" w:hAnsi="Times New Roman" w:cs="Times New Roman"/>
-          <w:lang w:eastAsia="ja-JP"/>
-        </w:rPr>
-        <w:tab/>
-      </w:r>
-      <w:r>
-        <w:rPr>
-          <w:rFonts w:ascii="Times New Roman" w:hAnsi="Times New Roman" w:cs="Times New Roman"/>
-          <w:lang w:eastAsia="ja-JP"/>
-        </w:rPr>
-        <w:tab/>
-      </w:r>
-      <w:r>
-        <w:rPr>
-          <w:rFonts w:ascii="Times New Roman" w:hAnsi="Times New Roman" w:cs="Times New Roman"/>
-          <w:color w:val="006600"/>
-          <w:lang w:eastAsia="ja-JP"/>
-        </w:rPr>
-        <w:t>//</w:t>
-      </w:r>
-      <w:r>
-        <w:rPr>
-          <w:rFonts w:ascii="Times New Roman" w:hAnsi="Times New Roman" w:cs="Times New Roman"/>
-          <w:color w:val="006600"/>
-          <w:lang w:eastAsia="ja-JP"/>
-        </w:rPr>
-        <w:t xml:space="preserve"> </w:t>
-      </w:r>
-      <w:r>
-        <w:rPr>
-          <w:rFonts w:ascii="Times New Roman" w:hAnsi="Times New Roman" w:cs="Times New Roman" w:hint="eastAsia"/>
-          <w:color w:val="006600"/>
-          <w:lang w:eastAsia="ja-JP"/>
-        </w:rPr>
-        <w:t>重複は，評価値</w:t>
-      </w:r>
-      <w:r>
-        <w:rPr>
-          <w:rFonts w:ascii="Times New Roman" w:hAnsi="Times New Roman" w:cs="Times New Roman" w:hint="eastAsia"/>
-          <w:color w:val="006600"/>
-          <w:lang w:eastAsia="ja-JP"/>
-        </w:rPr>
-        <w:t>(</w:t>
-      </w:r>
-      <w:r>
-        <w:rPr>
-          <w:rFonts w:ascii="Times New Roman" w:hAnsi="Times New Roman" w:cs="Times New Roman" w:hint="eastAsia"/>
-          <w:color w:val="006600"/>
-          <w:lang w:eastAsia="ja-JP"/>
-        </w:rPr>
-        <w:t>評価コスト</w:t>
-      </w:r>
-      <w:r>
-        <w:rPr>
-          <w:rFonts w:ascii="Times New Roman" w:hAnsi="Times New Roman" w:cs="Times New Roman" w:hint="eastAsia"/>
-          <w:color w:val="006600"/>
-          <w:lang w:eastAsia="ja-JP"/>
-        </w:rPr>
-        <w:t>)</w:t>
-      </w:r>
-      <w:r>
-        <w:rPr>
-          <w:rFonts w:ascii="Times New Roman" w:hAnsi="Times New Roman" w:cs="Times New Roman" w:hint="eastAsia"/>
-          <w:color w:val="006600"/>
-          <w:lang w:eastAsia="ja-JP"/>
-        </w:rPr>
-        <w:t>の悪いものを除去</w:t>
-      </w:r>
-    </w:p>
-    <w:p>
-      <w:pPr>
-        <w:pStyle w:val="a0"/>
-        <w:numPr>
-          <w:ilvl w:val="0"/>
-          <w:numId w:val="9"/>
-        </w:numPr>
-        <w:rPr>
-          <w:rFonts w:ascii="Times New Roman" w:hAnsi="Times New Roman" w:cs="Times New Roman"/>
-          <w:lang w:eastAsia="ja-JP"/>
-        </w:rPr>
-      </w:pPr>
-      <w:r>
-        <w:rPr>
-          <w:rFonts w:ascii="Times New Roman" w:hAnsi="Times New Roman" w:cs="Times New Roman"/>
-          <w:lang w:eastAsia="ja-JP"/>
-        </w:rPr>
-        <w:t>goto 2</w:t>
-      </w:r>
-    </w:p>
-    <w:p>
-      <w:pPr>
-        <w:pStyle w:val="a0"/>
-        <w:numPr>
-          <w:ilvl w:val="1"/>
-          <w:numId w:val="6"/>
-        </w:numPr>
-        <w:spacing w:after="0"/>
-        <w:ind w:left="357" w:hanging="357"/>
-        <w:rPr>
-          <w:rFonts w:ascii="Times New Roman" w:hAnsi="Times New Roman" w:cs="Times New Roman"/>
-          <w:lang w:eastAsia="ja-JP"/>
-        </w:rPr>
-      </w:pPr>
-      <w:r>
-        <w:rPr>
-          <w:rFonts w:ascii="Times New Roman" w:hAnsi="Times New Roman" w:cs="Times New Roman"/>
-          <w:lang w:eastAsia="ja-JP"/>
-        </w:rPr>
-        <w:t>P</w:t>
-      </w:r>
-      <w:r>
-        <w:rPr>
-          <w:rFonts w:ascii="Times New Roman" w:hAnsi="Times New Roman" w:cs="Times New Roman"/>
-          <w:vertAlign w:val="subscript"/>
-          <w:lang w:eastAsia="ja-JP"/>
-        </w:rPr>
-        <w:t>A</w:t>
-      </w:r>
-      <w:r>
-        <w:rPr>
-          <w:rFonts w:ascii="Times New Roman" w:hAnsi="Times New Roman" w:cs="Times New Roman"/>
-          <w:lang w:eastAsia="ja-JP"/>
-        </w:rPr>
-        <w:t>中の</w:t>
-      </w:r>
-      <w:r>
-        <w:rPr>
-          <w:rFonts w:ascii="Times New Roman" w:hAnsi="Times New Roman" w:cs="Times New Roman"/>
-          <w:i/>
-          <w:lang w:eastAsia="ja-JP"/>
-        </w:rPr>
-        <w:t>v</w:t>
-      </w:r>
-      <w:r>
-        <w:rPr>
-          <w:rFonts w:ascii="Times New Roman" w:hAnsi="Times New Roman" w:cs="Times New Roman"/>
-          <w:lang w:eastAsia="ja-JP"/>
-        </w:rPr>
-        <w:t>の</w:t>
-      </w:r>
-      <m:oMath>
-        <m:r>
-          <w:rPr>
-            <w:rFonts w:ascii="Cambria Math" w:hAnsi="Cambria Math" w:cs="Times New Roman"/>
-            <w:lang w:eastAsia="ja-JP"/>
-          </w:rPr>
-          <m:t>f(v)</m:t>
-        </m:r>
-      </m:oMath>
-      <w:r>
-        <w:rPr>
-          <w:rFonts w:ascii="Times New Roman" w:hAnsi="Times New Roman" w:cs="Times New Roman"/>
-          <w:lang w:eastAsia="ja-JP"/>
-        </w:rPr>
-        <w:t>が</w:t>
-      </w:r>
-      <w:r>
-        <w:rPr>
-          <w:rFonts w:ascii="Times New Roman" w:hAnsi="Times New Roman" w:cs="Times New Roman"/>
-          <w:lang w:eastAsia="ja-JP"/>
-        </w:rPr>
-        <w:t>CL</w:t>
-      </w:r>
-      <w:r>
-        <w:rPr>
-          <w:rFonts w:ascii="Times New Roman" w:hAnsi="Times New Roman" w:cs="Times New Roman"/>
-          <w:lang w:eastAsia="ja-JP"/>
-        </w:rPr>
-        <w:t>中の</w:t>
-      </w:r>
-      <w:r>
-        <w:rPr>
-          <w:rFonts w:ascii="Times New Roman" w:hAnsi="Times New Roman" w:cs="Times New Roman"/>
-          <w:i/>
-          <w:lang w:eastAsia="ja-JP"/>
-        </w:rPr>
-        <w:t>v</w:t>
-      </w:r>
-      <w:r>
-        <w:rPr>
-          <w:rFonts w:ascii="Times New Roman" w:hAnsi="Times New Roman" w:cs="Times New Roman"/>
-          <w:lang w:eastAsia="ja-JP"/>
-        </w:rPr>
-        <w:t>の</w:t>
-      </w:r>
-      <m:oMath>
-        <m:r>
-          <w:rPr>
-            <w:rFonts w:ascii="Cambria Math" w:hAnsi="Cambria Math" w:cs="Times New Roman"/>
-            <w:lang w:eastAsia="ja-JP"/>
-          </w:rPr>
-          <m:t>f(v)</m:t>
-        </m:r>
-      </m:oMath>
-      <w:r>
-        <w:rPr>
-          <w:rFonts w:ascii="Times New Roman" w:hAnsi="Times New Roman" w:cs="Times New Roman"/>
-          <w:lang w:eastAsia="ja-JP"/>
-        </w:rPr>
-        <w:t>より小さい</w:t>
-      </w:r>
-      <w:r>
-        <w:rPr>
-          <w:rFonts w:ascii="Times New Roman" w:hAnsi="Times New Roman" w:cs="Times New Roman" w:hint="eastAsia"/>
-          <w:lang w:eastAsia="ja-JP"/>
-        </w:rPr>
-        <w:t>場合</w:t>
-      </w:r>
-      <w:r>
-        <w:rPr>
-          <w:rFonts w:ascii="Times New Roman" w:hAnsi="Times New Roman" w:cs="Times New Roman" w:hint="eastAsia"/>
-          <w:lang w:eastAsia="ja-JP"/>
-        </w:rPr>
-        <w:t>，</w:t>
-      </w:r>
-      <m:oMath>
-        <m:r>
-          <w:rPr>
-            <w:rFonts w:ascii="Cambria Math" w:hAnsi="Cambria Math" w:cs="Times New Roman"/>
-            <w:lang w:eastAsia="ja-JP"/>
-          </w:rPr>
-          <m:t>h(v)</m:t>
-        </m:r>
-      </m:oMath>
-      <w:r>
-        <w:rPr>
-          <w:rFonts w:ascii="Times New Roman" w:hAnsi="Times New Roman" w:cs="Times New Roman" w:hint="eastAsia"/>
-          <w:lang w:eastAsia="ja-JP"/>
-        </w:rPr>
-        <w:t>は変化しないので</w:t>
-      </w:r>
-      <w:r>
-        <w:rPr>
-          <w:rFonts w:ascii="Times New Roman" w:hAnsi="Times New Roman" w:cs="Times New Roman" w:hint="eastAsia"/>
-          <w:lang w:eastAsia="ja-JP"/>
-        </w:rPr>
-        <w:t>，</w:t>
-      </w:r>
-      <m:oMath>
-        <m:r>
-          <w:rPr>
-            <w:rFonts w:ascii="Cambria Math" w:hAnsi="Cambria Math" w:cs="Times New Roman"/>
-            <w:lang w:eastAsia="ja-JP"/>
-          </w:rPr>
-          <m:t>g</m:t>
-        </m:r>
-        <m:r>
-          <w:rPr>
-            <w:rFonts w:ascii="Cambria Math" w:hAnsi="Cambria Math" w:cs="Times New Roman" w:hint="eastAsia"/>
-            <w:lang w:eastAsia="ja-JP"/>
-          </w:rPr>
-          <m:t>(v)</m:t>
-        </m:r>
-      </m:oMath>
-      <w:r>
-        <w:rPr>
-          <w:rFonts w:ascii="Times New Roman" w:hAnsi="Times New Roman" w:cs="Times New Roman" w:hint="eastAsia"/>
-          <w:lang w:eastAsia="ja-JP"/>
-        </w:rPr>
-        <w:t>が更新され</w:t>
-      </w:r>
-      <w:r>
-        <w:rPr>
-          <w:rFonts w:ascii="Times New Roman" w:hAnsi="Times New Roman" w:cs="Times New Roman" w:hint="eastAsia"/>
-          <w:lang w:eastAsia="ja-JP"/>
-        </w:rPr>
-        <w:t>た</w:t>
-      </w:r>
-      <w:r>
-        <w:rPr>
-          <w:rFonts w:ascii="Times New Roman" w:hAnsi="Times New Roman" w:cs="Times New Roman" w:hint="eastAsia"/>
-          <w:lang w:eastAsia="ja-JP"/>
-        </w:rPr>
-        <w:t>ことになる．</w:t>
-      </w:r>
-    </w:p>
-    <w:p>
-      <w:pPr>
-        <w:pStyle w:val="a0"/>
-        <w:numPr>
-          <w:ilvl w:val="1"/>
-          <w:numId w:val="6"/>
-        </w:numPr>
-        <w:spacing w:after="0"/>
-        <w:ind w:left="357" w:hanging="357"/>
-        <w:rPr>
-          <w:lang w:eastAsia="ja-JP"/>
-        </w:rPr>
-      </w:pPr>
-      <m:oMath>
-        <m:r>
-          <w:rPr>
-            <w:rFonts w:ascii="Cambria Math" w:hAnsi="Cambria Math" w:cs="Times New Roman"/>
-            <w:lang w:eastAsia="ja-JP"/>
-          </w:rPr>
-          <m:t>g</m:t>
-        </m:r>
-        <m:r>
-          <w:rPr>
-            <w:rFonts w:ascii="Cambria Math" w:hAnsi="Cambria Math" w:cs="Times New Roman" w:hint="eastAsia"/>
-            <w:lang w:eastAsia="ja-JP"/>
-          </w:rPr>
-          <m:t>(v)</m:t>
-        </m:r>
-      </m:oMath>
-      <w:r>
-        <w:rPr>
-          <w:rFonts w:ascii="Times New Roman" w:hAnsi="Times New Roman" w:cs="Times New Roman" w:hint="eastAsia"/>
-          <w:lang w:eastAsia="ja-JP"/>
-        </w:rPr>
-        <w:t>が更新され</w:t>
-      </w:r>
-      <w:r>
-        <w:rPr>
-          <w:rFonts w:ascii="Times New Roman" w:hAnsi="Times New Roman" w:cs="Times New Roman" w:hint="eastAsia"/>
-          <w:lang w:eastAsia="ja-JP"/>
-        </w:rPr>
-        <w:t>た</w:t>
-      </w:r>
-      <w:r>
-        <w:rPr>
-          <w:rFonts w:ascii="Times New Roman" w:hAnsi="Times New Roman" w:cs="Times New Roman" w:hint="eastAsia"/>
-          <w:lang w:eastAsia="ja-JP"/>
-        </w:rPr>
-        <w:t>場合，先に</w:t>
-      </w:r>
-      <w:r>
-        <w:rPr>
-          <w:rFonts w:ascii="Times New Roman" w:hAnsi="Times New Roman" w:cs="Times New Roman" w:hint="eastAsia"/>
-          <w:i/>
-          <w:lang w:eastAsia="ja-JP"/>
-        </w:rPr>
-        <w:t>v</w:t>
-      </w:r>
-      <w:r>
-        <w:rPr>
-          <w:rFonts w:ascii="Times New Roman" w:hAnsi="Times New Roman" w:cs="Times New Roman" w:hint="eastAsia"/>
-          <w:lang w:eastAsia="ja-JP"/>
-        </w:rPr>
-        <w:t>を経由して探索された状態を再び探索し直す必要が生じるため，</w:t>
-      </w:r>
-      <w:r>
-        <w:rPr>
-          <w:rFonts w:ascii="Times New Roman" w:hAnsi="Times New Roman" w:cs="Times New Roman"/>
-          <w:lang w:eastAsia="ja-JP"/>
-        </w:rPr>
-        <w:t>7.2</w:t>
-      </w:r>
-      <w:r>
-        <w:rPr>
-          <w:rFonts w:ascii="Times New Roman" w:hAnsi="Times New Roman" w:cs="Times New Roman" w:hint="eastAsia"/>
-          <w:lang w:eastAsia="ja-JP"/>
-        </w:rPr>
-        <w:t>のように，</w:t>
-      </w:r>
-      <w:r>
-        <w:rPr>
-          <w:rFonts w:ascii="Times New Roman" w:hAnsi="Times New Roman" w:cs="Times New Roman" w:hint="eastAsia"/>
-          <w:i/>
-          <w:lang w:eastAsia="ja-JP"/>
-        </w:rPr>
-        <w:t>v</w:t>
-      </w:r>
-      <w:r>
-        <w:rPr>
-          <w:rFonts w:ascii="Times New Roman" w:hAnsi="Times New Roman" w:cs="Times New Roman" w:hint="eastAsia"/>
-          <w:lang w:eastAsia="ja-JP"/>
-        </w:rPr>
-        <w:t>を再び</w:t>
-      </w:r>
-      <w:r>
-        <w:rPr>
-          <w:rFonts w:ascii="Times New Roman" w:hAnsi="Times New Roman" w:cs="Times New Roman" w:hint="eastAsia"/>
-          <w:lang w:eastAsia="ja-JP"/>
-        </w:rPr>
-        <w:t>OL</w:t>
-      </w:r>
-      <w:r>
-        <w:rPr>
-          <w:rFonts w:ascii="Times New Roman" w:hAnsi="Times New Roman" w:cs="Times New Roman" w:hint="eastAsia"/>
-          <w:lang w:eastAsia="ja-JP"/>
-        </w:rPr>
-        <w:t>に戻す必要がある．</w:t>
-      </w:r>
-      <w:r>
-        <w:rPr>
-          <w:lang w:eastAsia="ja-JP"/>
-        </w:rPr>
-        <w:br w:type="page"/>
-      </w:r>
-    </w:p>
-    <w:p>
-      <w:pPr>
-        <w:pStyle w:val="2"/>
-        <w:rPr>
-          <w:noProof/>
-          <w:lang w:eastAsia="ja-JP"/>
-        </w:rPr>
-      </w:pPr>
-      <w:commentRangeStart w:id="1"/>
-      <w:r>
-        <w:rPr>
-          <w:rFonts w:hint="eastAsia"/>
-          <w:lang w:eastAsia="ja-JP"/>
-        </w:rPr>
-        <w:lastRenderedPageBreak/>
-        <w:t>分枝限定探索</w:t>
-      </w:r>
-      <w:r>
-        <w:rPr>
-          <w:rFonts w:hint="eastAsia"/>
-          <w:lang w:eastAsia="ja-JP"/>
-        </w:rPr>
-        <w:t>（来し方コスト</w:t>
-      </w:r>
-      <m:oMath>
-        <m:r>
-          <m:rPr>
-            <m:sty m:val="bi"/>
-          </m:rPr>
-          <w:rPr>
-            <w:rFonts w:ascii="Cambria Math" w:eastAsia="ＭＳ 明朝" w:hAnsi="Cambria Math" w:cs="ＭＳ 明朝"/>
-            <w:lang w:eastAsia="ja-JP"/>
-          </w:rPr>
-          <m:t>g</m:t>
-        </m:r>
+        <m:acc>
+          <m:accPr>
+            <m:ctrlPr>
+              <w:rPr>
+                <w:rFonts w:ascii="Cambria Math" w:eastAsia="ＭＳ 明朝" w:hAnsi="Cambria Math" w:cs="ＭＳ 明朝"/>
+                <w:b w:val="0"/>
+                <w:i/>
+                <w:lang w:eastAsia="ja-JP"/>
+              </w:rPr>
+            </m:ctrlPr>
+          </m:accPr>
+          <m:e>
+            <m:r>
+              <m:rPr>
+                <m:sty m:val="bi"/>
+              </m:rPr>
+              <w:rPr>
+                <w:rFonts w:ascii="Cambria Math" w:eastAsia="ＭＳ 明朝" w:hAnsi="Cambria Math" w:cs="ＭＳ 明朝"/>
+                <w:lang w:eastAsia="ja-JP"/>
+              </w:rPr>
+              <m:t>h</m:t>
+            </m:r>
+          </m:e>
+        </m:acc>
         <m:r>
           <m:rPr>
             <m:sty m:val="bi"/>
@@ -2545,43 +1171,7 @@
             <w:rFonts w:ascii="Cambria Math" w:hAnsi="Cambria Math" w:cs="Times New Roman"/>
             <w:lang w:eastAsia="ja-JP"/>
           </w:rPr>
-          <m:t>(x)</m:t>
-        </m:r>
-      </m:oMath>
-      <w:r>
-        <w:rPr>
-          <w:rFonts w:hint="eastAsia"/>
-          <w:lang w:eastAsia="ja-JP"/>
-        </w:rPr>
-        <w:t>のみ</w:t>
-      </w:r>
-      <w:r>
-        <w:rPr>
-          <w:rFonts w:hint="eastAsia"/>
-          <w:lang w:eastAsia="ja-JP"/>
-        </w:rPr>
-        <w:t>を用いた探索，</w:t>
-      </w:r>
-      <m:oMath>
-        <m:r>
-          <m:rPr>
-            <m:sty m:val="bi"/>
-          </m:rPr>
-          <w:rPr>
-            <w:rFonts w:ascii="Cambria Math" w:eastAsia="ＭＳ 明朝" w:hAnsi="Cambria Math" w:cs="ＭＳ 明朝" w:hint="eastAsia"/>
-            <w:lang w:eastAsia="ja-JP"/>
-          </w:rPr>
-          <m:t>h</m:t>
-        </m:r>
-        <m:r>
-          <m:rPr>
-            <m:sty m:val="bi"/>
-          </m:rPr>
-          <w:rPr>
-            <w:rFonts w:ascii="Cambria Math" w:hAnsi="Cambria Math" w:cs="Times New Roman"/>
-            <w:lang w:eastAsia="ja-JP"/>
-          </w:rPr>
-          <m:t>(x)≡</m:t>
+          <m:t>(v)≡</m:t>
         </m:r>
         <m:r>
           <m:rPr>
@@ -2593,15 +1183,25 @@
           </w:rPr>
           <m:t>0</m:t>
         </m:r>
+        <m:r>
+          <m:rPr>
+            <m:sty m:val="bi"/>
+          </m:rPr>
+          <w:rPr>
+            <w:rFonts w:ascii="Cambria Math" w:hAnsi="Cambria Math" w:cs="Times New Roman"/>
+            <w:lang w:eastAsia="ja-JP"/>
+          </w:rPr>
+          <m:t>)</m:t>
+        </m:r>
       </m:oMath>
+      <w:r>
+        <w:rPr>
+          <w:rFonts w:hint="eastAsia"/>
+          <w:lang w:eastAsia="ja-JP"/>
+        </w:rPr>
+        <w:t>)</w:t>
+      </w:r>
       <w:commentRangeEnd w:id="1"/>
-      <w:r>
-        <w:rPr>
-          <w:rFonts w:hint="eastAsia"/>
-          <w:lang w:eastAsia="ja-JP"/>
-        </w:rPr>
-        <w:t>）</w:t>
-      </w:r>
       <w:r>
         <w:rPr>
           <w:rStyle w:val="af6"/>
@@ -2648,17 +1248,10 @@
       </w:pPr>
       <w:r>
         <w:rPr>
-          <w:rFonts w:ascii="Times New Roman" w:hAnsi="Times New Roman" w:cs="Times New Roman" w:hint="eastAsia"/>
-          <w:lang w:eastAsia="ja-JP"/>
-        </w:rPr>
-        <w:t>もし</w:t>
-      </w:r>
-      <w:r>
-        <w:rPr>
-          <w:rFonts w:ascii="Times New Roman" w:hAnsi="Times New Roman" w:cs="Times New Roman"/>
-          <w:lang w:eastAsia="ja-JP"/>
-        </w:rPr>
-        <w:t>OL</w:t>
+          <w:rFonts w:ascii="Times New Roman" w:hAnsi="Times New Roman" w:cs="Times New Roman"/>
+          <w:lang w:eastAsia="ja-JP"/>
+        </w:rPr>
+        <w:t>if (OL</w:t>
       </w:r>
       <w:r>
         <w:rPr>
@@ -2669,10 +1262,24 @@
       </w:r>
       <w:r>
         <w:rPr>
-          <w:rFonts w:ascii="Times New Roman" w:hAnsi="Times New Roman" w:cs="Times New Roman" w:hint="eastAsia"/>
-          <w:lang w:eastAsia="ja-JP"/>
-        </w:rPr>
-        <w:t>なら，</w:t>
+          <w:rFonts w:ascii="Times New Roman" w:hAnsi="Times New Roman" w:cs="Times New Roman"/>
+          <w:lang w:eastAsia="ja-JP"/>
+        </w:rPr>
+        <w:t xml:space="preserve">) </w:t>
+      </w:r>
+      <w:r>
+        <w:rPr>
+          <w:rFonts w:ascii="Times New Roman" w:hAnsi="Times New Roman" w:cs="Times New Roman"/>
+          <w:lang w:eastAsia="ja-JP"/>
+        </w:rPr>
+        <w:t>終了</w:t>
+      </w:r>
+      <w:r>
+        <w:rPr>
+          <w:rFonts w:ascii="Times New Roman" w:hAnsi="Times New Roman" w:cs="Times New Roman"/>
+          <w:lang w:eastAsia="ja-JP"/>
+        </w:rPr>
+        <w:t>(</w:t>
       </w:r>
       <w:r>
         <w:rPr>
@@ -2683,24 +1290,10 @@
       </w:r>
       <w:r>
         <w:rPr>
-          <w:rFonts w:ascii="Times New Roman" w:hAnsi="Times New Roman" w:cs="Times New Roman" w:hint="eastAsia"/>
-          <w:lang w:eastAsia="ja-JP"/>
-        </w:rPr>
-        <w:t>として</w:t>
-      </w:r>
-      <w:r>
-        <w:rPr>
-          <w:rFonts w:ascii="Times New Roman" w:hAnsi="Times New Roman" w:cs="Times New Roman"/>
-          <w:lang w:eastAsia="ja-JP"/>
-        </w:rPr>
-        <w:t>終了</w:t>
-      </w:r>
-      <w:r>
-        <w:rPr>
-          <w:rFonts w:ascii="Times New Roman" w:hAnsi="Times New Roman" w:cs="Times New Roman"/>
-          <w:lang w:eastAsia="ja-JP"/>
-        </w:rPr>
-        <w:t>;</w:t>
+          <w:rFonts w:ascii="Times New Roman" w:hAnsi="Times New Roman" w:cs="Times New Roman"/>
+          <w:lang w:eastAsia="ja-JP"/>
+        </w:rPr>
+        <w:t>);</w:t>
       </w:r>
     </w:p>
     <w:p>
@@ -2718,17 +1311,10 @@
       </w:pPr>
       <w:r>
         <w:rPr>
-          <w:rFonts w:ascii="Times New Roman" w:hAnsi="Times New Roman" w:cs="Times New Roman" w:hint="eastAsia"/>
-          <w:lang w:eastAsia="ja-JP"/>
-        </w:rPr>
-        <w:t>A</w:t>
-      </w:r>
-      <w:r>
-        <w:rPr>
-          <w:rFonts w:ascii="Times New Roman" w:hAnsi="Times New Roman" w:cs="Times New Roman"/>
-          <w:lang w:eastAsia="ja-JP"/>
-        </w:rPr>
-        <w:t xml:space="preserve"> ← pop(OL);</w:t>
+          <w:rFonts w:ascii="Times New Roman" w:hAnsi="Times New Roman" w:cs="Times New Roman"/>
+          <w:lang w:eastAsia="ja-JP"/>
+        </w:rPr>
+        <w:t>X ← pop(OL);</w:t>
       </w:r>
     </w:p>
     <w:p>
@@ -2746,17 +1332,10 @@
       </w:pPr>
       <w:r>
         <w:rPr>
-          <w:rFonts w:ascii="Times New Roman" w:hAnsi="Times New Roman" w:cs="Times New Roman" w:hint="eastAsia"/>
-          <w:lang w:eastAsia="ja-JP"/>
-        </w:rPr>
-        <w:t>もし</w:t>
-      </w:r>
-      <w:r>
-        <w:rPr>
-          <w:rFonts w:ascii="Times New Roman" w:hAnsi="Times New Roman" w:cs="Times New Roman"/>
-          <w:lang w:eastAsia="ja-JP"/>
-        </w:rPr>
-        <w:t>A</w:t>
+          <w:rFonts w:ascii="Times New Roman" w:hAnsi="Times New Roman" w:cs="Times New Roman"/>
+          <w:lang w:eastAsia="ja-JP"/>
+        </w:rPr>
+        <w:t>if (X</w:t>
       </w:r>
       <w:r>
         <w:rPr>
@@ -2767,10 +1346,24 @@
       </w:r>
       <w:r>
         <w:rPr>
-          <w:rFonts w:ascii="Times New Roman" w:hAnsi="Times New Roman" w:cs="Times New Roman" w:hint="eastAsia"/>
-          <w:lang w:eastAsia="ja-JP"/>
-        </w:rPr>
-        <w:t>なら，</w:t>
+          <w:rFonts w:ascii="Times New Roman" w:hAnsi="Times New Roman" w:cs="Times New Roman"/>
+          <w:lang w:eastAsia="ja-JP"/>
+        </w:rPr>
+        <w:t xml:space="preserve">) </w:t>
+      </w:r>
+      <w:r>
+        <w:rPr>
+          <w:rFonts w:ascii="Times New Roman" w:hAnsi="Times New Roman" w:cs="Times New Roman"/>
+          <w:lang w:eastAsia="ja-JP"/>
+        </w:rPr>
+        <w:t>終了</w:t>
+      </w:r>
+      <w:r>
+        <w:rPr>
+          <w:rFonts w:ascii="Times New Roman" w:hAnsi="Times New Roman" w:cs="Times New Roman"/>
+          <w:lang w:eastAsia="ja-JP"/>
+        </w:rPr>
+        <w:t>(</w:t>
       </w:r>
       <w:r>
         <w:rPr>
@@ -2781,24 +1374,10 @@
       </w:r>
       <w:r>
         <w:rPr>
-          <w:rFonts w:ascii="Times New Roman" w:hAnsi="Times New Roman" w:cs="Times New Roman" w:hint="eastAsia"/>
-          <w:lang w:eastAsia="ja-JP"/>
-        </w:rPr>
-        <w:t>として</w:t>
-      </w:r>
-      <w:r>
-        <w:rPr>
-          <w:rFonts w:ascii="Times New Roman" w:hAnsi="Times New Roman" w:cs="Times New Roman"/>
-          <w:lang w:eastAsia="ja-JP"/>
-        </w:rPr>
-        <w:t>終了</w:t>
-      </w:r>
-      <w:r>
-        <w:rPr>
-          <w:rFonts w:ascii="Times New Roman" w:hAnsi="Times New Roman" w:cs="Times New Roman"/>
-          <w:lang w:eastAsia="ja-JP"/>
-        </w:rPr>
-        <w:t>;</w:t>
+          <w:rFonts w:ascii="Times New Roman" w:hAnsi="Times New Roman" w:cs="Times New Roman"/>
+          <w:lang w:eastAsia="ja-JP"/>
+        </w:rPr>
+        <w:t>);</w:t>
       </w:r>
     </w:p>
     <w:p>
@@ -2819,36 +1398,7 @@
           <w:rFonts w:ascii="Times New Roman" w:hAnsi="Times New Roman" w:cs="Times New Roman"/>
           <w:lang w:eastAsia="ja-JP"/>
         </w:rPr>
-        <w:t>P</w:t>
-      </w:r>
-      <w:r>
-        <w:rPr>
-          <w:rFonts w:ascii="Times New Roman" w:hAnsi="Times New Roman" w:cs="Times New Roman"/>
-          <w:vertAlign w:val="subscript"/>
-          <w:lang w:eastAsia="ja-JP"/>
-        </w:rPr>
-        <w:t>A</w:t>
-      </w:r>
-      <w:r>
-        <w:rPr>
-          <w:rFonts w:ascii="Times New Roman" w:hAnsi="Times New Roman" w:cs="Times New Roman"/>
-          <w:lang w:eastAsia="ja-JP"/>
-        </w:rPr>
-        <w:t xml:space="preserve"> ← next(</w:t>
-      </w:r>
-      <w:r>
-        <w:rPr>
-          <w:rFonts w:ascii="Times New Roman" w:hAnsi="Times New Roman" w:cs="Times New Roman"/>
-          <w:lang w:eastAsia="ja-JP"/>
-        </w:rPr>
-        <w:t>A</w:t>
-      </w:r>
-      <w:r>
-        <w:rPr>
-          <w:rFonts w:ascii="Times New Roman" w:hAnsi="Times New Roman" w:cs="Times New Roman"/>
-          <w:lang w:eastAsia="ja-JP"/>
-        </w:rPr>
-        <w:t>);</w:t>
+        <w:t>CL ← CL + [X];</w:t>
       </w:r>
     </w:p>
     <w:p>
@@ -2869,21 +1419,22 @@
           <w:rFonts w:ascii="Times New Roman" w:hAnsi="Times New Roman" w:cs="Times New Roman"/>
           <w:lang w:eastAsia="ja-JP"/>
         </w:rPr>
-        <w:t>CL ← CL + [</w:t>
-      </w:r>
-      <w:r>
-        <w:rPr>
-          <w:rFonts w:ascii="Times New Roman" w:hAnsi="Times New Roman" w:cs="Times New Roman"/>
-          <w:lang w:eastAsia="ja-JP"/>
-        </w:rPr>
-        <w:t>A</w:t>
-      </w:r>
-      <w:r>
-        <w:rPr>
-          <w:rFonts w:ascii="Times New Roman" w:hAnsi="Times New Roman" w:cs="Times New Roman"/>
-          <w:lang w:eastAsia="ja-JP"/>
-        </w:rPr>
-        <w:t>];</w:t>
+        <w:t>V</w:t>
+      </w:r>
+      <w:r>
+        <w:rPr>
+          <w:rFonts w:ascii="Times New Roman" w:hAnsi="Times New Roman" w:cs="Times New Roman" w:hint="eastAsia"/>
+          <w:vertAlign w:val="subscript"/>
+          <w:lang w:eastAsia="ja-JP"/>
+        </w:rPr>
+        <w:t>X</w:t>
+      </w:r>
+      <w:r>
+        <w:rPr>
+          <w:rFonts w:ascii="Times New Roman" w:hAnsi="Times New Roman" w:cs="Times New Roman"/>
+          <w:lang w:eastAsia="ja-JP"/>
+        </w:rPr>
+        <w:t xml:space="preserve"> ← next(X);</w:t>
       </w:r>
     </w:p>
     <w:p>
@@ -2904,15 +1455,15 @@
           <w:rFonts w:ascii="Times New Roman" w:hAnsi="Times New Roman" w:cs="Times New Roman"/>
           <w:lang w:eastAsia="ja-JP"/>
         </w:rPr>
-        <w:t>P</w:t>
-      </w:r>
-      <w:r>
-        <w:rPr>
-          <w:rFonts w:ascii="Times New Roman" w:hAnsi="Times New Roman" w:cs="Times New Roman"/>
+        <w:t>V</w:t>
+      </w:r>
+      <w:r>
+        <w:rPr>
+          <w:rFonts w:ascii="Times New Roman" w:hAnsi="Times New Roman" w:cs="Times New Roman" w:hint="eastAsia"/>
           <w:vertAlign w:val="subscript"/>
           <w:lang w:eastAsia="ja-JP"/>
         </w:rPr>
-        <w:t>A</w:t>
+        <w:t>X</w:t>
       </w:r>
       <w:r>
         <w:rPr>
@@ -2967,10 +1518,10 @@
       </w:pPr>
       <w:r>
         <w:rPr>
-          <w:rFonts w:ascii="Times New Roman" w:hAnsi="Times New Roman" w:cs="Times New Roman" w:hint="eastAsia"/>
-          <w:lang w:eastAsia="ja-JP"/>
-        </w:rPr>
-        <w:t>もし</w:t>
+          <w:rFonts w:ascii="Times New Roman" w:hAnsi="Times New Roman" w:cs="Times New Roman"/>
+          <w:lang w:eastAsia="ja-JP"/>
+        </w:rPr>
+        <w:t>if (</w:t>
       </w:r>
       <w:r>
         <w:rPr>
@@ -3013,14 +1564,7 @@
           <w:rFonts w:ascii="Times New Roman" w:hAnsi="Times New Roman" w:cs="Times New Roman" w:hint="eastAsia"/>
           <w:lang w:eastAsia="ja-JP"/>
         </w:rPr>
-        <w:t>なら，</w:t>
-      </w:r>
-      <w:r>
-        <w:rPr>
-          <w:rFonts w:ascii="Times New Roman" w:hAnsi="Times New Roman" w:cs="Times New Roman"/>
-          <w:lang w:eastAsia="ja-JP"/>
-        </w:rPr>
-        <w:br/>
+        <w:t>)</w:t>
       </w:r>
       <w:r>
         <w:rPr>
@@ -3031,25 +1575,18 @@
       </w:r>
       <w:r>
         <w:rPr>
-          <w:rFonts w:ascii="Times New Roman" w:hAnsi="Times New Roman" w:cs="Times New Roman"/>
-          <w:lang w:eastAsia="ja-JP"/>
-        </w:rPr>
-        <w:tab/>
-      </w:r>
-      <w:r>
-        <w:rPr>
-          <w:rFonts w:ascii="Times New Roman" w:hAnsi="Times New Roman" w:cs="Times New Roman"/>
-          <w:lang w:eastAsia="ja-JP"/>
-        </w:rPr>
-        <w:t>P</w:t>
-      </w:r>
-      <w:r>
-        <w:rPr>
-          <w:rFonts w:ascii="Times New Roman" w:hAnsi="Times New Roman" w:cs="Times New Roman"/>
+          <w:rFonts w:ascii="Times New Roman" w:hAnsi="Times New Roman" w:cs="Times New Roman" w:hint="eastAsia"/>
+          <w:lang w:eastAsia="ja-JP"/>
+        </w:rPr>
+        <w:t>V</w:t>
+      </w:r>
+      <w:r>
+        <w:rPr>
+          <w:rFonts w:ascii="Times New Roman" w:hAnsi="Times New Roman" w:cs="Times New Roman" w:hint="eastAsia"/>
           <w:vertAlign w:val="subscript"/>
           <w:lang w:eastAsia="ja-JP"/>
         </w:rPr>
-        <w:t>A</w:t>
+        <w:t>X</w:t>
       </w:r>
       <w:r>
         <w:rPr>
@@ -3079,13 +1616,6 @@
           <w:lang w:eastAsia="ja-JP"/>
         </w:rPr>
         <w:t>;</w:t>
-      </w:r>
-      <w:r>
-        <w:rPr>
-          <w:rFonts w:ascii="Times New Roman" w:hAnsi="Times New Roman" w:cs="Times New Roman"/>
-          <w:lang w:eastAsia="ja-JP"/>
-        </w:rPr>
-        <w:tab/>
       </w:r>
       <w:r>
         <w:rPr>
@@ -3173,22 +1703,15 @@
           <w:rFonts w:ascii="Times New Roman" w:hAnsi="Times New Roman" w:cs="Times New Roman" w:hint="eastAsia"/>
           <w:lang w:eastAsia="ja-JP"/>
         </w:rPr>
-        <w:t xml:space="preserve"> + </w:t>
-      </w:r>
-      <w:r>
-        <w:rPr>
-          <w:rFonts w:ascii="Times New Roman" w:hAnsi="Times New Roman" w:cs="Times New Roman"/>
-          <w:lang w:eastAsia="ja-JP"/>
-        </w:rPr>
-        <w:t>P</w:t>
-      </w:r>
-      <w:r>
-        <w:rPr>
-          <w:rFonts w:ascii="Times New Roman" w:hAnsi="Times New Roman" w:cs="Times New Roman"/>
+        <w:t xml:space="preserve"> + V</w:t>
+      </w:r>
+      <w:r>
+        <w:rPr>
+          <w:rFonts w:ascii="Times New Roman" w:hAnsi="Times New Roman" w:cs="Times New Roman" w:hint="eastAsia"/>
           <w:vertAlign w:val="subscript"/>
           <w:lang w:eastAsia="ja-JP"/>
         </w:rPr>
-        <w:t>A</w:t>
+        <w:t>X</w:t>
       </w:r>
       <w:r>
         <w:rPr>
@@ -3286,7 +1809,23 @@
           <w:rFonts w:ascii="Times New Roman" w:hAnsi="Times New Roman" w:cs="Times New Roman"/>
           <w:lang w:eastAsia="ja-JP"/>
         </w:rPr>
-        <w:t>OL ← uniq(OL);</w:t>
+        <w:t xml:space="preserve">OL ← </w:t>
+      </w:r>
+      <w:proofErr w:type="spellStart"/>
+      <w:r>
+        <w:rPr>
+          <w:rFonts w:ascii="Times New Roman" w:hAnsi="Times New Roman" w:cs="Times New Roman"/>
+          <w:lang w:eastAsia="ja-JP"/>
+        </w:rPr>
+        <w:t>uniq</w:t>
+      </w:r>
+      <w:proofErr w:type="spellEnd"/>
+      <w:r>
+        <w:rPr>
+          <w:rFonts w:ascii="Times New Roman" w:hAnsi="Times New Roman" w:cs="Times New Roman"/>
+          <w:lang w:eastAsia="ja-JP"/>
+        </w:rPr>
+        <w:t>(OL);</w:t>
       </w:r>
       <w:r>
         <w:rPr>
@@ -3378,12 +1917,21 @@
           <w:lang w:eastAsia="ja-JP"/>
         </w:rPr>
       </w:pPr>
-      <w:r>
-        <w:rPr>
-          <w:rFonts w:ascii="Times New Roman" w:hAnsi="Times New Roman" w:cs="Times New Roman"/>
-          <w:lang w:eastAsia="ja-JP"/>
-        </w:rPr>
-        <w:t>goto 2</w:t>
+      <w:proofErr w:type="spellStart"/>
+      <w:r>
+        <w:rPr>
+          <w:rFonts w:ascii="Times New Roman" w:hAnsi="Times New Roman" w:cs="Times New Roman"/>
+          <w:lang w:eastAsia="ja-JP"/>
+        </w:rPr>
+        <w:t>goto</w:t>
+      </w:r>
+      <w:proofErr w:type="spellEnd"/>
+      <w:r>
+        <w:rPr>
+          <w:rFonts w:ascii="Times New Roman" w:hAnsi="Times New Roman" w:cs="Times New Roman"/>
+          <w:lang w:eastAsia="ja-JP"/>
+        </w:rPr>
+        <w:t xml:space="preserve"> 2</w:t>
       </w:r>
     </w:p>
     <w:p>
@@ -3453,15 +2001,15 @@
           <w:rFonts w:ascii="Times New Roman" w:hAnsi="Times New Roman" w:cs="Times New Roman"/>
           <w:lang w:eastAsia="ja-JP"/>
         </w:rPr>
-        <w:t>P</w:t>
-      </w:r>
-      <w:r>
-        <w:rPr>
-          <w:rFonts w:ascii="Times New Roman" w:hAnsi="Times New Roman" w:cs="Times New Roman"/>
+        <w:t>V</w:t>
+      </w:r>
+      <w:r>
+        <w:rPr>
+          <w:rFonts w:ascii="Times New Roman" w:hAnsi="Times New Roman" w:cs="Times New Roman" w:hint="eastAsia"/>
           <w:vertAlign w:val="subscript"/>
           <w:lang w:eastAsia="ja-JP"/>
         </w:rPr>
-        <w:t>A</w:t>
+        <w:t>X</w:t>
       </w:r>
       <w:r>
         <w:rPr>
@@ -3485,41 +2033,98 @@
         </w:rPr>
         <w:t>の</w:t>
       </w:r>
-      <w:r>
-        <w:rPr>
-          <w:rFonts w:ascii="Times New Roman" w:hAnsi="Times New Roman" w:cs="Times New Roman" w:hint="eastAsia"/>
-          <w:lang w:eastAsia="ja-JP"/>
-        </w:rPr>
-        <w:t>評価値</w:t>
-      </w:r>
       <m:oMath>
+        <m:acc>
+          <m:accPr>
+            <m:ctrlPr>
+              <w:rPr>
+                <w:rFonts w:ascii="Cambria Math" w:hAnsi="Cambria Math" w:cs="Times New Roman"/>
+                <w:i/>
+                <w:lang w:eastAsia="ja-JP"/>
+              </w:rPr>
+            </m:ctrlPr>
+          </m:accPr>
+          <m:e>
+            <m:r>
+              <w:rPr>
+                <w:rFonts w:ascii="Cambria Math" w:hAnsi="Cambria Math" w:cs="Times New Roman"/>
+                <w:lang w:eastAsia="ja-JP"/>
+              </w:rPr>
+              <m:t>g</m:t>
+            </m:r>
+          </m:e>
+        </m:acc>
         <m:r>
           <w:rPr>
             <w:rFonts w:ascii="Cambria Math" w:hAnsi="Cambria Math" w:cs="Times New Roman"/>
             <w:lang w:eastAsia="ja-JP"/>
           </w:rPr>
-          <m:t xml:space="preserve">f(v) </m:t>
+          <m:t>(v)</m:t>
         </m:r>
-        <m:r>
-          <w:rPr>
-            <w:rFonts w:ascii="Cambria Math" w:hAnsi="Cambria Math" w:cs="Times New Roman" w:hint="eastAsia"/>
-            <w:lang w:eastAsia="ja-JP"/>
-          </w:rPr>
-          <m:t>(</m:t>
-        </m:r>
+      </m:oMath>
+      <w:r>
+        <w:rPr>
+          <w:rFonts w:ascii="Times New Roman" w:hAnsi="Times New Roman" w:cs="Times New Roman" w:hint="eastAsia"/>
+          <w:lang w:eastAsia="ja-JP"/>
+        </w:rPr>
+        <w:t>は常に</w:t>
+      </w:r>
+      <w:r>
+        <w:rPr>
+          <w:rFonts w:ascii="Times New Roman" w:hAnsi="Times New Roman" w:cs="Times New Roman"/>
+          <w:lang w:eastAsia="ja-JP"/>
+        </w:rPr>
+        <w:t>CL</w:t>
+      </w:r>
+      <w:r>
+        <w:rPr>
+          <w:rFonts w:ascii="Times New Roman" w:hAnsi="Times New Roman" w:cs="Times New Roman"/>
+          <w:lang w:eastAsia="ja-JP"/>
+        </w:rPr>
+        <w:t>中の</w:t>
+      </w:r>
+      <w:r>
+        <w:rPr>
+          <w:rFonts w:ascii="Times New Roman" w:hAnsi="Times New Roman" w:cs="Times New Roman"/>
+          <w:i/>
+          <w:lang w:eastAsia="ja-JP"/>
+        </w:rPr>
+        <w:t>v</w:t>
+      </w:r>
+      <w:r>
+        <w:rPr>
+          <w:rFonts w:ascii="Times New Roman" w:hAnsi="Times New Roman" w:cs="Times New Roman"/>
+          <w:lang w:eastAsia="ja-JP"/>
+        </w:rPr>
+        <w:t>の</w:t>
+      </w:r>
+      <m:oMath>
+        <m:acc>
+          <m:accPr>
+            <m:ctrlPr>
+              <w:rPr>
+                <w:rFonts w:ascii="Cambria Math" w:hAnsi="Cambria Math" w:cs="Times New Roman"/>
+                <w:i/>
+                <w:lang w:eastAsia="ja-JP"/>
+              </w:rPr>
+            </m:ctrlPr>
+          </m:accPr>
+          <m:e>
+            <m:r>
+              <w:rPr>
+                <w:rFonts w:ascii="Cambria Math" w:hAnsi="Cambria Math" w:cs="Times New Roman"/>
+                <w:lang w:eastAsia="ja-JP"/>
+              </w:rPr>
+              <m:t>g</m:t>
+            </m:r>
+          </m:e>
+        </m:acc>
         <m:r>
           <w:rPr>
             <w:rFonts w:ascii="Cambria Math" w:hAnsi="Cambria Math" w:cs="Times New Roman"/>
             <w:lang w:eastAsia="ja-JP"/>
           </w:rPr>
-          <m:t>=g(v)</m:t>
-        </m:r>
-        <m:r>
-          <w:rPr>
-            <w:rFonts w:ascii="Cambria Math" w:hAnsi="Cambria Math" w:cs="Times New Roman" w:hint="eastAsia"/>
-            <w:lang w:eastAsia="ja-JP"/>
-          </w:rPr>
-          <m:t>)</m:t>
+          <m:t>(v)</m:t>
         </m:r>
       </m:oMath>
       <w:r>
@@ -3527,114 +2132,7 @@
           <w:rFonts w:ascii="Times New Roman" w:hAnsi="Times New Roman" w:cs="Times New Roman" w:hint="eastAsia"/>
           <w:lang w:eastAsia="ja-JP"/>
         </w:rPr>
-        <w:t>は常に</w:t>
-      </w:r>
-      <w:r>
-        <w:rPr>
-          <w:rFonts w:ascii="Times New Roman" w:hAnsi="Times New Roman" w:cs="Times New Roman"/>
-          <w:lang w:eastAsia="ja-JP"/>
-        </w:rPr>
-        <w:t>CL</w:t>
-      </w:r>
-      <w:r>
-        <w:rPr>
-          <w:rFonts w:ascii="Times New Roman" w:hAnsi="Times New Roman" w:cs="Times New Roman"/>
-          <w:lang w:eastAsia="ja-JP"/>
-        </w:rPr>
-        <w:t>中の</w:t>
-      </w:r>
-      <w:r>
-        <w:rPr>
-          <w:rFonts w:ascii="Times New Roman" w:hAnsi="Times New Roman" w:cs="Times New Roman"/>
-          <w:i/>
-          <w:lang w:eastAsia="ja-JP"/>
-        </w:rPr>
-        <w:t>v</w:t>
-      </w:r>
-      <w:r>
-        <w:rPr>
-          <w:rFonts w:ascii="Times New Roman" w:hAnsi="Times New Roman" w:cs="Times New Roman"/>
-          <w:lang w:eastAsia="ja-JP"/>
-        </w:rPr>
-        <w:t>の</w:t>
-      </w:r>
-      <w:r>
-        <w:rPr>
-          <w:rFonts w:ascii="Times New Roman" w:hAnsi="Times New Roman" w:cs="Times New Roman" w:hint="eastAsia"/>
-          <w:lang w:eastAsia="ja-JP"/>
-        </w:rPr>
-        <w:t>評価値</w:t>
-      </w:r>
-      <w:r>
-        <w:rPr>
-          <w:rFonts w:ascii="Times New Roman" w:hAnsi="Times New Roman" w:cs="Times New Roman" w:hint="eastAsia"/>
-          <w:lang w:eastAsia="ja-JP"/>
-        </w:rPr>
-        <w:t>以上なので，上の</w:t>
-      </w:r>
-      <w:r>
-        <w:rPr>
-          <w:rFonts w:ascii="Times New Roman" w:hAnsi="Times New Roman" w:cs="Times New Roman" w:hint="eastAsia"/>
-          <w:lang w:eastAsia="ja-JP"/>
-        </w:rPr>
-        <w:t>7.2</w:t>
-      </w:r>
-      <w:r>
-        <w:rPr>
-          <w:rFonts w:ascii="Times New Roman" w:hAnsi="Times New Roman" w:cs="Times New Roman" w:hint="eastAsia"/>
-          <w:lang w:eastAsia="ja-JP"/>
-        </w:rPr>
-        <w:t>のように，</w:t>
-      </w:r>
-      <w:r>
-        <w:rPr>
-          <w:rFonts w:ascii="Times New Roman" w:hAnsi="Times New Roman" w:cs="Times New Roman" w:hint="eastAsia"/>
-          <w:i/>
-          <w:lang w:eastAsia="ja-JP"/>
-        </w:rPr>
-        <w:t>v</w:t>
-      </w:r>
-      <w:r>
-        <w:rPr>
-          <w:rFonts w:ascii="Times New Roman" w:hAnsi="Times New Roman" w:cs="Times New Roman" w:hint="eastAsia"/>
-          <w:lang w:eastAsia="ja-JP"/>
-        </w:rPr>
-        <w:t>を</w:t>
-      </w:r>
-      <w:r>
-        <w:rPr>
-          <w:rFonts w:ascii="Times New Roman" w:hAnsi="Times New Roman" w:cs="Times New Roman" w:hint="eastAsia"/>
-          <w:lang w:eastAsia="ja-JP"/>
-        </w:rPr>
-        <w:t>CL</w:t>
-      </w:r>
-      <w:r>
-        <w:rPr>
-          <w:rFonts w:ascii="Times New Roman" w:hAnsi="Times New Roman" w:cs="Times New Roman" w:hint="eastAsia"/>
-          <w:lang w:eastAsia="ja-JP"/>
-        </w:rPr>
-        <w:t>から</w:t>
-      </w:r>
-      <w:r>
-        <w:rPr>
-          <w:rFonts w:ascii="Times New Roman" w:hAnsi="Times New Roman" w:cs="Times New Roman" w:hint="eastAsia"/>
-          <w:lang w:eastAsia="ja-JP"/>
-        </w:rPr>
-        <w:t>OL</w:t>
-      </w:r>
-      <w:r>
-        <w:rPr>
-          <w:rFonts w:ascii="Times New Roman" w:hAnsi="Times New Roman" w:cs="Times New Roman" w:hint="eastAsia"/>
-          <w:lang w:eastAsia="ja-JP"/>
-        </w:rPr>
-        <w:t>に戻す</w:t>
-      </w:r>
-      <w:r>
-        <w:rPr>
-          <w:rFonts w:ascii="Times New Roman" w:hAnsi="Times New Roman" w:cs="Times New Roman" w:hint="eastAsia"/>
-          <w:lang w:eastAsia="ja-JP"/>
-        </w:rPr>
-        <w:t>必要はない．</w:t>
+        <w:t>以上になる．</w:t>
       </w:r>
     </w:p>
     <w:p>
@@ -3704,32 +2202,136 @@
           <w:rFonts w:hint="eastAsia"/>
           <w:lang w:eastAsia="ja-JP"/>
         </w:rPr>
-        <w:t>最良優先</w:t>
+        <w:t>ヒューリスティック探索</w:t>
       </w:r>
       <w:r>
         <w:rPr>
           <w:rFonts w:hint="eastAsia"/>
           <w:lang w:eastAsia="ja-JP"/>
         </w:rPr>
-        <w:t>探索</w:t>
+        <w:t xml:space="preserve"> </w:t>
       </w:r>
       <w:r>
         <w:rPr>
           <w:rFonts w:hint="eastAsia"/>
           <w:lang w:eastAsia="ja-JP"/>
         </w:rPr>
-        <w:t>（行く末コスト</w:t>
+        <w:t>(</w:t>
       </w:r>
       <m:oMath>
+        <m:acc>
+          <m:accPr>
+            <m:ctrlPr>
+              <w:rPr>
+                <w:rFonts w:ascii="Cambria Math" w:hAnsi="Cambria Math" w:cs="Times New Roman"/>
+                <w:b w:val="0"/>
+                <w:i/>
+                <w:lang w:eastAsia="ja-JP"/>
+              </w:rPr>
+            </m:ctrlPr>
+          </m:accPr>
+          <m:e>
+            <m:r>
+              <m:rPr>
+                <m:sty m:val="bi"/>
+              </m:rPr>
+              <w:rPr>
+                <w:rFonts w:ascii="Cambria Math" w:hAnsi="Cambria Math" w:cs="Times New Roman"/>
+                <w:lang w:eastAsia="ja-JP"/>
+              </w:rPr>
+              <m:t>f</m:t>
+            </m:r>
+          </m:e>
+        </m:acc>
+        <m:d>
+          <m:dPr>
+            <m:ctrlPr>
+              <w:rPr>
+                <w:rFonts w:ascii="Cambria Math" w:hAnsi="Cambria Math" w:cs="Times New Roman"/>
+                <w:i/>
+                <w:lang w:eastAsia="ja-JP"/>
+              </w:rPr>
+            </m:ctrlPr>
+          </m:dPr>
+          <m:e>
+            <m:r>
+              <m:rPr>
+                <m:sty m:val="bi"/>
+              </m:rPr>
+              <w:rPr>
+                <w:rFonts w:ascii="Cambria Math" w:hAnsi="Cambria Math" w:cs="Times New Roman"/>
+                <w:lang w:eastAsia="ja-JP"/>
+              </w:rPr>
+              <m:t>v</m:t>
+            </m:r>
+          </m:e>
+        </m:d>
         <m:r>
           <m:rPr>
             <m:sty m:val="bi"/>
           </m:rPr>
           <w:rPr>
-            <w:rFonts w:ascii="Cambria Math" w:eastAsia="ＭＳ 明朝" w:hAnsi="Cambria Math" w:cs="ＭＳ 明朝"/>
+            <w:rFonts w:ascii="Cambria Math" w:hAnsi="Cambria Math" w:cs="Times New Roman"/>
             <w:lang w:eastAsia="ja-JP"/>
           </w:rPr>
-          <m:t>h</m:t>
+          <m:t>=</m:t>
+        </m:r>
+        <m:acc>
+          <m:accPr>
+            <m:ctrlPr>
+              <w:rPr>
+                <w:rFonts w:ascii="Cambria Math" w:hAnsi="Cambria Math" w:cs="Times New Roman"/>
+                <w:b w:val="0"/>
+                <w:i/>
+                <w:lang w:eastAsia="ja-JP"/>
+              </w:rPr>
+            </m:ctrlPr>
+          </m:accPr>
+          <m:e>
+            <m:r>
+              <m:rPr>
+                <m:sty m:val="bi"/>
+              </m:rPr>
+              <w:rPr>
+                <w:rFonts w:ascii="Cambria Math" w:hAnsi="Cambria Math" w:cs="Times New Roman"/>
+                <w:lang w:eastAsia="ja-JP"/>
+              </w:rPr>
+              <m:t>h</m:t>
+            </m:r>
+          </m:e>
+        </m:acc>
+        <m:d>
+          <m:dPr>
+            <m:ctrlPr>
+              <w:rPr>
+                <w:rFonts w:ascii="Cambria Math" w:hAnsi="Cambria Math" w:cs="Times New Roman"/>
+                <w:i/>
+                <w:lang w:eastAsia="ja-JP"/>
+              </w:rPr>
+            </m:ctrlPr>
+          </m:dPr>
+          <m:e>
+            <m:r>
+              <m:rPr>
+                <m:sty m:val="bi"/>
+              </m:rPr>
+              <w:rPr>
+                <w:rFonts w:ascii="Cambria Math" w:hAnsi="Cambria Math" w:cs="Times New Roman"/>
+                <w:lang w:eastAsia="ja-JP"/>
+              </w:rPr>
+              <m:t>v</m:t>
+            </m:r>
+          </m:e>
+        </m:d>
+        <m:r>
+          <m:rPr>
+            <m:sty m:val="b"/>
+          </m:rPr>
+          <w:rPr>
+            <w:rFonts w:ascii="Cambria Math" w:hAnsi="Cambria Math" w:cs="Times New Roman" w:hint="eastAsia"/>
+            <w:lang w:eastAsia="ja-JP"/>
+          </w:rPr>
+          <m:t>，</m:t>
         </m:r>
         <m:r>
           <m:rPr>
@@ -3739,27 +2341,32 @@
             <w:rFonts w:ascii="Cambria Math" w:hAnsi="Cambria Math" w:cs="Times New Roman"/>
             <w:lang w:eastAsia="ja-JP"/>
           </w:rPr>
-          <m:t>(x)</m:t>
+          <m:t>(</m:t>
         </m:r>
-      </m:oMath>
-      <w:r>
-        <w:rPr>
-          <w:rFonts w:hint="eastAsia"/>
-          <w:lang w:eastAsia="ja-JP"/>
-        </w:rPr>
-        <w:t>のみを用いた探索，</w:t>
-      </w:r>
-      <m:oMath>
-        <m:r>
-          <m:rPr>
-            <m:sty m:val="bi"/>
-          </m:rPr>
-          <w:rPr>
-            <w:rFonts w:ascii="Cambria Math" w:eastAsia="ＭＳ 明朝" w:hAnsi="Cambria Math" w:cs="ＭＳ 明朝"/>
-            <w:lang w:eastAsia="ja-JP"/>
-          </w:rPr>
-          <m:t>g</m:t>
-        </m:r>
+        <m:acc>
+          <m:accPr>
+            <m:ctrlPr>
+              <w:rPr>
+                <w:rFonts w:ascii="Cambria Math" w:eastAsia="ＭＳ 明朝" w:hAnsi="Cambria Math" w:cs="ＭＳ 明朝"/>
+                <w:b w:val="0"/>
+                <w:i/>
+                <w:lang w:eastAsia="ja-JP"/>
+              </w:rPr>
+            </m:ctrlPr>
+          </m:accPr>
+          <m:e>
+            <m:r>
+              <m:rPr>
+                <m:sty m:val="bi"/>
+              </m:rPr>
+              <w:rPr>
+                <w:rFonts w:ascii="Cambria Math" w:eastAsia="ＭＳ 明朝" w:hAnsi="Cambria Math" w:cs="ＭＳ 明朝"/>
+                <w:lang w:eastAsia="ja-JP"/>
+              </w:rPr>
+              <m:t>g</m:t>
+            </m:r>
+          </m:e>
+        </m:acc>
         <m:r>
           <m:rPr>
             <m:sty m:val="bi"/>
@@ -3768,7 +2375,7 @@
             <w:rFonts w:ascii="Cambria Math" w:hAnsi="Cambria Math" w:cs="Times New Roman"/>
             <w:lang w:eastAsia="ja-JP"/>
           </w:rPr>
-          <m:t>(x)≡</m:t>
+          <m:t>(v)≡</m:t>
         </m:r>
         <m:r>
           <m:rPr>
@@ -3780,13 +2387,23 @@
           </w:rPr>
           <m:t>0</m:t>
         </m:r>
+        <m:r>
+          <m:rPr>
+            <m:sty m:val="bi"/>
+          </m:rPr>
+          <w:rPr>
+            <w:rFonts w:ascii="Cambria Math" w:hAnsi="Cambria Math" w:cs="Times New Roman"/>
+            <w:lang w:eastAsia="ja-JP"/>
+          </w:rPr>
+          <m:t>)</m:t>
+        </m:r>
       </m:oMath>
       <w:r>
         <w:rPr>
           <w:rFonts w:hint="eastAsia"/>
           <w:lang w:eastAsia="ja-JP"/>
         </w:rPr>
-        <w:t>）</w:t>
+        <w:t>)</w:t>
       </w:r>
     </w:p>
     <w:p>
@@ -3825,17 +2442,10 @@
       </w:pPr>
       <w:r>
         <w:rPr>
-          <w:rFonts w:ascii="Times New Roman" w:hAnsi="Times New Roman" w:cs="Times New Roman" w:hint="eastAsia"/>
-          <w:lang w:eastAsia="ja-JP"/>
-        </w:rPr>
-        <w:t>もし</w:t>
-      </w:r>
-      <w:r>
-        <w:rPr>
-          <w:rFonts w:ascii="Times New Roman" w:hAnsi="Times New Roman" w:cs="Times New Roman"/>
-          <w:lang w:eastAsia="ja-JP"/>
-        </w:rPr>
-        <w:t>OL</w:t>
+          <w:rFonts w:ascii="Times New Roman" w:hAnsi="Times New Roman" w:cs="Times New Roman"/>
+          <w:lang w:eastAsia="ja-JP"/>
+        </w:rPr>
+        <w:t>if (OL</w:t>
       </w:r>
       <w:r>
         <w:rPr>
@@ -3846,10 +2456,24 @@
       </w:r>
       <w:r>
         <w:rPr>
-          <w:rFonts w:ascii="Times New Roman" w:hAnsi="Times New Roman" w:cs="Times New Roman" w:hint="eastAsia"/>
-          <w:lang w:eastAsia="ja-JP"/>
-        </w:rPr>
-        <w:t>なら，</w:t>
+          <w:rFonts w:ascii="Times New Roman" w:hAnsi="Times New Roman" w:cs="Times New Roman"/>
+          <w:lang w:eastAsia="ja-JP"/>
+        </w:rPr>
+        <w:t xml:space="preserve">) </w:t>
+      </w:r>
+      <w:r>
+        <w:rPr>
+          <w:rFonts w:ascii="Times New Roman" w:hAnsi="Times New Roman" w:cs="Times New Roman"/>
+          <w:lang w:eastAsia="ja-JP"/>
+        </w:rPr>
+        <w:t>終了</w:t>
+      </w:r>
+      <w:r>
+        <w:rPr>
+          <w:rFonts w:ascii="Times New Roman" w:hAnsi="Times New Roman" w:cs="Times New Roman"/>
+          <w:lang w:eastAsia="ja-JP"/>
+        </w:rPr>
+        <w:t>(</w:t>
       </w:r>
       <w:r>
         <w:rPr>
@@ -3860,24 +2484,10 @@
       </w:r>
       <w:r>
         <w:rPr>
-          <w:rFonts w:ascii="Times New Roman" w:hAnsi="Times New Roman" w:cs="Times New Roman" w:hint="eastAsia"/>
-          <w:lang w:eastAsia="ja-JP"/>
-        </w:rPr>
-        <w:t>として</w:t>
-      </w:r>
-      <w:r>
-        <w:rPr>
-          <w:rFonts w:ascii="Times New Roman" w:hAnsi="Times New Roman" w:cs="Times New Roman"/>
-          <w:lang w:eastAsia="ja-JP"/>
-        </w:rPr>
-        <w:t>終了</w:t>
-      </w:r>
-      <w:r>
-        <w:rPr>
-          <w:rFonts w:ascii="Times New Roman" w:hAnsi="Times New Roman" w:cs="Times New Roman"/>
-          <w:lang w:eastAsia="ja-JP"/>
-        </w:rPr>
-        <w:t>;</w:t>
+          <w:rFonts w:ascii="Times New Roman" w:hAnsi="Times New Roman" w:cs="Times New Roman"/>
+          <w:lang w:eastAsia="ja-JP"/>
+        </w:rPr>
+        <w:t>);</w:t>
       </w:r>
     </w:p>
     <w:p>
@@ -3895,17 +2505,10 @@
       </w:pPr>
       <w:r>
         <w:rPr>
-          <w:rFonts w:ascii="Times New Roman" w:hAnsi="Times New Roman" w:cs="Times New Roman" w:hint="eastAsia"/>
-          <w:lang w:eastAsia="ja-JP"/>
-        </w:rPr>
-        <w:t>A</w:t>
-      </w:r>
-      <w:r>
-        <w:rPr>
-          <w:rFonts w:ascii="Times New Roman" w:hAnsi="Times New Roman" w:cs="Times New Roman"/>
-          <w:lang w:eastAsia="ja-JP"/>
-        </w:rPr>
-        <w:t xml:space="preserve"> ← pop(OL);</w:t>
+          <w:rFonts w:ascii="Times New Roman" w:hAnsi="Times New Roman" w:cs="Times New Roman"/>
+          <w:lang w:eastAsia="ja-JP"/>
+        </w:rPr>
+        <w:t>X ← pop(OL);</w:t>
       </w:r>
     </w:p>
     <w:p>
@@ -3923,17 +2526,10 @@
       </w:pPr>
       <w:r>
         <w:rPr>
-          <w:rFonts w:ascii="Times New Roman" w:hAnsi="Times New Roman" w:cs="Times New Roman" w:hint="eastAsia"/>
-          <w:lang w:eastAsia="ja-JP"/>
-        </w:rPr>
-        <w:t>もし</w:t>
-      </w:r>
-      <w:r>
-        <w:rPr>
-          <w:rFonts w:ascii="Times New Roman" w:hAnsi="Times New Roman" w:cs="Times New Roman"/>
-          <w:lang w:eastAsia="ja-JP"/>
-        </w:rPr>
-        <w:t>A</w:t>
+          <w:rFonts w:ascii="Times New Roman" w:hAnsi="Times New Roman" w:cs="Times New Roman"/>
+          <w:lang w:eastAsia="ja-JP"/>
+        </w:rPr>
+        <w:t>if (X</w:t>
       </w:r>
       <w:r>
         <w:rPr>
@@ -3944,10 +2540,24 @@
       </w:r>
       <w:r>
         <w:rPr>
-          <w:rFonts w:ascii="Times New Roman" w:hAnsi="Times New Roman" w:cs="Times New Roman" w:hint="eastAsia"/>
-          <w:lang w:eastAsia="ja-JP"/>
-        </w:rPr>
-        <w:t>なら，</w:t>
+          <w:rFonts w:ascii="Times New Roman" w:hAnsi="Times New Roman" w:cs="Times New Roman"/>
+          <w:lang w:eastAsia="ja-JP"/>
+        </w:rPr>
+        <w:t xml:space="preserve">) </w:t>
+      </w:r>
+      <w:r>
+        <w:rPr>
+          <w:rFonts w:ascii="Times New Roman" w:hAnsi="Times New Roman" w:cs="Times New Roman"/>
+          <w:lang w:eastAsia="ja-JP"/>
+        </w:rPr>
+        <w:t>終了</w:t>
+      </w:r>
+      <w:r>
+        <w:rPr>
+          <w:rFonts w:ascii="Times New Roman" w:hAnsi="Times New Roman" w:cs="Times New Roman"/>
+          <w:lang w:eastAsia="ja-JP"/>
+        </w:rPr>
+        <w:t>(</w:t>
       </w:r>
       <w:r>
         <w:rPr>
@@ -3958,24 +2568,10 @@
       </w:r>
       <w:r>
         <w:rPr>
-          <w:rFonts w:ascii="Times New Roman" w:hAnsi="Times New Roman" w:cs="Times New Roman" w:hint="eastAsia"/>
-          <w:lang w:eastAsia="ja-JP"/>
-        </w:rPr>
-        <w:t>として</w:t>
-      </w:r>
-      <w:r>
-        <w:rPr>
-          <w:rFonts w:ascii="Times New Roman" w:hAnsi="Times New Roman" w:cs="Times New Roman"/>
-          <w:lang w:eastAsia="ja-JP"/>
-        </w:rPr>
-        <w:t>終了</w:t>
-      </w:r>
-      <w:r>
-        <w:rPr>
-          <w:rFonts w:ascii="Times New Roman" w:hAnsi="Times New Roman" w:cs="Times New Roman"/>
-          <w:lang w:eastAsia="ja-JP"/>
-        </w:rPr>
-        <w:t>;</w:t>
+          <w:rFonts w:ascii="Times New Roman" w:hAnsi="Times New Roman" w:cs="Times New Roman"/>
+          <w:lang w:eastAsia="ja-JP"/>
+        </w:rPr>
+        <w:t>);</w:t>
       </w:r>
     </w:p>
     <w:p>
@@ -3996,36 +2592,7 @@
           <w:rFonts w:ascii="Times New Roman" w:hAnsi="Times New Roman" w:cs="Times New Roman"/>
           <w:lang w:eastAsia="ja-JP"/>
         </w:rPr>
-        <w:t>P</w:t>
-      </w:r>
-      <w:r>
-        <w:rPr>
-          <w:rFonts w:ascii="Times New Roman" w:hAnsi="Times New Roman" w:cs="Times New Roman"/>
-          <w:vertAlign w:val="subscript"/>
-          <w:lang w:eastAsia="ja-JP"/>
-        </w:rPr>
-        <w:t>A</w:t>
-      </w:r>
-      <w:r>
-        <w:rPr>
-          <w:rFonts w:ascii="Times New Roman" w:hAnsi="Times New Roman" w:cs="Times New Roman"/>
-          <w:lang w:eastAsia="ja-JP"/>
-        </w:rPr>
-        <w:t xml:space="preserve"> ← next(</w:t>
-      </w:r>
-      <w:r>
-        <w:rPr>
-          <w:rFonts w:ascii="Times New Roman" w:hAnsi="Times New Roman" w:cs="Times New Roman" w:hint="eastAsia"/>
-          <w:lang w:eastAsia="ja-JP"/>
-        </w:rPr>
-        <w:t>A</w:t>
-      </w:r>
-      <w:r>
-        <w:rPr>
-          <w:rFonts w:ascii="Times New Roman" w:hAnsi="Times New Roman" w:cs="Times New Roman"/>
-          <w:lang w:eastAsia="ja-JP"/>
-        </w:rPr>
-        <w:t>);</w:t>
+        <w:t>CL ← CL + [X];</w:t>
       </w:r>
     </w:p>
     <w:p>
@@ -4046,21 +2613,22 @@
           <w:rFonts w:ascii="Times New Roman" w:hAnsi="Times New Roman" w:cs="Times New Roman"/>
           <w:lang w:eastAsia="ja-JP"/>
         </w:rPr>
-        <w:t>CL ← CL + [</w:t>
-      </w:r>
-      <w:r>
-        <w:rPr>
-          <w:rFonts w:ascii="Times New Roman" w:hAnsi="Times New Roman" w:cs="Times New Roman" w:hint="eastAsia"/>
-          <w:lang w:eastAsia="ja-JP"/>
-        </w:rPr>
-        <w:t>A</w:t>
-      </w:r>
-      <w:r>
-        <w:rPr>
-          <w:rFonts w:ascii="Times New Roman" w:hAnsi="Times New Roman" w:cs="Times New Roman"/>
-          <w:lang w:eastAsia="ja-JP"/>
-        </w:rPr>
-        <w:t>];</w:t>
+        <w:t>V</w:t>
+      </w:r>
+      <w:r>
+        <w:rPr>
+          <w:rFonts w:ascii="Times New Roman" w:hAnsi="Times New Roman" w:cs="Times New Roman" w:hint="eastAsia"/>
+          <w:vertAlign w:val="subscript"/>
+          <w:lang w:eastAsia="ja-JP"/>
+        </w:rPr>
+        <w:t>X</w:t>
+      </w:r>
+      <w:r>
+        <w:rPr>
+          <w:rFonts w:ascii="Times New Roman" w:hAnsi="Times New Roman" w:cs="Times New Roman"/>
+          <w:lang w:eastAsia="ja-JP"/>
+        </w:rPr>
+        <w:t xml:space="preserve"> ← next(X);</w:t>
       </w:r>
     </w:p>
     <w:p>
@@ -4081,15 +2649,15 @@
           <w:rFonts w:ascii="Times New Roman" w:hAnsi="Times New Roman" w:cs="Times New Roman"/>
           <w:lang w:eastAsia="ja-JP"/>
         </w:rPr>
-        <w:t>P</w:t>
-      </w:r>
-      <w:r>
-        <w:rPr>
-          <w:rFonts w:ascii="Times New Roman" w:hAnsi="Times New Roman" w:cs="Times New Roman"/>
+        <w:t>V</w:t>
+      </w:r>
+      <w:r>
+        <w:rPr>
+          <w:rFonts w:ascii="Times New Roman" w:hAnsi="Times New Roman" w:cs="Times New Roman" w:hint="eastAsia"/>
           <w:vertAlign w:val="subscript"/>
           <w:lang w:eastAsia="ja-JP"/>
         </w:rPr>
-        <w:t>A</w:t>
+        <w:t>X</w:t>
       </w:r>
       <w:r>
         <w:rPr>
@@ -4144,10 +2712,10 @@
       </w:pPr>
       <w:r>
         <w:rPr>
-          <w:rFonts w:ascii="Times New Roman" w:hAnsi="Times New Roman" w:cs="Times New Roman" w:hint="eastAsia"/>
-          <w:lang w:eastAsia="ja-JP"/>
-        </w:rPr>
-        <w:t>もし</w:t>
+          <w:rFonts w:ascii="Times New Roman" w:hAnsi="Times New Roman" w:cs="Times New Roman"/>
+          <w:lang w:eastAsia="ja-JP"/>
+        </w:rPr>
+        <w:t>if (</w:t>
       </w:r>
       <w:r>
         <w:rPr>
@@ -4204,7 +2772,44 @@
           <w:rFonts w:ascii="Times New Roman" w:hAnsi="Times New Roman" w:cs="Times New Roman" w:hint="eastAsia"/>
           <w:lang w:eastAsia="ja-JP"/>
         </w:rPr>
-        <w:t>なら，</w:t>
+        <w:t>) V</w:t>
+      </w:r>
+      <w:r>
+        <w:rPr>
+          <w:rFonts w:ascii="Times New Roman" w:hAnsi="Times New Roman" w:cs="Times New Roman" w:hint="eastAsia"/>
+          <w:vertAlign w:val="subscript"/>
+          <w:lang w:eastAsia="ja-JP"/>
+        </w:rPr>
+        <w:t>X</w:t>
+      </w:r>
+      <w:r>
+        <w:rPr>
+          <w:rFonts w:ascii="Times New Roman" w:hAnsi="Times New Roman" w:cs="Times New Roman"/>
+          <w:lang w:eastAsia="ja-JP"/>
+        </w:rPr>
+        <w:t>から</w:t>
+      </w:r>
+      <w:r>
+        <w:rPr>
+          <w:rFonts w:ascii="Times New Roman" w:hAnsi="Times New Roman" w:cs="Times New Roman"/>
+          <w:i/>
+          <w:lang w:eastAsia="ja-JP"/>
+        </w:rPr>
+        <w:t>v</w:t>
+      </w:r>
+      <w:r>
+        <w:rPr>
+          <w:rFonts w:ascii="Times New Roman" w:hAnsi="Times New Roman" w:cs="Times New Roman"/>
+          <w:lang w:eastAsia="ja-JP"/>
+        </w:rPr>
+        <w:t>を取り除く</w:t>
+      </w:r>
+      <w:r>
+        <w:rPr>
+          <w:rFonts w:ascii="Times New Roman" w:hAnsi="Times New Roman" w:cs="Times New Roman"/>
+          <w:lang w:eastAsia="ja-JP"/>
+        </w:rPr>
+        <w:t>;</w:t>
       </w:r>
       <w:r>
         <w:rPr>
@@ -4225,44 +2830,7 @@
           <w:rFonts w:ascii="Times New Roman" w:hAnsi="Times New Roman" w:cs="Times New Roman"/>
           <w:lang w:eastAsia="ja-JP"/>
         </w:rPr>
-        <w:t>P</w:t>
-      </w:r>
-      <w:r>
-        <w:rPr>
-          <w:rFonts w:ascii="Times New Roman" w:hAnsi="Times New Roman" w:cs="Times New Roman"/>
-          <w:vertAlign w:val="subscript"/>
-          <w:lang w:eastAsia="ja-JP"/>
-        </w:rPr>
-        <w:t>A</w:t>
-      </w:r>
-      <w:r>
-        <w:rPr>
-          <w:rFonts w:ascii="Times New Roman" w:hAnsi="Times New Roman" w:cs="Times New Roman"/>
-          <w:lang w:eastAsia="ja-JP"/>
-        </w:rPr>
-        <w:t>から</w:t>
-      </w:r>
-      <w:r>
-        <w:rPr>
-          <w:rFonts w:ascii="Times New Roman" w:hAnsi="Times New Roman" w:cs="Times New Roman"/>
-          <w:i/>
-          <w:lang w:eastAsia="ja-JP"/>
-        </w:rPr>
-        <w:t>v</w:t>
-      </w:r>
-      <w:r>
-        <w:rPr>
-          <w:rFonts w:ascii="Times New Roman" w:hAnsi="Times New Roman" w:cs="Times New Roman"/>
-          <w:lang w:eastAsia="ja-JP"/>
-        </w:rPr>
-        <w:t>を取り除く</w:t>
-      </w:r>
-      <w:r>
-        <w:rPr>
-          <w:rFonts w:ascii="Times New Roman" w:hAnsi="Times New Roman" w:cs="Times New Roman"/>
-          <w:lang w:eastAsia="ja-JP"/>
-        </w:rPr>
-        <w:t>;</w:t>
+        <w:tab/>
       </w:r>
       <w:r>
         <w:rPr>
@@ -4350,22 +2918,15 @@
           <w:rFonts w:ascii="Times New Roman" w:hAnsi="Times New Roman" w:cs="Times New Roman" w:hint="eastAsia"/>
           <w:lang w:eastAsia="ja-JP"/>
         </w:rPr>
-        <w:t xml:space="preserve"> + </w:t>
-      </w:r>
-      <w:r>
-        <w:rPr>
-          <w:rFonts w:ascii="Times New Roman" w:hAnsi="Times New Roman" w:cs="Times New Roman"/>
-          <w:lang w:eastAsia="ja-JP"/>
-        </w:rPr>
-        <w:t>P</w:t>
-      </w:r>
-      <w:r>
-        <w:rPr>
-          <w:rFonts w:ascii="Times New Roman" w:hAnsi="Times New Roman" w:cs="Times New Roman"/>
+        <w:t xml:space="preserve"> + V</w:t>
+      </w:r>
+      <w:r>
+        <w:rPr>
+          <w:rFonts w:ascii="Times New Roman" w:hAnsi="Times New Roman" w:cs="Times New Roman" w:hint="eastAsia"/>
           <w:vertAlign w:val="subscript"/>
           <w:lang w:eastAsia="ja-JP"/>
         </w:rPr>
-        <w:t>A</w:t>
+        <w:t>X</w:t>
       </w:r>
       <w:r>
         <w:rPr>
@@ -4380,13 +2941,6 @@
           <w:lang w:eastAsia="ja-JP"/>
         </w:rPr>
         <w:t>;</w:t>
-      </w:r>
-      <w:r>
-        <w:rPr>
-          <w:rFonts w:ascii="Times New Roman" w:hAnsi="Times New Roman" w:cs="Times New Roman"/>
-          <w:lang w:eastAsia="ja-JP"/>
-        </w:rPr>
-        <w:tab/>
       </w:r>
       <w:r>
         <w:rPr>
@@ -4464,12 +3018,28 @@
           <w:lang w:eastAsia="ja-JP"/>
         </w:rPr>
       </w:pPr>
-      <w:r>
-        <w:rPr>
-          <w:rFonts w:ascii="Times New Roman" w:hAnsi="Times New Roman" w:cs="Times New Roman"/>
-          <w:lang w:eastAsia="ja-JP"/>
-        </w:rPr>
-        <w:t>goto 2</w:t>
+      <w:proofErr w:type="spellStart"/>
+      <w:r>
+        <w:rPr>
+          <w:rFonts w:ascii="Times New Roman" w:hAnsi="Times New Roman" w:cs="Times New Roman"/>
+          <w:lang w:eastAsia="ja-JP"/>
+        </w:rPr>
+        <w:t>goto</w:t>
+      </w:r>
+      <w:proofErr w:type="spellEnd"/>
+      <w:r>
+        <w:rPr>
+          <w:rFonts w:ascii="Times New Roman" w:hAnsi="Times New Roman" w:cs="Times New Roman"/>
+          <w:lang w:eastAsia="ja-JP"/>
+        </w:rPr>
+        <w:t xml:space="preserve"> 2</w:t>
+      </w:r>
+      <w:r>
+        <w:rPr>
+          <w:rFonts w:ascii="Times New Roman" w:hAnsi="Times New Roman" w:cs="Times New Roman"/>
+          <w:lang w:eastAsia="ja-JP"/>
+        </w:rPr>
+        <w:br w:type="page"/>
       </w:r>
     </w:p>
     <w:p>
@@ -4486,121 +3056,61 @@
       </w:pPr>
       <w:r>
         <w:rPr>
-          <w:rFonts w:ascii="Times New Roman" w:hAnsi="Times New Roman" w:cs="Times New Roman" w:hint="eastAsia"/>
-          <w:lang w:eastAsia="ja-JP"/>
-        </w:rPr>
-        <w:t>任意の</w:t>
-      </w:r>
-      <w:r>
-        <w:rPr>
-          <w:rFonts w:ascii="Times New Roman" w:hAnsi="Times New Roman" w:cs="Times New Roman"/>
-          <w:i/>
-          <w:lang w:eastAsia="ja-JP"/>
-        </w:rPr>
-        <w:t>v</w:t>
-      </w:r>
-      <w:r>
-        <w:rPr>
-          <w:rFonts w:ascii="Times New Roman" w:hAnsi="Times New Roman" w:cs="Times New Roman"/>
-          <w:lang w:eastAsia="ja-JP"/>
-        </w:rPr>
-        <w:t>の</w:t>
-      </w:r>
-      <w:r>
-        <w:rPr>
-          <w:rFonts w:ascii="Times New Roman" w:hAnsi="Times New Roman" w:cs="Times New Roman" w:hint="eastAsia"/>
-          <w:lang w:eastAsia="ja-JP"/>
-        </w:rPr>
-        <w:t>評価値</w:t>
+          <w:rFonts w:hint="eastAsia"/>
+          <w:lang w:eastAsia="ja-JP"/>
+        </w:rPr>
+        <w:lastRenderedPageBreak/>
+        <w:t xml:space="preserve">評価値 </w:t>
       </w:r>
       <m:oMath>
+        <m:acc>
+          <m:accPr>
+            <m:ctrlPr>
+              <w:rPr>
+                <w:rFonts w:ascii="Cambria Math" w:eastAsia="ＭＳ 明朝" w:hAnsi="Cambria Math" w:cs="ＭＳ 明朝"/>
+                <w:i/>
+                <w:lang w:eastAsia="ja-JP"/>
+              </w:rPr>
+            </m:ctrlPr>
+          </m:accPr>
+          <m:e>
+            <m:r>
+              <w:rPr>
+                <w:rFonts w:ascii="Cambria Math" w:eastAsia="ＭＳ 明朝" w:hAnsi="Cambria Math" w:cs="ＭＳ 明朝"/>
+                <w:lang w:eastAsia="ja-JP"/>
+              </w:rPr>
+              <m:t>h</m:t>
+            </m:r>
+          </m:e>
+        </m:acc>
         <m:r>
           <w:rPr>
             <w:rFonts w:ascii="Cambria Math" w:hAnsi="Cambria Math" w:cs="Times New Roman"/>
             <w:lang w:eastAsia="ja-JP"/>
           </w:rPr>
-          <m:t>f(v)</m:t>
+          <m:t>(v)</m:t>
         </m:r>
       </m:oMath>
       <w:r>
         <w:rPr>
-          <w:rFonts w:ascii="Times New Roman" w:hAnsi="Times New Roman" w:cs="Times New Roman" w:hint="eastAsia"/>
-          <w:lang w:eastAsia="ja-JP"/>
-        </w:rPr>
-        <w:t xml:space="preserve"> (</w:t>
-      </w:r>
-      <w:r>
-        <w:rPr>
-          <w:rFonts w:ascii="Times New Roman" w:hAnsi="Times New Roman" w:cs="Times New Roman"/>
-          <w:lang w:eastAsia="ja-JP"/>
-        </w:rPr>
-        <w:t>=</w:t>
-      </w:r>
-      <w:r>
-        <w:rPr>
-          <w:rFonts w:ascii="Times New Roman" w:hAnsi="Times New Roman" w:cs="Times New Roman" w:hint="eastAsia"/>
+          <w:rFonts w:hint="eastAsia"/>
           <w:lang w:eastAsia="ja-JP"/>
         </w:rPr>
         <w:t xml:space="preserve"> </w:t>
       </w:r>
-      <m:oMath>
-        <m:r>
-          <w:rPr>
-            <w:rFonts w:ascii="Cambria Math" w:hAnsi="Cambria Math" w:cs="Times New Roman"/>
-            <w:lang w:eastAsia="ja-JP"/>
-          </w:rPr>
-          <m:t>h(v)</m:t>
-        </m:r>
-      </m:oMath>
-      <w:r>
-        <w:rPr>
-          <w:rFonts w:ascii="Times New Roman" w:hAnsi="Times New Roman" w:cs="Times New Roman" w:hint="eastAsia"/>
-          <w:lang w:eastAsia="ja-JP"/>
-        </w:rPr>
-        <w:t>)</w:t>
-      </w:r>
-      <w:r>
-        <w:rPr>
-          <w:rFonts w:ascii="Times New Roman" w:hAnsi="Times New Roman" w:cs="Times New Roman" w:hint="eastAsia"/>
-          <w:lang w:eastAsia="ja-JP"/>
-        </w:rPr>
-        <w:t>は</w:t>
-      </w:r>
-      <w:r>
-        <w:rPr>
-          <w:rFonts w:ascii="Times New Roman" w:hAnsi="Times New Roman" w:cs="Times New Roman" w:hint="eastAsia"/>
-          <w:lang w:eastAsia="ja-JP"/>
-        </w:rPr>
-        <w:t>常に変化しないので，</w:t>
-      </w:r>
-      <w:r>
-        <w:rPr>
-          <w:rFonts w:ascii="Times New Roman" w:hAnsi="Times New Roman" w:cs="Times New Roman" w:hint="eastAsia"/>
-          <w:lang w:eastAsia="ja-JP"/>
-        </w:rPr>
-        <w:t>上の</w:t>
-      </w:r>
-      <w:r>
-        <w:rPr>
-          <w:rFonts w:ascii="Times New Roman" w:hAnsi="Times New Roman" w:cs="Times New Roman" w:hint="eastAsia"/>
-          <w:lang w:eastAsia="ja-JP"/>
-        </w:rPr>
-        <w:t>7.2</w:t>
-      </w:r>
-      <w:r>
-        <w:rPr>
-          <w:rFonts w:ascii="Times New Roman" w:hAnsi="Times New Roman" w:cs="Times New Roman" w:hint="eastAsia"/>
-          <w:lang w:eastAsia="ja-JP"/>
-        </w:rPr>
-        <w:t>のように，</w:t>
-      </w:r>
-      <w:r>
-        <w:rPr>
-          <w:rFonts w:ascii="Times New Roman" w:hAnsi="Times New Roman" w:cs="Times New Roman" w:hint="eastAsia"/>
-          <w:i/>
-          <w:lang w:eastAsia="ja-JP"/>
-        </w:rPr>
-        <w:t>v</w:t>
+      <w:r>
+        <w:rPr>
+          <w:rFonts w:ascii="Times New Roman" w:hAnsi="Times New Roman" w:cs="Times New Roman" w:hint="eastAsia"/>
+          <w:lang w:eastAsia="ja-JP"/>
+        </w:rPr>
+        <w:t>は，常に変化しないので，</w:t>
+      </w:r>
+      <w:r>
+        <w:rPr>
+          <w:rFonts w:ascii="Times New Roman" w:hAnsi="Times New Roman" w:cs="Times New Roman" w:hint="eastAsia"/>
+          <w:lang w:eastAsia="ja-JP"/>
+        </w:rPr>
+        <w:t>重複の除去はどれ</w:t>
       </w:r>
       <w:r>
         <w:rPr>
@@ -4614,35 +3124,14 @@
           <w:rFonts w:ascii="Times New Roman" w:hAnsi="Times New Roman" w:cs="Times New Roman" w:hint="eastAsia"/>
           <w:lang w:eastAsia="ja-JP"/>
         </w:rPr>
-        <w:t>CL</w:t>
-      </w:r>
-      <w:r>
-        <w:rPr>
-          <w:rFonts w:ascii="Times New Roman" w:hAnsi="Times New Roman" w:cs="Times New Roman" w:hint="eastAsia"/>
-          <w:lang w:eastAsia="ja-JP"/>
-        </w:rPr>
-        <w:t>から</w:t>
-      </w:r>
-      <w:r>
-        <w:rPr>
-          <w:rFonts w:ascii="Times New Roman" w:hAnsi="Times New Roman" w:cs="Times New Roman" w:hint="eastAsia"/>
-          <w:lang w:eastAsia="ja-JP"/>
-        </w:rPr>
-        <w:t>OL</w:t>
-      </w:r>
-      <w:r>
-        <w:rPr>
-          <w:rFonts w:ascii="Times New Roman" w:hAnsi="Times New Roman" w:cs="Times New Roman" w:hint="eastAsia"/>
-          <w:lang w:eastAsia="ja-JP"/>
-        </w:rPr>
-        <w:t>に戻す</w:t>
-      </w:r>
-      <w:r>
-        <w:rPr>
-          <w:rFonts w:ascii="Times New Roman" w:hAnsi="Times New Roman" w:cs="Times New Roman" w:hint="eastAsia"/>
-          <w:lang w:eastAsia="ja-JP"/>
-        </w:rPr>
-        <w:t>必要はなく，重複の除去も，どちらを除いてもよい．</w:t>
+        <w:t>取り</w:t>
+      </w:r>
+      <w:r>
+        <w:rPr>
+          <w:rFonts w:ascii="Times New Roman" w:hAnsi="Times New Roman" w:cs="Times New Roman" w:hint="eastAsia"/>
+          <w:lang w:eastAsia="ja-JP"/>
+        </w:rPr>
+        <w:t>除いてもよい．</w:t>
       </w:r>
     </w:p>
     <w:p>
@@ -4677,33 +3166,2058 @@
       <w:pPr>
         <w:pStyle w:val="2"/>
         <w:rPr>
+          <w:noProof/>
           <w:lang w:eastAsia="ja-JP"/>
         </w:rPr>
       </w:pPr>
       <w:r>
         <w:rPr>
           <w:rFonts w:hint="eastAsia"/>
-          <w:lang w:eastAsia="ja-JP"/>
-        </w:rPr>
-        <w:t>最急降下法(山登り法)</w:t>
+          <w:noProof/>
+          <w:lang w:eastAsia="ja-JP"/>
+        </w:rPr>
+        <w:t>一般の最小コストパス</w:t>
       </w:r>
       <w:r>
         <w:rPr>
           <w:rFonts w:hint="eastAsia"/>
-          <w:lang w:eastAsia="ja-JP"/>
-        </w:rPr>
-        <w:t>（行く末コスト</w:t>
+          <w:noProof/>
+          <w:lang w:eastAsia="ja-JP"/>
+        </w:rPr>
+        <w:t>探索</w:t>
+      </w:r>
+      <w:r>
+        <w:rPr>
+          <w:rFonts w:hint="eastAsia"/>
+          <w:noProof/>
+          <w:lang w:eastAsia="ja-JP"/>
+        </w:rPr>
+        <w:t xml:space="preserve"> </w:t>
+      </w:r>
+      <w:r>
+        <w:rPr>
+          <w:rFonts w:hint="eastAsia"/>
+          <w:lang w:eastAsia="ja-JP"/>
+        </w:rPr>
+        <w:t>(</w:t>
       </w:r>
       <m:oMath>
+        <m:acc>
+          <m:accPr>
+            <m:ctrlPr>
+              <w:rPr>
+                <w:rFonts w:ascii="Cambria Math" w:hAnsi="Cambria Math" w:cs="Times New Roman"/>
+                <w:b w:val="0"/>
+                <w:i/>
+                <w:lang w:eastAsia="ja-JP"/>
+              </w:rPr>
+            </m:ctrlPr>
+          </m:accPr>
+          <m:e>
+            <m:r>
+              <m:rPr>
+                <m:sty m:val="bi"/>
+              </m:rPr>
+              <w:rPr>
+                <w:rFonts w:ascii="Cambria Math" w:hAnsi="Cambria Math" w:cs="Times New Roman"/>
+                <w:lang w:eastAsia="ja-JP"/>
+              </w:rPr>
+              <m:t>f</m:t>
+            </m:r>
+          </m:e>
+        </m:acc>
+        <m:d>
+          <m:dPr>
+            <m:ctrlPr>
+              <w:rPr>
+                <w:rFonts w:ascii="Cambria Math" w:hAnsi="Cambria Math" w:cs="Times New Roman"/>
+                <w:i/>
+                <w:lang w:eastAsia="ja-JP"/>
+              </w:rPr>
+            </m:ctrlPr>
+          </m:dPr>
+          <m:e>
+            <m:r>
+              <m:rPr>
+                <m:sty m:val="bi"/>
+              </m:rPr>
+              <w:rPr>
+                <w:rFonts w:ascii="Cambria Math" w:hAnsi="Cambria Math" w:cs="Times New Roman"/>
+                <w:lang w:eastAsia="ja-JP"/>
+              </w:rPr>
+              <m:t>v</m:t>
+            </m:r>
+          </m:e>
+        </m:d>
         <m:r>
           <m:rPr>
             <m:sty m:val="bi"/>
           </m:rPr>
           <w:rPr>
-            <w:rFonts w:ascii="Cambria Math" w:eastAsia="ＭＳ 明朝" w:hAnsi="Cambria Math" w:cs="ＭＳ 明朝"/>
+            <w:rFonts w:ascii="Cambria Math" w:hAnsi="Cambria Math" w:cs="Times New Roman"/>
             <w:lang w:eastAsia="ja-JP"/>
           </w:rPr>
-          <m:t>h</m:t>
+          <m:t>=</m:t>
+        </m:r>
+        <m:acc>
+          <m:accPr>
+            <m:ctrlPr>
+              <w:rPr>
+                <w:rFonts w:ascii="Cambria Math" w:hAnsi="Cambria Math" w:cs="Times New Roman"/>
+                <w:b w:val="0"/>
+                <w:i/>
+                <w:lang w:eastAsia="ja-JP"/>
+              </w:rPr>
+            </m:ctrlPr>
+          </m:accPr>
+          <m:e>
+            <m:r>
+              <m:rPr>
+                <m:sty m:val="bi"/>
+              </m:rPr>
+              <w:rPr>
+                <w:rFonts w:ascii="Cambria Math" w:hAnsi="Cambria Math" w:cs="Times New Roman"/>
+                <w:lang w:eastAsia="ja-JP"/>
+              </w:rPr>
+              <m:t>g</m:t>
+            </m:r>
+          </m:e>
+        </m:acc>
+        <m:d>
+          <m:dPr>
+            <m:ctrlPr>
+              <w:rPr>
+                <w:rFonts w:ascii="Cambria Math" w:hAnsi="Cambria Math" w:cs="Times New Roman"/>
+                <w:i/>
+                <w:lang w:eastAsia="ja-JP"/>
+              </w:rPr>
+            </m:ctrlPr>
+          </m:dPr>
+          <m:e>
+            <m:r>
+              <m:rPr>
+                <m:sty m:val="bi"/>
+              </m:rPr>
+              <w:rPr>
+                <w:rFonts w:ascii="Cambria Math" w:hAnsi="Cambria Math" w:cs="Times New Roman"/>
+                <w:lang w:eastAsia="ja-JP"/>
+              </w:rPr>
+              <m:t>v</m:t>
+            </m:r>
+          </m:e>
+        </m:d>
+        <m:r>
+          <m:rPr>
+            <m:sty m:val="b"/>
+          </m:rPr>
+          <w:rPr>
+            <w:rFonts w:ascii="Cambria Math" w:hAnsi="Cambria Math" w:cs="Times New Roman" w:hint="eastAsia"/>
+            <w:lang w:eastAsia="ja-JP"/>
+          </w:rPr>
+          <m:t>+</m:t>
+        </m:r>
+        <m:acc>
+          <m:accPr>
+            <m:ctrlPr>
+              <w:rPr>
+                <w:rFonts w:ascii="Cambria Math" w:eastAsia="ＭＳ 明朝" w:hAnsi="Cambria Math" w:cs="ＭＳ 明朝"/>
+                <w:b w:val="0"/>
+                <w:i/>
+                <w:lang w:eastAsia="ja-JP"/>
+              </w:rPr>
+            </m:ctrlPr>
+          </m:accPr>
+          <m:e>
+            <m:r>
+              <m:rPr>
+                <m:sty m:val="bi"/>
+              </m:rPr>
+              <w:rPr>
+                <w:rFonts w:ascii="Cambria Math" w:eastAsia="ＭＳ 明朝" w:hAnsi="Cambria Math" w:cs="ＭＳ 明朝"/>
+                <w:lang w:eastAsia="ja-JP"/>
+              </w:rPr>
+              <m:t>h</m:t>
+            </m:r>
+          </m:e>
+        </m:acc>
+        <m:r>
+          <m:rPr>
+            <m:sty m:val="bi"/>
+          </m:rPr>
+          <w:rPr>
+            <w:rFonts w:ascii="Cambria Math" w:hAnsi="Cambria Math" w:cs="Times New Roman"/>
+            <w:lang w:eastAsia="ja-JP"/>
+          </w:rPr>
+          <m:t>(v)</m:t>
+        </m:r>
+      </m:oMath>
+      <w:r>
+        <w:rPr>
+          <w:rFonts w:hint="eastAsia"/>
+          <w:lang w:eastAsia="ja-JP"/>
+        </w:rPr>
+        <w:t>)</w:t>
+      </w:r>
+    </w:p>
+    <w:p>
+      <w:pPr>
+        <w:pStyle w:val="a0"/>
+        <w:numPr>
+          <w:ilvl w:val="0"/>
+          <w:numId w:val="9"/>
+        </w:numPr>
+        <w:spacing w:after="0"/>
+        <w:rPr>
+          <w:rFonts w:ascii="Times New Roman" w:hAnsi="Times New Roman" w:cs="Times New Roman"/>
+          <w:lang w:eastAsia="ja-JP"/>
+        </w:rPr>
+      </w:pPr>
+      <w:r>
+        <w:rPr>
+          <w:rFonts w:ascii="Times New Roman" w:hAnsi="Times New Roman" w:cs="Times New Roman"/>
+          <w:lang w:eastAsia="ja-JP"/>
+        </w:rPr>
+        <w:t>OL ← [s]; CL ← [];</w:t>
+      </w:r>
+    </w:p>
+    <w:p>
+      <w:pPr>
+        <w:pStyle w:val="a0"/>
+        <w:numPr>
+          <w:ilvl w:val="0"/>
+          <w:numId w:val="9"/>
+        </w:numPr>
+        <w:spacing w:after="0"/>
+        <w:rPr>
+          <w:rFonts w:ascii="Times New Roman" w:hAnsi="Times New Roman" w:cs="Times New Roman"/>
+          <w:lang w:eastAsia="ja-JP"/>
+        </w:rPr>
+      </w:pPr>
+      <w:r>
+        <w:rPr>
+          <w:rFonts w:ascii="Times New Roman" w:hAnsi="Times New Roman" w:cs="Times New Roman"/>
+          <w:lang w:eastAsia="ja-JP"/>
+        </w:rPr>
+        <w:t>if (OL</w:t>
+      </w:r>
+      <w:r>
+        <w:rPr>
+          <w:rFonts w:ascii="Times New Roman" w:hAnsi="Times New Roman" w:cs="Times New Roman"/>
+          <w:lang w:eastAsia="ja-JP"/>
+        </w:rPr>
+        <w:t>が空</w:t>
+      </w:r>
+      <w:r>
+        <w:rPr>
+          <w:rFonts w:ascii="Times New Roman" w:hAnsi="Times New Roman" w:cs="Times New Roman"/>
+          <w:lang w:eastAsia="ja-JP"/>
+        </w:rPr>
+        <w:t xml:space="preserve">) </w:t>
+      </w:r>
+      <w:r>
+        <w:rPr>
+          <w:rFonts w:ascii="Times New Roman" w:hAnsi="Times New Roman" w:cs="Times New Roman"/>
+          <w:lang w:eastAsia="ja-JP"/>
+        </w:rPr>
+        <w:t>終了</w:t>
+      </w:r>
+      <w:r>
+        <w:rPr>
+          <w:rFonts w:ascii="Times New Roman" w:hAnsi="Times New Roman" w:cs="Times New Roman"/>
+          <w:lang w:eastAsia="ja-JP"/>
+        </w:rPr>
+        <w:t>(</w:t>
+      </w:r>
+      <w:r>
+        <w:rPr>
+          <w:rFonts w:ascii="Times New Roman" w:hAnsi="Times New Roman" w:cs="Times New Roman"/>
+          <w:lang w:eastAsia="ja-JP"/>
+        </w:rPr>
+        <w:t>失敗</w:t>
+      </w:r>
+      <w:r>
+        <w:rPr>
+          <w:rFonts w:ascii="Times New Roman" w:hAnsi="Times New Roman" w:cs="Times New Roman"/>
+          <w:lang w:eastAsia="ja-JP"/>
+        </w:rPr>
+        <w:t>);</w:t>
+      </w:r>
+    </w:p>
+    <w:p>
+      <w:pPr>
+        <w:pStyle w:val="a0"/>
+        <w:numPr>
+          <w:ilvl w:val="0"/>
+          <w:numId w:val="9"/>
+        </w:numPr>
+        <w:spacing w:after="0"/>
+        <w:rPr>
+          <w:rFonts w:ascii="Times New Roman" w:hAnsi="Times New Roman" w:cs="Times New Roman"/>
+          <w:lang w:eastAsia="ja-JP"/>
+        </w:rPr>
+      </w:pPr>
+      <w:r>
+        <w:rPr>
+          <w:rFonts w:ascii="Times New Roman" w:hAnsi="Times New Roman" w:cs="Times New Roman"/>
+          <w:lang w:eastAsia="ja-JP"/>
+        </w:rPr>
+        <w:t>X ← pop(OL);</w:t>
+      </w:r>
+    </w:p>
+    <w:p>
+      <w:pPr>
+        <w:pStyle w:val="a0"/>
+        <w:numPr>
+          <w:ilvl w:val="0"/>
+          <w:numId w:val="9"/>
+        </w:numPr>
+        <w:spacing w:after="0"/>
+        <w:rPr>
+          <w:rFonts w:ascii="Times New Roman" w:hAnsi="Times New Roman" w:cs="Times New Roman"/>
+          <w:lang w:eastAsia="ja-JP"/>
+        </w:rPr>
+      </w:pPr>
+      <w:r>
+        <w:rPr>
+          <w:rFonts w:ascii="Times New Roman" w:hAnsi="Times New Roman" w:cs="Times New Roman"/>
+          <w:lang w:eastAsia="ja-JP"/>
+        </w:rPr>
+        <w:t>if (X</w:t>
+      </w:r>
+      <w:r>
+        <w:rPr>
+          <w:rFonts w:ascii="Times New Roman" w:hAnsi="Times New Roman" w:cs="Times New Roman"/>
+          <w:lang w:eastAsia="ja-JP"/>
+        </w:rPr>
+        <w:t>が目標状態</w:t>
+      </w:r>
+      <w:r>
+        <w:rPr>
+          <w:rFonts w:ascii="Times New Roman" w:hAnsi="Times New Roman" w:cs="Times New Roman"/>
+          <w:lang w:eastAsia="ja-JP"/>
+        </w:rPr>
+        <w:t xml:space="preserve">) </w:t>
+      </w:r>
+      <w:r>
+        <w:rPr>
+          <w:rFonts w:ascii="Times New Roman" w:hAnsi="Times New Roman" w:cs="Times New Roman"/>
+          <w:lang w:eastAsia="ja-JP"/>
+        </w:rPr>
+        <w:t>終了</w:t>
+      </w:r>
+      <w:r>
+        <w:rPr>
+          <w:rFonts w:ascii="Times New Roman" w:hAnsi="Times New Roman" w:cs="Times New Roman"/>
+          <w:lang w:eastAsia="ja-JP"/>
+        </w:rPr>
+        <w:t>(</w:t>
+      </w:r>
+      <w:r>
+        <w:rPr>
+          <w:rFonts w:ascii="Times New Roman" w:hAnsi="Times New Roman" w:cs="Times New Roman"/>
+          <w:lang w:eastAsia="ja-JP"/>
+        </w:rPr>
+        <w:t>成功</w:t>
+      </w:r>
+      <w:r>
+        <w:rPr>
+          <w:rFonts w:ascii="Times New Roman" w:hAnsi="Times New Roman" w:cs="Times New Roman"/>
+          <w:lang w:eastAsia="ja-JP"/>
+        </w:rPr>
+        <w:t>);</w:t>
+      </w:r>
+    </w:p>
+    <w:p>
+      <w:pPr>
+        <w:pStyle w:val="a0"/>
+        <w:numPr>
+          <w:ilvl w:val="0"/>
+          <w:numId w:val="9"/>
+        </w:numPr>
+        <w:spacing w:after="0"/>
+        <w:rPr>
+          <w:rFonts w:ascii="Times New Roman" w:hAnsi="Times New Roman" w:cs="Times New Roman"/>
+          <w:lang w:eastAsia="ja-JP"/>
+        </w:rPr>
+      </w:pPr>
+      <w:r>
+        <w:rPr>
+          <w:rFonts w:ascii="Times New Roman" w:hAnsi="Times New Roman" w:cs="Times New Roman"/>
+          <w:lang w:eastAsia="ja-JP"/>
+        </w:rPr>
+        <w:t>CL ← CL + [X];</w:t>
+      </w:r>
+      <w:bookmarkStart w:id="2" w:name="_GoBack"/>
+      <w:bookmarkEnd w:id="2"/>
+    </w:p>
+    <w:p>
+      <w:pPr>
+        <w:pStyle w:val="a0"/>
+        <w:numPr>
+          <w:ilvl w:val="0"/>
+          <w:numId w:val="9"/>
+        </w:numPr>
+        <w:spacing w:after="0"/>
+        <w:rPr>
+          <w:rFonts w:ascii="Times New Roman" w:hAnsi="Times New Roman" w:cs="Times New Roman"/>
+          <w:lang w:eastAsia="ja-JP"/>
+        </w:rPr>
+      </w:pPr>
+      <w:r>
+        <w:rPr>
+          <w:rFonts w:ascii="Times New Roman" w:hAnsi="Times New Roman" w:cs="Times New Roman"/>
+          <w:lang w:eastAsia="ja-JP"/>
+        </w:rPr>
+        <w:t>V</w:t>
+      </w:r>
+      <w:r>
+        <w:rPr>
+          <w:rFonts w:ascii="Times New Roman" w:hAnsi="Times New Roman" w:cs="Times New Roman" w:hint="eastAsia"/>
+          <w:vertAlign w:val="subscript"/>
+          <w:lang w:eastAsia="ja-JP"/>
+        </w:rPr>
+        <w:t>X</w:t>
+      </w:r>
+      <w:r>
+        <w:rPr>
+          <w:rFonts w:ascii="Times New Roman" w:hAnsi="Times New Roman" w:cs="Times New Roman"/>
+          <w:lang w:eastAsia="ja-JP"/>
+        </w:rPr>
+        <w:t xml:space="preserve"> ← next(X);</w:t>
+      </w:r>
+    </w:p>
+    <w:p>
+      <w:pPr>
+        <w:pStyle w:val="a0"/>
+        <w:numPr>
+          <w:ilvl w:val="0"/>
+          <w:numId w:val="9"/>
+        </w:numPr>
+        <w:spacing w:after="0"/>
+        <w:rPr>
+          <w:rFonts w:ascii="Times New Roman" w:hAnsi="Times New Roman" w:cs="Times New Roman"/>
+          <w:lang w:eastAsia="ja-JP"/>
+        </w:rPr>
+      </w:pPr>
+      <w:r>
+        <w:rPr>
+          <w:rFonts w:ascii="Times New Roman" w:hAnsi="Times New Roman" w:cs="Times New Roman"/>
+          <w:lang w:eastAsia="ja-JP"/>
+        </w:rPr>
+        <w:t>V</w:t>
+      </w:r>
+      <w:r>
+        <w:rPr>
+          <w:rFonts w:ascii="Times New Roman" w:hAnsi="Times New Roman" w:cs="Times New Roman" w:hint="eastAsia"/>
+          <w:vertAlign w:val="subscript"/>
+          <w:lang w:eastAsia="ja-JP"/>
+        </w:rPr>
+        <w:t>X</w:t>
+      </w:r>
+      <w:r>
+        <w:rPr>
+          <w:rFonts w:ascii="Times New Roman" w:hAnsi="Times New Roman" w:cs="Times New Roman"/>
+          <w:lang w:eastAsia="ja-JP"/>
+        </w:rPr>
+        <w:t>の要素の各々</w:t>
+      </w:r>
+      <w:r>
+        <w:rPr>
+          <w:rFonts w:ascii="Times New Roman" w:hAnsi="Times New Roman" w:cs="Times New Roman"/>
+          <w:lang w:eastAsia="ja-JP"/>
+        </w:rPr>
+        <w:t>(</w:t>
+      </w:r>
+      <w:r>
+        <w:rPr>
+          <w:rFonts w:ascii="Times New Roman" w:hAnsi="Times New Roman" w:cs="Times New Roman"/>
+          <w:i/>
+          <w:lang w:eastAsia="ja-JP"/>
+        </w:rPr>
+        <w:t>v</w:t>
+      </w:r>
+      <w:r>
+        <w:rPr>
+          <w:rFonts w:ascii="Times New Roman" w:hAnsi="Times New Roman" w:cs="Times New Roman"/>
+          <w:lang w:eastAsia="ja-JP"/>
+        </w:rPr>
+        <w:t>)</w:t>
+      </w:r>
+      <w:r>
+        <w:rPr>
+          <w:rFonts w:ascii="Times New Roman" w:hAnsi="Times New Roman" w:cs="Times New Roman"/>
+          <w:lang w:eastAsia="ja-JP"/>
+        </w:rPr>
+        <w:t>について，以下を行う．</w:t>
+      </w:r>
+    </w:p>
+    <w:p>
+      <w:pPr>
+        <w:pStyle w:val="a0"/>
+        <w:numPr>
+          <w:ilvl w:val="1"/>
+          <w:numId w:val="9"/>
+        </w:numPr>
+        <w:spacing w:after="0"/>
+        <w:jc w:val="left"/>
+        <w:rPr>
+          <w:rFonts w:ascii="Times New Roman" w:hAnsi="Times New Roman" w:cs="Times New Roman"/>
+          <w:lang w:eastAsia="ja-JP"/>
+        </w:rPr>
+      </w:pPr>
+      <w:r>
+        <w:rPr>
+          <w:rFonts w:ascii="Times New Roman" w:hAnsi="Times New Roman" w:cs="Times New Roman"/>
+          <w:lang w:eastAsia="ja-JP"/>
+        </w:rPr>
+        <w:t>if (</w:t>
+      </w:r>
+      <w:r>
+        <w:rPr>
+          <w:rFonts w:ascii="Times New Roman" w:hAnsi="Times New Roman" w:cs="Times New Roman"/>
+          <w:i/>
+          <w:lang w:eastAsia="ja-JP"/>
+        </w:rPr>
+        <w:t>v</w:t>
+      </w:r>
+      <w:r>
+        <w:rPr>
+          <w:rFonts w:ascii="Times New Roman" w:hAnsi="Times New Roman" w:cs="Times New Roman"/>
+          <w:lang w:eastAsia="ja-JP"/>
+        </w:rPr>
+        <w:t>が</w:t>
+      </w:r>
+      <w:r>
+        <w:rPr>
+          <w:rFonts w:ascii="Times New Roman" w:hAnsi="Times New Roman" w:cs="Times New Roman"/>
+          <w:lang w:eastAsia="ja-JP"/>
+        </w:rPr>
+        <w:t>CL</w:t>
+      </w:r>
+      <w:r>
+        <w:rPr>
+          <w:rFonts w:ascii="Times New Roman" w:hAnsi="Times New Roman" w:cs="Times New Roman"/>
+          <w:lang w:eastAsia="ja-JP"/>
+        </w:rPr>
+        <w:t>に含まれ</w:t>
+      </w:r>
+      <w:r>
+        <w:rPr>
+          <w:rFonts w:ascii="Times New Roman" w:hAnsi="Times New Roman" w:cs="Times New Roman" w:hint="eastAsia"/>
+          <w:lang w:eastAsia="ja-JP"/>
+        </w:rPr>
+        <w:t>，かつ，</w:t>
+      </w:r>
+      <w:r>
+        <w:rPr>
+          <w:rFonts w:ascii="Times New Roman" w:hAnsi="Times New Roman" w:cs="Times New Roman"/>
+          <w:lang w:eastAsia="ja-JP"/>
+        </w:rPr>
+        <w:t>V</w:t>
+      </w:r>
+      <w:r>
+        <w:rPr>
+          <w:rFonts w:ascii="Times New Roman" w:hAnsi="Times New Roman" w:cs="Times New Roman" w:hint="eastAsia"/>
+          <w:vertAlign w:val="subscript"/>
+          <w:lang w:eastAsia="ja-JP"/>
+        </w:rPr>
+        <w:t>X</w:t>
+      </w:r>
+      <w:r>
+        <w:rPr>
+          <w:rFonts w:ascii="Times New Roman" w:hAnsi="Times New Roman" w:cs="Times New Roman"/>
+          <w:lang w:eastAsia="ja-JP"/>
+        </w:rPr>
+        <w:t>中の</w:t>
+      </w:r>
+      <w:r>
+        <w:rPr>
+          <w:rFonts w:ascii="Times New Roman" w:hAnsi="Times New Roman" w:cs="Times New Roman"/>
+          <w:i/>
+          <w:lang w:eastAsia="ja-JP"/>
+        </w:rPr>
+        <w:t>v</w:t>
+      </w:r>
+      <w:r>
+        <w:rPr>
+          <w:rFonts w:ascii="Times New Roman" w:hAnsi="Times New Roman" w:cs="Times New Roman"/>
+          <w:lang w:eastAsia="ja-JP"/>
+        </w:rPr>
+        <w:t>の</w:t>
+      </w:r>
+      <m:oMath>
+        <m:acc>
+          <m:accPr>
+            <m:ctrlPr>
+              <w:rPr>
+                <w:rFonts w:ascii="Cambria Math" w:hAnsi="Cambria Math" w:cs="Times New Roman"/>
+                <w:i/>
+                <w:lang w:eastAsia="ja-JP"/>
+              </w:rPr>
+            </m:ctrlPr>
+          </m:accPr>
+          <m:e>
+            <m:r>
+              <w:rPr>
+                <w:rFonts w:ascii="Cambria Math" w:hAnsi="Cambria Math" w:cs="Times New Roman"/>
+                <w:lang w:eastAsia="ja-JP"/>
+              </w:rPr>
+              <m:t>f</m:t>
+            </m:r>
+          </m:e>
+        </m:acc>
+        <m:r>
+          <w:rPr>
+            <w:rFonts w:ascii="Cambria Math" w:hAnsi="Cambria Math" w:cs="Times New Roman"/>
+            <w:lang w:eastAsia="ja-JP"/>
+          </w:rPr>
+          <m:t>(v)</m:t>
+        </m:r>
+      </m:oMath>
+      <w:r>
+        <w:rPr>
+          <w:rFonts w:ascii="Times New Roman" w:hAnsi="Times New Roman" w:cs="Times New Roman"/>
+          <w:lang w:eastAsia="ja-JP"/>
+        </w:rPr>
+        <w:t>が</w:t>
+      </w:r>
+      <w:r>
+        <w:rPr>
+          <w:rFonts w:ascii="Times New Roman" w:hAnsi="Times New Roman" w:cs="Times New Roman"/>
+          <w:lang w:eastAsia="ja-JP"/>
+        </w:rPr>
+        <w:t>CL</w:t>
+      </w:r>
+      <w:r>
+        <w:rPr>
+          <w:rFonts w:ascii="Times New Roman" w:hAnsi="Times New Roman" w:cs="Times New Roman"/>
+          <w:lang w:eastAsia="ja-JP"/>
+        </w:rPr>
+        <w:t>中の</w:t>
+      </w:r>
+      <w:r>
+        <w:rPr>
+          <w:rFonts w:ascii="Times New Roman" w:hAnsi="Times New Roman" w:cs="Times New Roman"/>
+          <w:i/>
+          <w:lang w:eastAsia="ja-JP"/>
+        </w:rPr>
+        <w:t>v</w:t>
+      </w:r>
+      <w:r>
+        <w:rPr>
+          <w:rFonts w:ascii="Times New Roman" w:hAnsi="Times New Roman" w:cs="Times New Roman"/>
+          <w:lang w:eastAsia="ja-JP"/>
+        </w:rPr>
+        <w:t>の</w:t>
+      </w:r>
+      <m:oMath>
+        <m:acc>
+          <m:accPr>
+            <m:ctrlPr>
+              <w:rPr>
+                <w:rFonts w:ascii="Cambria Math" w:hAnsi="Cambria Math" w:cs="Times New Roman"/>
+                <w:i/>
+                <w:lang w:eastAsia="ja-JP"/>
+              </w:rPr>
+            </m:ctrlPr>
+          </m:accPr>
+          <m:e>
+            <m:r>
+              <w:rPr>
+                <w:rFonts w:ascii="Cambria Math" w:hAnsi="Cambria Math" w:cs="Times New Roman"/>
+                <w:lang w:eastAsia="ja-JP"/>
+              </w:rPr>
+              <m:t>f</m:t>
+            </m:r>
+          </m:e>
+        </m:acc>
+        <m:r>
+          <w:rPr>
+            <w:rFonts w:ascii="Cambria Math" w:hAnsi="Cambria Math" w:cs="Times New Roman"/>
+            <w:lang w:eastAsia="ja-JP"/>
+          </w:rPr>
+          <m:t>(v)</m:t>
+        </m:r>
+      </m:oMath>
+      <w:r>
+        <w:rPr>
+          <w:rFonts w:ascii="Times New Roman" w:hAnsi="Times New Roman" w:cs="Times New Roman" w:hint="eastAsia"/>
+          <w:lang w:eastAsia="ja-JP"/>
+        </w:rPr>
+        <w:t>以上である</w:t>
+      </w:r>
+      <w:r>
+        <w:rPr>
+          <w:rFonts w:ascii="Times New Roman" w:hAnsi="Times New Roman" w:cs="Times New Roman" w:hint="eastAsia"/>
+          <w:lang w:eastAsia="ja-JP"/>
+        </w:rPr>
+        <w:t>)</w:t>
+      </w:r>
+      <w:r>
+        <w:rPr>
+          <w:rFonts w:ascii="Times New Roman" w:hAnsi="Times New Roman" w:cs="Times New Roman"/>
+          <w:lang w:eastAsia="ja-JP"/>
+        </w:rPr>
+        <w:br/>
+      </w:r>
+      <w:r>
+        <w:rPr>
+          <w:rFonts w:ascii="Times New Roman" w:hAnsi="Times New Roman" w:cs="Times New Roman"/>
+          <w:lang w:eastAsia="ja-JP"/>
+        </w:rPr>
+        <w:tab/>
+      </w:r>
+      <w:r>
+        <w:rPr>
+          <w:rFonts w:ascii="Times New Roman" w:hAnsi="Times New Roman" w:cs="Times New Roman" w:hint="eastAsia"/>
+          <w:lang w:eastAsia="ja-JP"/>
+        </w:rPr>
+        <w:t>V</w:t>
+      </w:r>
+      <w:r>
+        <w:rPr>
+          <w:rFonts w:ascii="Times New Roman" w:hAnsi="Times New Roman" w:cs="Times New Roman"/>
+          <w:lang w:eastAsia="ja-JP"/>
+        </w:rPr>
+        <w:t>から</w:t>
+      </w:r>
+      <w:r>
+        <w:rPr>
+          <w:rFonts w:ascii="Times New Roman" w:hAnsi="Times New Roman" w:cs="Times New Roman"/>
+          <w:i/>
+          <w:lang w:eastAsia="ja-JP"/>
+        </w:rPr>
+        <w:t>v</w:t>
+      </w:r>
+      <w:r>
+        <w:rPr>
+          <w:rFonts w:ascii="Times New Roman" w:hAnsi="Times New Roman" w:cs="Times New Roman"/>
+          <w:lang w:eastAsia="ja-JP"/>
+        </w:rPr>
+        <w:t>を取り除く</w:t>
+      </w:r>
+      <w:r>
+        <w:rPr>
+          <w:rFonts w:ascii="Times New Roman" w:hAnsi="Times New Roman" w:cs="Times New Roman"/>
+          <w:lang w:eastAsia="ja-JP"/>
+        </w:rPr>
+        <w:t>;</w:t>
+      </w:r>
+      <w:r>
+        <w:rPr>
+          <w:rFonts w:ascii="Times New Roman" w:hAnsi="Times New Roman" w:cs="Times New Roman"/>
+          <w:lang w:eastAsia="ja-JP"/>
+        </w:rPr>
+        <w:tab/>
+      </w:r>
+      <w:r>
+        <w:rPr>
+          <w:rFonts w:ascii="Times New Roman" w:hAnsi="Times New Roman" w:cs="Times New Roman"/>
+          <w:lang w:eastAsia="ja-JP"/>
+        </w:rPr>
+        <w:tab/>
+      </w:r>
+      <w:r>
+        <w:rPr>
+          <w:rFonts w:ascii="Times New Roman" w:hAnsi="Times New Roman" w:cs="Times New Roman" w:hint="eastAsia"/>
+          <w:color w:val="006600"/>
+          <w:lang w:eastAsia="ja-JP"/>
+        </w:rPr>
+        <w:t>/</w:t>
+      </w:r>
+      <w:r>
+        <w:rPr>
+          <w:rFonts w:ascii="Times New Roman" w:hAnsi="Times New Roman" w:cs="Times New Roman"/>
+          <w:color w:val="006600"/>
+          <w:lang w:eastAsia="ja-JP"/>
+        </w:rPr>
+        <w:t>/</w:t>
+      </w:r>
+      <w:r>
+        <w:rPr>
+          <w:rFonts w:ascii="Times New Roman" w:hAnsi="Times New Roman" w:cs="Times New Roman" w:hint="eastAsia"/>
+          <w:color w:val="006600"/>
+          <w:lang w:eastAsia="ja-JP"/>
+        </w:rPr>
+        <w:t xml:space="preserve"> </w:t>
+      </w:r>
+      <w:r>
+        <w:rPr>
+          <w:rFonts w:ascii="Times New Roman" w:hAnsi="Times New Roman" w:cs="Times New Roman" w:hint="eastAsia"/>
+          <w:color w:val="006600"/>
+          <w:lang w:eastAsia="ja-JP"/>
+        </w:rPr>
+        <w:t>探索済みの状態を除外</w:t>
+      </w:r>
+    </w:p>
+    <w:p>
+      <w:pPr>
+        <w:pStyle w:val="a0"/>
+        <w:numPr>
+          <w:ilvl w:val="1"/>
+          <w:numId w:val="9"/>
+        </w:numPr>
+        <w:spacing w:after="0"/>
+        <w:jc w:val="left"/>
+        <w:rPr>
+          <w:rFonts w:ascii="Times New Roman" w:hAnsi="Times New Roman" w:cs="Times New Roman"/>
+          <w:lang w:eastAsia="ja-JP"/>
+        </w:rPr>
+      </w:pPr>
+      <w:r>
+        <w:rPr>
+          <w:rFonts w:ascii="Times New Roman" w:hAnsi="Times New Roman" w:cs="Times New Roman"/>
+          <w:lang w:eastAsia="ja-JP"/>
+        </w:rPr>
+        <w:t>if (</w:t>
+      </w:r>
+      <w:r>
+        <w:rPr>
+          <w:rFonts w:ascii="Times New Roman" w:hAnsi="Times New Roman" w:cs="Times New Roman"/>
+          <w:i/>
+          <w:lang w:eastAsia="ja-JP"/>
+        </w:rPr>
+        <w:t>v</w:t>
+      </w:r>
+      <w:r>
+        <w:rPr>
+          <w:rFonts w:ascii="Times New Roman" w:hAnsi="Times New Roman" w:cs="Times New Roman"/>
+          <w:lang w:eastAsia="ja-JP"/>
+        </w:rPr>
+        <w:t>が</w:t>
+      </w:r>
+      <w:r>
+        <w:rPr>
+          <w:rFonts w:ascii="Times New Roman" w:hAnsi="Times New Roman" w:cs="Times New Roman"/>
+          <w:lang w:eastAsia="ja-JP"/>
+        </w:rPr>
+        <w:t>CL</w:t>
+      </w:r>
+      <w:r>
+        <w:rPr>
+          <w:rFonts w:ascii="Times New Roman" w:hAnsi="Times New Roman" w:cs="Times New Roman"/>
+          <w:lang w:eastAsia="ja-JP"/>
+        </w:rPr>
+        <w:t>に含まれ</w:t>
+      </w:r>
+      <w:r>
+        <w:rPr>
+          <w:rFonts w:ascii="Times New Roman" w:hAnsi="Times New Roman" w:cs="Times New Roman" w:hint="eastAsia"/>
+          <w:lang w:eastAsia="ja-JP"/>
+        </w:rPr>
+        <w:t>，かつ，</w:t>
+      </w:r>
+      <w:r>
+        <w:rPr>
+          <w:rFonts w:ascii="Times New Roman" w:hAnsi="Times New Roman" w:cs="Times New Roman"/>
+          <w:lang w:eastAsia="ja-JP"/>
+        </w:rPr>
+        <w:t>V</w:t>
+      </w:r>
+      <w:r>
+        <w:rPr>
+          <w:rFonts w:ascii="Times New Roman" w:hAnsi="Times New Roman" w:cs="Times New Roman" w:hint="eastAsia"/>
+          <w:vertAlign w:val="subscript"/>
+          <w:lang w:eastAsia="ja-JP"/>
+        </w:rPr>
+        <w:t>X</w:t>
+      </w:r>
+      <w:r>
+        <w:rPr>
+          <w:rFonts w:ascii="Times New Roman" w:hAnsi="Times New Roman" w:cs="Times New Roman"/>
+          <w:lang w:eastAsia="ja-JP"/>
+        </w:rPr>
+        <w:t>中の</w:t>
+      </w:r>
+      <w:r>
+        <w:rPr>
+          <w:rFonts w:ascii="Times New Roman" w:hAnsi="Times New Roman" w:cs="Times New Roman"/>
+          <w:i/>
+          <w:lang w:eastAsia="ja-JP"/>
+        </w:rPr>
+        <w:t>v</w:t>
+      </w:r>
+      <w:r>
+        <w:rPr>
+          <w:rFonts w:ascii="Times New Roman" w:hAnsi="Times New Roman" w:cs="Times New Roman"/>
+          <w:lang w:eastAsia="ja-JP"/>
+        </w:rPr>
+        <w:t>の</w:t>
+      </w:r>
+      <m:oMath>
+        <m:acc>
+          <m:accPr>
+            <m:ctrlPr>
+              <w:rPr>
+                <w:rFonts w:ascii="Cambria Math" w:hAnsi="Cambria Math" w:cs="Times New Roman"/>
+                <w:i/>
+                <w:lang w:eastAsia="ja-JP"/>
+              </w:rPr>
+            </m:ctrlPr>
+          </m:accPr>
+          <m:e>
+            <m:r>
+              <w:rPr>
+                <w:rFonts w:ascii="Cambria Math" w:hAnsi="Cambria Math" w:cs="Times New Roman"/>
+                <w:lang w:eastAsia="ja-JP"/>
+              </w:rPr>
+              <m:t>f</m:t>
+            </m:r>
+          </m:e>
+        </m:acc>
+        <m:r>
+          <w:rPr>
+            <w:rFonts w:ascii="Cambria Math" w:hAnsi="Cambria Math" w:cs="Times New Roman"/>
+            <w:lang w:eastAsia="ja-JP"/>
+          </w:rPr>
+          <m:t>(v)</m:t>
+        </m:r>
+      </m:oMath>
+      <w:r>
+        <w:rPr>
+          <w:rFonts w:ascii="Times New Roman" w:hAnsi="Times New Roman" w:cs="Times New Roman"/>
+          <w:lang w:eastAsia="ja-JP"/>
+        </w:rPr>
+        <w:t>が</w:t>
+      </w:r>
+      <w:r>
+        <w:rPr>
+          <w:rFonts w:ascii="Times New Roman" w:hAnsi="Times New Roman" w:cs="Times New Roman"/>
+          <w:lang w:eastAsia="ja-JP"/>
+        </w:rPr>
+        <w:t>CL</w:t>
+      </w:r>
+      <w:r>
+        <w:rPr>
+          <w:rFonts w:ascii="Times New Roman" w:hAnsi="Times New Roman" w:cs="Times New Roman"/>
+          <w:lang w:eastAsia="ja-JP"/>
+        </w:rPr>
+        <w:t>中の</w:t>
+      </w:r>
+      <w:r>
+        <w:rPr>
+          <w:rFonts w:ascii="Times New Roman" w:hAnsi="Times New Roman" w:cs="Times New Roman"/>
+          <w:i/>
+          <w:lang w:eastAsia="ja-JP"/>
+        </w:rPr>
+        <w:t>v</w:t>
+      </w:r>
+      <w:r>
+        <w:rPr>
+          <w:rFonts w:ascii="Times New Roman" w:hAnsi="Times New Roman" w:cs="Times New Roman"/>
+          <w:lang w:eastAsia="ja-JP"/>
+        </w:rPr>
+        <w:t>の</w:t>
+      </w:r>
+      <m:oMath>
+        <m:acc>
+          <m:accPr>
+            <m:ctrlPr>
+              <w:rPr>
+                <w:rFonts w:ascii="Cambria Math" w:hAnsi="Cambria Math" w:cs="Times New Roman"/>
+                <w:i/>
+                <w:lang w:eastAsia="ja-JP"/>
+              </w:rPr>
+            </m:ctrlPr>
+          </m:accPr>
+          <m:e>
+            <m:r>
+              <w:rPr>
+                <w:rFonts w:ascii="Cambria Math" w:hAnsi="Cambria Math" w:cs="Times New Roman"/>
+                <w:lang w:eastAsia="ja-JP"/>
+              </w:rPr>
+              <m:t>f</m:t>
+            </m:r>
+          </m:e>
+        </m:acc>
+        <m:r>
+          <w:rPr>
+            <w:rFonts w:ascii="Cambria Math" w:hAnsi="Cambria Math" w:cs="Times New Roman"/>
+            <w:lang w:eastAsia="ja-JP"/>
+          </w:rPr>
+          <m:t>(v)</m:t>
+        </m:r>
+      </m:oMath>
+      <w:r>
+        <w:rPr>
+          <w:rFonts w:ascii="Times New Roman" w:hAnsi="Times New Roman" w:cs="Times New Roman"/>
+          <w:lang w:eastAsia="ja-JP"/>
+        </w:rPr>
+        <w:t>より小さい</w:t>
+      </w:r>
+      <w:r>
+        <w:rPr>
+          <w:rFonts w:ascii="Times New Roman" w:hAnsi="Times New Roman" w:cs="Times New Roman" w:hint="eastAsia"/>
+          <w:lang w:eastAsia="ja-JP"/>
+        </w:rPr>
+        <w:t>)</w:t>
+      </w:r>
+      <w:r>
+        <w:rPr>
+          <w:rFonts w:ascii="Times New Roman" w:hAnsi="Times New Roman" w:cs="Times New Roman"/>
+          <w:lang w:eastAsia="ja-JP"/>
+        </w:rPr>
+        <w:br/>
+      </w:r>
+      <w:r>
+        <w:rPr>
+          <w:rFonts w:ascii="Times New Roman" w:hAnsi="Times New Roman" w:cs="Times New Roman"/>
+          <w:lang w:eastAsia="ja-JP"/>
+        </w:rPr>
+        <w:tab/>
+      </w:r>
+      <w:r>
+        <w:rPr>
+          <w:rFonts w:ascii="Times New Roman" w:hAnsi="Times New Roman" w:cs="Times New Roman" w:hint="eastAsia"/>
+          <w:lang w:eastAsia="ja-JP"/>
+        </w:rPr>
+        <w:t>CL</w:t>
+      </w:r>
+      <w:r>
+        <w:rPr>
+          <w:rFonts w:ascii="Times New Roman" w:hAnsi="Times New Roman" w:cs="Times New Roman"/>
+          <w:lang w:eastAsia="ja-JP"/>
+        </w:rPr>
+        <w:t>から</w:t>
+      </w:r>
+      <w:r>
+        <w:rPr>
+          <w:rFonts w:ascii="Times New Roman" w:hAnsi="Times New Roman" w:cs="Times New Roman"/>
+          <w:i/>
+          <w:lang w:eastAsia="ja-JP"/>
+        </w:rPr>
+        <w:t>v</w:t>
+      </w:r>
+      <w:r>
+        <w:rPr>
+          <w:rFonts w:ascii="Times New Roman" w:hAnsi="Times New Roman" w:cs="Times New Roman"/>
+          <w:lang w:eastAsia="ja-JP"/>
+        </w:rPr>
+        <w:t>を取り除く</w:t>
+      </w:r>
+      <w:r>
+        <w:rPr>
+          <w:rFonts w:ascii="Times New Roman" w:hAnsi="Times New Roman" w:cs="Times New Roman"/>
+          <w:lang w:eastAsia="ja-JP"/>
+        </w:rPr>
+        <w:t>;</w:t>
+      </w:r>
+      <w:r>
+        <w:rPr>
+          <w:rFonts w:ascii="Times New Roman" w:hAnsi="Times New Roman" w:cs="Times New Roman"/>
+          <w:lang w:eastAsia="ja-JP"/>
+        </w:rPr>
+        <w:t xml:space="preserve"> </w:t>
+      </w:r>
+      <w:r>
+        <w:rPr>
+          <w:rFonts w:ascii="Times New Roman" w:hAnsi="Times New Roman" w:cs="Times New Roman"/>
+          <w:lang w:eastAsia="ja-JP"/>
+        </w:rPr>
+        <w:tab/>
+      </w:r>
+      <w:r>
+        <w:rPr>
+          <w:rFonts w:ascii="Times New Roman" w:hAnsi="Times New Roman" w:cs="Times New Roman" w:hint="eastAsia"/>
+          <w:color w:val="006600"/>
+          <w:lang w:eastAsia="ja-JP"/>
+        </w:rPr>
+        <w:t>/</w:t>
+      </w:r>
+      <w:r>
+        <w:rPr>
+          <w:rFonts w:ascii="Times New Roman" w:hAnsi="Times New Roman" w:cs="Times New Roman"/>
+          <w:color w:val="006600"/>
+          <w:lang w:eastAsia="ja-JP"/>
+        </w:rPr>
+        <w:t>/</w:t>
+      </w:r>
+      <w:r>
+        <w:rPr>
+          <w:rFonts w:ascii="Times New Roman" w:hAnsi="Times New Roman" w:cs="Times New Roman" w:hint="eastAsia"/>
+          <w:color w:val="006600"/>
+          <w:lang w:eastAsia="ja-JP"/>
+        </w:rPr>
+        <w:t xml:space="preserve"> </w:t>
+      </w:r>
+      <w:r>
+        <w:rPr>
+          <w:rFonts w:ascii="Times New Roman" w:hAnsi="Times New Roman" w:cs="Times New Roman" w:hint="eastAsia"/>
+          <w:color w:val="006600"/>
+          <w:lang w:eastAsia="ja-JP"/>
+        </w:rPr>
+        <w:t>s</w:t>
+      </w:r>
+      <w:r>
+        <w:rPr>
+          <w:rFonts w:ascii="Times New Roman" w:hAnsi="Times New Roman" w:cs="Times New Roman" w:hint="eastAsia"/>
+          <w:color w:val="006600"/>
+          <w:lang w:eastAsia="ja-JP"/>
+        </w:rPr>
+        <w:t>～</w:t>
+      </w:r>
+      <w:r>
+        <w:rPr>
+          <w:rFonts w:ascii="Times New Roman" w:hAnsi="Times New Roman" w:cs="Times New Roman" w:hint="eastAsia"/>
+          <w:i/>
+          <w:color w:val="006600"/>
+          <w:lang w:eastAsia="ja-JP"/>
+        </w:rPr>
+        <w:t>v</w:t>
+      </w:r>
+      <w:r>
+        <w:rPr>
+          <w:rFonts w:ascii="Times New Roman" w:hAnsi="Times New Roman" w:cs="Times New Roman" w:hint="eastAsia"/>
+          <w:color w:val="006600"/>
+          <w:lang w:eastAsia="ja-JP"/>
+        </w:rPr>
+        <w:t>のコスト</w:t>
+      </w:r>
+      <m:oMath>
+        <m:acc>
+          <m:accPr>
+            <m:ctrlPr>
+              <w:rPr>
+                <w:rFonts w:ascii="Cambria Math" w:hAnsi="Cambria Math" w:cs="Times New Roman"/>
+                <w:i/>
+                <w:color w:val="006600"/>
+                <w:lang w:eastAsia="ja-JP"/>
+              </w:rPr>
+            </m:ctrlPr>
+          </m:accPr>
+          <m:e>
+            <m:r>
+              <w:rPr>
+                <w:rFonts w:ascii="Cambria Math" w:hAnsi="Cambria Math" w:cs="Times New Roman" w:hint="eastAsia"/>
+                <w:color w:val="006600"/>
+                <w:lang w:eastAsia="ja-JP"/>
+              </w:rPr>
+              <m:t>g</m:t>
+            </m:r>
+          </m:e>
+        </m:acc>
+        <m:r>
+          <w:rPr>
+            <w:rFonts w:ascii="Cambria Math" w:hAnsi="Cambria Math" w:cs="Times New Roman" w:hint="eastAsia"/>
+            <w:color w:val="006600"/>
+            <w:lang w:eastAsia="ja-JP"/>
+          </w:rPr>
+          <m:t>(v)</m:t>
+        </m:r>
+      </m:oMath>
+      <w:r>
+        <w:rPr>
+          <w:rFonts w:ascii="Times New Roman" w:hAnsi="Times New Roman" w:cs="Times New Roman" w:hint="eastAsia"/>
+          <w:color w:val="006600"/>
+          <w:lang w:eastAsia="ja-JP"/>
+        </w:rPr>
+        <w:t>が更新された場合，</w:t>
+      </w:r>
+      <w:r>
+        <w:rPr>
+          <w:rFonts w:ascii="Times New Roman" w:hAnsi="Times New Roman" w:cs="Times New Roman"/>
+          <w:color w:val="006600"/>
+          <w:lang w:eastAsia="ja-JP"/>
+        </w:rPr>
+        <w:t xml:space="preserve"> </w:t>
+      </w:r>
+      <w:r>
+        <w:rPr>
+          <w:rFonts w:ascii="Times New Roman" w:hAnsi="Times New Roman" w:cs="Times New Roman"/>
+          <w:color w:val="006600"/>
+          <w:lang w:eastAsia="ja-JP"/>
+        </w:rPr>
+        <w:br/>
+      </w:r>
+      <w:r>
+        <w:rPr>
+          <w:rFonts w:ascii="Times New Roman" w:hAnsi="Times New Roman" w:cs="Times New Roman"/>
+          <w:lang w:eastAsia="ja-JP"/>
+        </w:rPr>
+        <w:tab/>
+      </w:r>
+      <w:r>
+        <w:rPr>
+          <w:rFonts w:ascii="Times New Roman" w:hAnsi="Times New Roman" w:cs="Times New Roman"/>
+          <w:lang w:eastAsia="ja-JP"/>
+        </w:rPr>
+        <w:tab/>
+      </w:r>
+      <w:r>
+        <w:rPr>
+          <w:rFonts w:ascii="Times New Roman" w:hAnsi="Times New Roman" w:cs="Times New Roman"/>
+          <w:lang w:eastAsia="ja-JP"/>
+        </w:rPr>
+        <w:tab/>
+      </w:r>
+      <w:r>
+        <w:rPr>
+          <w:rFonts w:ascii="Times New Roman" w:hAnsi="Times New Roman" w:cs="Times New Roman"/>
+          <w:lang w:eastAsia="ja-JP"/>
+        </w:rPr>
+        <w:tab/>
+      </w:r>
+      <w:r>
+        <w:rPr>
+          <w:rFonts w:ascii="Times New Roman" w:hAnsi="Times New Roman" w:cs="Times New Roman"/>
+          <w:lang w:eastAsia="ja-JP"/>
+        </w:rPr>
+        <w:tab/>
+      </w:r>
+      <w:r>
+        <w:rPr>
+          <w:rFonts w:ascii="Times New Roman" w:hAnsi="Times New Roman" w:cs="Times New Roman" w:hint="eastAsia"/>
+          <w:color w:val="006600"/>
+          <w:lang w:eastAsia="ja-JP"/>
+        </w:rPr>
+        <w:t>/</w:t>
+      </w:r>
+      <w:r>
+        <w:rPr>
+          <w:rFonts w:ascii="Times New Roman" w:hAnsi="Times New Roman" w:cs="Times New Roman"/>
+          <w:color w:val="006600"/>
+          <w:lang w:eastAsia="ja-JP"/>
+        </w:rPr>
+        <w:t>/</w:t>
+      </w:r>
+      <w:r>
+        <w:rPr>
+          <w:rFonts w:ascii="Times New Roman" w:hAnsi="Times New Roman" w:cs="Times New Roman" w:hint="eastAsia"/>
+          <w:color w:val="006600"/>
+          <w:lang w:eastAsia="ja-JP"/>
+        </w:rPr>
+        <w:t xml:space="preserve"> </w:t>
+      </w:r>
+      <w:r>
+        <w:rPr>
+          <w:rFonts w:ascii="Times New Roman" w:hAnsi="Times New Roman" w:cs="Times New Roman" w:hint="eastAsia"/>
+          <w:i/>
+          <w:color w:val="006600"/>
+          <w:lang w:eastAsia="ja-JP"/>
+        </w:rPr>
+        <w:t>v</w:t>
+      </w:r>
+      <w:r>
+        <w:rPr>
+          <w:rFonts w:ascii="Times New Roman" w:hAnsi="Times New Roman" w:cs="Times New Roman" w:hint="eastAsia"/>
+          <w:color w:val="006600"/>
+          <w:lang w:eastAsia="ja-JP"/>
+        </w:rPr>
+        <w:t>を</w:t>
+      </w:r>
+      <w:r>
+        <w:rPr>
+          <w:rFonts w:ascii="Times New Roman" w:hAnsi="Times New Roman" w:cs="Times New Roman" w:hint="eastAsia"/>
+          <w:color w:val="006600"/>
+          <w:lang w:eastAsia="ja-JP"/>
+        </w:rPr>
+        <w:t>CL</w:t>
+      </w:r>
+      <w:r>
+        <w:rPr>
+          <w:rFonts w:ascii="Times New Roman" w:hAnsi="Times New Roman" w:cs="Times New Roman" w:hint="eastAsia"/>
+          <w:color w:val="006600"/>
+          <w:lang w:eastAsia="ja-JP"/>
+        </w:rPr>
+        <w:t>から</w:t>
+      </w:r>
+      <w:r>
+        <w:rPr>
+          <w:rFonts w:ascii="Times New Roman" w:hAnsi="Times New Roman" w:cs="Times New Roman" w:hint="eastAsia"/>
+          <w:color w:val="006600"/>
+          <w:lang w:eastAsia="ja-JP"/>
+        </w:rPr>
+        <w:t>OL</w:t>
+      </w:r>
+      <w:r>
+        <w:rPr>
+          <w:rFonts w:ascii="Times New Roman" w:hAnsi="Times New Roman" w:cs="Times New Roman" w:hint="eastAsia"/>
+          <w:color w:val="006600"/>
+          <w:lang w:eastAsia="ja-JP"/>
+        </w:rPr>
+        <w:t>に戻す</w:t>
+      </w:r>
+    </w:p>
+    <w:p>
+      <w:pPr>
+        <w:pStyle w:val="a0"/>
+        <w:numPr>
+          <w:ilvl w:val="0"/>
+          <w:numId w:val="9"/>
+        </w:numPr>
+        <w:spacing w:after="0"/>
+        <w:rPr>
+          <w:rFonts w:ascii="Times New Roman" w:hAnsi="Times New Roman" w:cs="Times New Roman"/>
+          <w:lang w:eastAsia="ja-JP"/>
+        </w:rPr>
+      </w:pPr>
+      <w:r>
+        <w:rPr>
+          <w:rFonts w:ascii="Times New Roman" w:hAnsi="Times New Roman" w:cs="Times New Roman"/>
+          <w:lang w:eastAsia="ja-JP"/>
+        </w:rPr>
+        <w:t>OL ←</w:t>
+      </w:r>
+      <w:r>
+        <w:rPr>
+          <w:rFonts w:ascii="Times New Roman" w:hAnsi="Times New Roman" w:cs="Times New Roman"/>
+          <w:lang w:eastAsia="ja-JP"/>
+        </w:rPr>
+        <w:t xml:space="preserve"> </w:t>
+      </w:r>
+      <w:r>
+        <w:rPr>
+          <w:rFonts w:ascii="Times New Roman" w:hAnsi="Times New Roman" w:cs="Times New Roman" w:hint="eastAsia"/>
+          <w:lang w:eastAsia="ja-JP"/>
+        </w:rPr>
+        <w:t>sort(</w:t>
+      </w:r>
+      <w:r>
+        <w:rPr>
+          <w:rFonts w:ascii="Times New Roman" w:hAnsi="Times New Roman" w:cs="Times New Roman"/>
+          <w:lang w:eastAsia="ja-JP"/>
+        </w:rPr>
+        <w:t>OL</w:t>
+      </w:r>
+      <w:r>
+        <w:rPr>
+          <w:rFonts w:ascii="Times New Roman" w:hAnsi="Times New Roman" w:cs="Times New Roman" w:hint="eastAsia"/>
+          <w:lang w:eastAsia="ja-JP"/>
+        </w:rPr>
+        <w:t xml:space="preserve"> + V</w:t>
+      </w:r>
+      <w:r>
+        <w:rPr>
+          <w:rFonts w:ascii="Times New Roman" w:hAnsi="Times New Roman" w:cs="Times New Roman" w:hint="eastAsia"/>
+          <w:vertAlign w:val="subscript"/>
+          <w:lang w:eastAsia="ja-JP"/>
+        </w:rPr>
+        <w:t>X</w:t>
+      </w:r>
+      <w:r>
+        <w:rPr>
+          <w:rFonts w:ascii="Times New Roman" w:hAnsi="Times New Roman" w:cs="Times New Roman"/>
+          <w:lang w:eastAsia="ja-JP"/>
+        </w:rPr>
+        <w:t>)</w:t>
+      </w:r>
+      <w:r>
+        <w:rPr>
+          <w:rFonts w:ascii="Times New Roman" w:hAnsi="Times New Roman" w:cs="Times New Roman"/>
+          <w:lang w:eastAsia="ja-JP"/>
+        </w:rPr>
+        <w:t>;</w:t>
+      </w:r>
+      <w:r>
+        <w:rPr>
+          <w:rFonts w:ascii="Times New Roman" w:hAnsi="Times New Roman" w:cs="Times New Roman"/>
+          <w:lang w:eastAsia="ja-JP"/>
+        </w:rPr>
+        <w:tab/>
+      </w:r>
+      <w:r>
+        <w:rPr>
+          <w:rFonts w:ascii="Times New Roman" w:hAnsi="Times New Roman" w:cs="Times New Roman"/>
+          <w:color w:val="006600"/>
+          <w:lang w:eastAsia="ja-JP"/>
+        </w:rPr>
+        <w:t>//</w:t>
+      </w:r>
+      <w:r>
+        <w:rPr>
+          <w:rFonts w:ascii="Times New Roman" w:hAnsi="Times New Roman" w:cs="Times New Roman"/>
+          <w:color w:val="006600"/>
+          <w:lang w:eastAsia="ja-JP"/>
+        </w:rPr>
+        <w:t xml:space="preserve"> </w:t>
+      </w:r>
+      <w:r>
+        <w:rPr>
+          <w:rFonts w:ascii="Times New Roman" w:hAnsi="Times New Roman" w:cs="Times New Roman" w:hint="eastAsia"/>
+          <w:color w:val="006600"/>
+          <w:lang w:eastAsia="ja-JP"/>
+        </w:rPr>
+        <w:t>評価値</w:t>
+      </w:r>
+      <w:r>
+        <w:rPr>
+          <w:rFonts w:ascii="Times New Roman" w:hAnsi="Times New Roman" w:cs="Times New Roman" w:hint="eastAsia"/>
+          <w:color w:val="006600"/>
+          <w:lang w:eastAsia="ja-JP"/>
+        </w:rPr>
+        <w:t>(</w:t>
+      </w:r>
+      <w:r>
+        <w:rPr>
+          <w:rFonts w:ascii="Times New Roman" w:hAnsi="Times New Roman" w:cs="Times New Roman" w:hint="eastAsia"/>
+          <w:color w:val="006600"/>
+          <w:lang w:eastAsia="ja-JP"/>
+        </w:rPr>
+        <w:t>評価コスト</w:t>
+      </w:r>
+      <w:r>
+        <w:rPr>
+          <w:rFonts w:ascii="Times New Roman" w:hAnsi="Times New Roman" w:cs="Times New Roman" w:hint="eastAsia"/>
+          <w:color w:val="006600"/>
+          <w:lang w:eastAsia="ja-JP"/>
+        </w:rPr>
+        <w:t>)</w:t>
+      </w:r>
+      <w:r>
+        <w:rPr>
+          <w:rFonts w:ascii="Times New Roman" w:hAnsi="Times New Roman" w:cs="Times New Roman" w:hint="eastAsia"/>
+          <w:color w:val="006600"/>
+          <w:lang w:eastAsia="ja-JP"/>
+        </w:rPr>
+        <w:t>の昇順に並べ替える</w:t>
+      </w:r>
+    </w:p>
+    <w:p>
+      <w:pPr>
+        <w:pStyle w:val="a0"/>
+        <w:numPr>
+          <w:ilvl w:val="0"/>
+          <w:numId w:val="9"/>
+        </w:numPr>
+        <w:spacing w:after="0"/>
+        <w:rPr>
+          <w:rFonts w:ascii="Times New Roman" w:hAnsi="Times New Roman" w:cs="Times New Roman"/>
+          <w:lang w:eastAsia="ja-JP"/>
+        </w:rPr>
+      </w:pPr>
+      <w:r>
+        <w:rPr>
+          <w:rFonts w:ascii="Times New Roman" w:hAnsi="Times New Roman" w:cs="Times New Roman"/>
+          <w:lang w:eastAsia="ja-JP"/>
+        </w:rPr>
+        <w:t xml:space="preserve">OL ← </w:t>
+      </w:r>
+      <w:proofErr w:type="spellStart"/>
+      <w:r>
+        <w:rPr>
+          <w:rFonts w:ascii="Times New Roman" w:hAnsi="Times New Roman" w:cs="Times New Roman"/>
+          <w:lang w:eastAsia="ja-JP"/>
+        </w:rPr>
+        <w:t>uniq</w:t>
+      </w:r>
+      <w:proofErr w:type="spellEnd"/>
+      <w:r>
+        <w:rPr>
+          <w:rFonts w:ascii="Times New Roman" w:hAnsi="Times New Roman" w:cs="Times New Roman"/>
+          <w:lang w:eastAsia="ja-JP"/>
+        </w:rPr>
+        <w:t>(OL);</w:t>
+      </w:r>
+      <w:r>
+        <w:rPr>
+          <w:rFonts w:ascii="Times New Roman" w:hAnsi="Times New Roman" w:cs="Times New Roman"/>
+          <w:lang w:eastAsia="ja-JP"/>
+        </w:rPr>
+        <w:t xml:space="preserve"> </w:t>
+      </w:r>
+      <w:r>
+        <w:rPr>
+          <w:rFonts w:ascii="Times New Roman" w:hAnsi="Times New Roman" w:cs="Times New Roman"/>
+          <w:lang w:eastAsia="ja-JP"/>
+        </w:rPr>
+        <w:tab/>
+      </w:r>
+      <w:r>
+        <w:rPr>
+          <w:rFonts w:ascii="Times New Roman" w:hAnsi="Times New Roman" w:cs="Times New Roman"/>
+          <w:lang w:eastAsia="ja-JP"/>
+        </w:rPr>
+        <w:tab/>
+      </w:r>
+      <w:r>
+        <w:rPr>
+          <w:rFonts w:ascii="Times New Roman" w:hAnsi="Times New Roman" w:cs="Times New Roman"/>
+          <w:color w:val="006600"/>
+          <w:lang w:eastAsia="ja-JP"/>
+        </w:rPr>
+        <w:t>//</w:t>
+      </w:r>
+      <w:r>
+        <w:rPr>
+          <w:rFonts w:ascii="Times New Roman" w:hAnsi="Times New Roman" w:cs="Times New Roman"/>
+          <w:color w:val="006600"/>
+          <w:lang w:eastAsia="ja-JP"/>
+        </w:rPr>
+        <w:t xml:space="preserve"> </w:t>
+      </w:r>
+      <w:r>
+        <w:rPr>
+          <w:rFonts w:ascii="Times New Roman" w:hAnsi="Times New Roman" w:cs="Times New Roman" w:hint="eastAsia"/>
+          <w:color w:val="006600"/>
+          <w:lang w:eastAsia="ja-JP"/>
+        </w:rPr>
+        <w:t>重複は，評価値</w:t>
+      </w:r>
+      <w:r>
+        <w:rPr>
+          <w:rFonts w:ascii="Times New Roman" w:hAnsi="Times New Roman" w:cs="Times New Roman" w:hint="eastAsia"/>
+          <w:color w:val="006600"/>
+          <w:lang w:eastAsia="ja-JP"/>
+        </w:rPr>
+        <w:t>(</w:t>
+      </w:r>
+      <w:r>
+        <w:rPr>
+          <w:rFonts w:ascii="Times New Roman" w:hAnsi="Times New Roman" w:cs="Times New Roman" w:hint="eastAsia"/>
+          <w:color w:val="006600"/>
+          <w:lang w:eastAsia="ja-JP"/>
+        </w:rPr>
+        <w:t>評価コスト</w:t>
+      </w:r>
+      <w:r>
+        <w:rPr>
+          <w:rFonts w:ascii="Times New Roman" w:hAnsi="Times New Roman" w:cs="Times New Roman" w:hint="eastAsia"/>
+          <w:color w:val="006600"/>
+          <w:lang w:eastAsia="ja-JP"/>
+        </w:rPr>
+        <w:t>)</w:t>
+      </w:r>
+      <w:r>
+        <w:rPr>
+          <w:rFonts w:ascii="Times New Roman" w:hAnsi="Times New Roman" w:cs="Times New Roman" w:hint="eastAsia"/>
+          <w:color w:val="006600"/>
+          <w:lang w:eastAsia="ja-JP"/>
+        </w:rPr>
+        <w:t>の悪いものを除去</w:t>
+      </w:r>
+    </w:p>
+    <w:p>
+      <w:pPr>
+        <w:pStyle w:val="a0"/>
+        <w:numPr>
+          <w:ilvl w:val="0"/>
+          <w:numId w:val="9"/>
+        </w:numPr>
+        <w:rPr>
+          <w:rFonts w:ascii="Times New Roman" w:hAnsi="Times New Roman" w:cs="Times New Roman"/>
+          <w:lang w:eastAsia="ja-JP"/>
+        </w:rPr>
+      </w:pPr>
+      <w:proofErr w:type="spellStart"/>
+      <w:r>
+        <w:rPr>
+          <w:rFonts w:ascii="Times New Roman" w:hAnsi="Times New Roman" w:cs="Times New Roman"/>
+          <w:lang w:eastAsia="ja-JP"/>
+        </w:rPr>
+        <w:t>goto</w:t>
+      </w:r>
+      <w:proofErr w:type="spellEnd"/>
+      <w:r>
+        <w:rPr>
+          <w:rFonts w:ascii="Times New Roman" w:hAnsi="Times New Roman" w:cs="Times New Roman"/>
+          <w:lang w:eastAsia="ja-JP"/>
+        </w:rPr>
+        <w:t xml:space="preserve"> 2</w:t>
+      </w:r>
+    </w:p>
+    <w:p>
+      <w:pPr>
+        <w:pStyle w:val="a0"/>
+        <w:numPr>
+          <w:ilvl w:val="1"/>
+          <w:numId w:val="6"/>
+        </w:numPr>
+        <w:spacing w:after="0"/>
+        <w:ind w:left="357" w:hanging="357"/>
+        <w:rPr>
+          <w:rFonts w:ascii="Times New Roman" w:hAnsi="Times New Roman" w:cs="Times New Roman"/>
+          <w:lang w:eastAsia="ja-JP"/>
+        </w:rPr>
+      </w:pPr>
+      <w:r>
+        <w:rPr>
+          <w:rFonts w:ascii="Times New Roman" w:hAnsi="Times New Roman" w:cs="Times New Roman"/>
+          <w:lang w:eastAsia="ja-JP"/>
+        </w:rPr>
+        <w:t>V</w:t>
+      </w:r>
+      <w:r>
+        <w:rPr>
+          <w:rFonts w:ascii="Times New Roman" w:hAnsi="Times New Roman" w:cs="Times New Roman" w:hint="eastAsia"/>
+          <w:vertAlign w:val="subscript"/>
+          <w:lang w:eastAsia="ja-JP"/>
+        </w:rPr>
+        <w:t>X</w:t>
+      </w:r>
+      <w:r>
+        <w:rPr>
+          <w:rFonts w:ascii="Times New Roman" w:hAnsi="Times New Roman" w:cs="Times New Roman"/>
+          <w:lang w:eastAsia="ja-JP"/>
+        </w:rPr>
+        <w:t>中の</w:t>
+      </w:r>
+      <w:r>
+        <w:rPr>
+          <w:rFonts w:ascii="Times New Roman" w:hAnsi="Times New Roman" w:cs="Times New Roman"/>
+          <w:i/>
+          <w:lang w:eastAsia="ja-JP"/>
+        </w:rPr>
+        <w:t>v</w:t>
+      </w:r>
+      <w:r>
+        <w:rPr>
+          <w:rFonts w:ascii="Times New Roman" w:hAnsi="Times New Roman" w:cs="Times New Roman"/>
+          <w:lang w:eastAsia="ja-JP"/>
+        </w:rPr>
+        <w:t>の</w:t>
+      </w:r>
+      <m:oMath>
+        <m:acc>
+          <m:accPr>
+            <m:ctrlPr>
+              <w:rPr>
+                <w:rFonts w:ascii="Cambria Math" w:hAnsi="Cambria Math" w:cs="Times New Roman"/>
+                <w:i/>
+                <w:lang w:eastAsia="ja-JP"/>
+              </w:rPr>
+            </m:ctrlPr>
+          </m:accPr>
+          <m:e>
+            <m:r>
+              <w:rPr>
+                <w:rFonts w:ascii="Cambria Math" w:hAnsi="Cambria Math" w:cs="Times New Roman"/>
+                <w:lang w:eastAsia="ja-JP"/>
+              </w:rPr>
+              <m:t>f</m:t>
+            </m:r>
+          </m:e>
+        </m:acc>
+        <m:r>
+          <w:rPr>
+            <w:rFonts w:ascii="Cambria Math" w:hAnsi="Cambria Math" w:cs="Times New Roman"/>
+            <w:lang w:eastAsia="ja-JP"/>
+          </w:rPr>
+          <m:t>(v)</m:t>
+        </m:r>
+      </m:oMath>
+      <w:r>
+        <w:rPr>
+          <w:rFonts w:ascii="Times New Roman" w:hAnsi="Times New Roman" w:cs="Times New Roman"/>
+          <w:lang w:eastAsia="ja-JP"/>
+        </w:rPr>
+        <w:t>が</w:t>
+      </w:r>
+      <w:r>
+        <w:rPr>
+          <w:rFonts w:ascii="Times New Roman" w:hAnsi="Times New Roman" w:cs="Times New Roman"/>
+          <w:lang w:eastAsia="ja-JP"/>
+        </w:rPr>
+        <w:t>CL</w:t>
+      </w:r>
+      <w:r>
+        <w:rPr>
+          <w:rFonts w:ascii="Times New Roman" w:hAnsi="Times New Roman" w:cs="Times New Roman"/>
+          <w:lang w:eastAsia="ja-JP"/>
+        </w:rPr>
+        <w:t>中の</w:t>
+      </w:r>
+      <w:r>
+        <w:rPr>
+          <w:rFonts w:ascii="Times New Roman" w:hAnsi="Times New Roman" w:cs="Times New Roman"/>
+          <w:i/>
+          <w:lang w:eastAsia="ja-JP"/>
+        </w:rPr>
+        <w:t>v</w:t>
+      </w:r>
+      <w:r>
+        <w:rPr>
+          <w:rFonts w:ascii="Times New Roman" w:hAnsi="Times New Roman" w:cs="Times New Roman"/>
+          <w:lang w:eastAsia="ja-JP"/>
+        </w:rPr>
+        <w:t>の</w:t>
+      </w:r>
+      <m:oMath>
+        <m:acc>
+          <m:accPr>
+            <m:ctrlPr>
+              <w:rPr>
+                <w:rFonts w:ascii="Cambria Math" w:hAnsi="Cambria Math" w:cs="Times New Roman"/>
+                <w:i/>
+                <w:lang w:eastAsia="ja-JP"/>
+              </w:rPr>
+            </m:ctrlPr>
+          </m:accPr>
+          <m:e>
+            <m:r>
+              <w:rPr>
+                <w:rFonts w:ascii="Cambria Math" w:hAnsi="Cambria Math" w:cs="Times New Roman"/>
+                <w:lang w:eastAsia="ja-JP"/>
+              </w:rPr>
+              <m:t>f</m:t>
+            </m:r>
+          </m:e>
+        </m:acc>
+        <m:r>
+          <w:rPr>
+            <w:rFonts w:ascii="Cambria Math" w:hAnsi="Cambria Math" w:cs="Times New Roman"/>
+            <w:lang w:eastAsia="ja-JP"/>
+          </w:rPr>
+          <m:t>(v)</m:t>
+        </m:r>
+      </m:oMath>
+      <w:r>
+        <w:rPr>
+          <w:rFonts w:ascii="Times New Roman" w:hAnsi="Times New Roman" w:cs="Times New Roman"/>
+          <w:lang w:eastAsia="ja-JP"/>
+        </w:rPr>
+        <w:t>より小さい</w:t>
+      </w:r>
+      <w:r>
+        <w:rPr>
+          <w:rFonts w:ascii="Times New Roman" w:hAnsi="Times New Roman" w:cs="Times New Roman" w:hint="eastAsia"/>
+          <w:lang w:eastAsia="ja-JP"/>
+        </w:rPr>
+        <w:t>場合，</w:t>
+      </w:r>
+      <m:oMath>
+        <m:acc>
+          <m:accPr>
+            <m:ctrlPr>
+              <w:rPr>
+                <w:rFonts w:ascii="Cambria Math" w:eastAsia="ＭＳ 明朝" w:hAnsi="Cambria Math" w:cs="ＭＳ 明朝"/>
+                <w:i/>
+                <w:lang w:eastAsia="ja-JP"/>
+              </w:rPr>
+            </m:ctrlPr>
+          </m:accPr>
+          <m:e>
+            <m:r>
+              <w:rPr>
+                <w:rFonts w:ascii="Cambria Math" w:eastAsia="ＭＳ 明朝" w:hAnsi="Cambria Math" w:cs="ＭＳ 明朝"/>
+                <w:lang w:eastAsia="ja-JP"/>
+              </w:rPr>
+              <m:t>h</m:t>
+            </m:r>
+          </m:e>
+        </m:acc>
+        <m:r>
+          <w:rPr>
+            <w:rFonts w:ascii="Cambria Math" w:hAnsi="Cambria Math" w:cs="Times New Roman"/>
+            <w:lang w:eastAsia="ja-JP"/>
+          </w:rPr>
+          <m:t>(v)</m:t>
+        </m:r>
+      </m:oMath>
+      <w:r>
+        <w:rPr>
+          <w:rFonts w:ascii="Times New Roman" w:hAnsi="Times New Roman" w:cs="Times New Roman" w:hint="eastAsia"/>
+          <w:lang w:eastAsia="ja-JP"/>
+        </w:rPr>
+        <w:t>は変化しないので，</w:t>
+      </w:r>
+      <m:oMath>
+        <m:acc>
+          <m:accPr>
+            <m:ctrlPr>
+              <w:rPr>
+                <w:rFonts w:ascii="Cambria Math" w:hAnsi="Cambria Math" w:cs="Times New Roman"/>
+                <w:i/>
+                <w:lang w:eastAsia="ja-JP"/>
+              </w:rPr>
+            </m:ctrlPr>
+          </m:accPr>
+          <m:e>
+            <m:r>
+              <w:rPr>
+                <w:rFonts w:ascii="Cambria Math" w:hAnsi="Cambria Math" w:cs="Times New Roman" w:hint="eastAsia"/>
+                <w:lang w:eastAsia="ja-JP"/>
+              </w:rPr>
+              <m:t>g</m:t>
+            </m:r>
+          </m:e>
+        </m:acc>
+        <m:r>
+          <w:rPr>
+            <w:rFonts w:ascii="Cambria Math" w:hAnsi="Cambria Math" w:cs="Times New Roman" w:hint="eastAsia"/>
+            <w:lang w:eastAsia="ja-JP"/>
+          </w:rPr>
+          <m:t>(v)</m:t>
+        </m:r>
+      </m:oMath>
+      <w:r>
+        <w:rPr>
+          <w:rFonts w:ascii="Times New Roman" w:hAnsi="Times New Roman" w:cs="Times New Roman" w:hint="eastAsia"/>
+          <w:lang w:eastAsia="ja-JP"/>
+        </w:rPr>
+        <w:t>が更新され</w:t>
+      </w:r>
+      <w:r>
+        <w:rPr>
+          <w:rFonts w:ascii="Times New Roman" w:hAnsi="Times New Roman" w:cs="Times New Roman" w:hint="eastAsia"/>
+          <w:lang w:eastAsia="ja-JP"/>
+        </w:rPr>
+        <w:t>たことになる．</w:t>
+      </w:r>
+    </w:p>
+    <w:p>
+      <w:pPr>
+        <w:pStyle w:val="a0"/>
+        <w:numPr>
+          <w:ilvl w:val="1"/>
+          <w:numId w:val="6"/>
+        </w:numPr>
+        <w:spacing w:after="0"/>
+        <w:ind w:left="357" w:hanging="357"/>
+        <w:rPr>
+          <w:lang w:eastAsia="ja-JP"/>
+        </w:rPr>
+      </w:pPr>
+      <m:oMath>
+        <m:acc>
+          <m:accPr>
+            <m:ctrlPr>
+              <w:rPr>
+                <w:rFonts w:ascii="Cambria Math" w:hAnsi="Cambria Math" w:cs="Times New Roman"/>
+                <w:i/>
+                <w:lang w:eastAsia="ja-JP"/>
+              </w:rPr>
+            </m:ctrlPr>
+          </m:accPr>
+          <m:e>
+            <m:r>
+              <w:rPr>
+                <w:rFonts w:ascii="Cambria Math" w:hAnsi="Cambria Math" w:cs="Times New Roman" w:hint="eastAsia"/>
+                <w:lang w:eastAsia="ja-JP"/>
+              </w:rPr>
+              <m:t>g</m:t>
+            </m:r>
+          </m:e>
+        </m:acc>
+        <m:r>
+          <w:rPr>
+            <w:rFonts w:ascii="Cambria Math" w:hAnsi="Cambria Math" w:cs="Times New Roman" w:hint="eastAsia"/>
+            <w:lang w:eastAsia="ja-JP"/>
+          </w:rPr>
+          <m:t>(v)</m:t>
+        </m:r>
+      </m:oMath>
+      <w:r>
+        <w:rPr>
+          <w:rFonts w:ascii="Times New Roman" w:hAnsi="Times New Roman" w:cs="Times New Roman" w:hint="eastAsia"/>
+          <w:lang w:eastAsia="ja-JP"/>
+        </w:rPr>
+        <w:t>が更新され</w:t>
+      </w:r>
+      <w:r>
+        <w:rPr>
+          <w:rFonts w:ascii="Times New Roman" w:hAnsi="Times New Roman" w:cs="Times New Roman" w:hint="eastAsia"/>
+          <w:lang w:eastAsia="ja-JP"/>
+        </w:rPr>
+        <w:t>た</w:t>
+      </w:r>
+      <w:r>
+        <w:rPr>
+          <w:rFonts w:ascii="Times New Roman" w:hAnsi="Times New Roman" w:cs="Times New Roman" w:hint="eastAsia"/>
+          <w:lang w:eastAsia="ja-JP"/>
+        </w:rPr>
+        <w:t>場合，先に</w:t>
+      </w:r>
+      <w:r>
+        <w:rPr>
+          <w:rFonts w:ascii="Times New Roman" w:hAnsi="Times New Roman" w:cs="Times New Roman" w:hint="eastAsia"/>
+          <w:i/>
+          <w:lang w:eastAsia="ja-JP"/>
+        </w:rPr>
+        <w:t>v</w:t>
+      </w:r>
+      <w:r>
+        <w:rPr>
+          <w:rFonts w:ascii="Times New Roman" w:hAnsi="Times New Roman" w:cs="Times New Roman" w:hint="eastAsia"/>
+          <w:lang w:eastAsia="ja-JP"/>
+        </w:rPr>
+        <w:t>を経由して探索された状態を再び探索し直す必要が生じるため，</w:t>
+      </w:r>
+      <w:r>
+        <w:rPr>
+          <w:rFonts w:ascii="Times New Roman" w:hAnsi="Times New Roman" w:cs="Times New Roman"/>
+          <w:lang w:eastAsia="ja-JP"/>
+        </w:rPr>
+        <w:t>7.2</w:t>
+      </w:r>
+      <w:r>
+        <w:rPr>
+          <w:rFonts w:ascii="Times New Roman" w:hAnsi="Times New Roman" w:cs="Times New Roman" w:hint="eastAsia"/>
+          <w:lang w:eastAsia="ja-JP"/>
+        </w:rPr>
+        <w:t>のように，</w:t>
+      </w:r>
+      <w:r>
+        <w:rPr>
+          <w:rFonts w:ascii="Times New Roman" w:hAnsi="Times New Roman" w:cs="Times New Roman" w:hint="eastAsia"/>
+          <w:i/>
+          <w:lang w:eastAsia="ja-JP"/>
+        </w:rPr>
+        <w:t>v</w:t>
+      </w:r>
+      <w:r>
+        <w:rPr>
+          <w:rFonts w:ascii="Times New Roman" w:hAnsi="Times New Roman" w:cs="Times New Roman" w:hint="eastAsia"/>
+          <w:lang w:eastAsia="ja-JP"/>
+        </w:rPr>
+        <w:t>を再び</w:t>
+      </w:r>
+      <w:r>
+        <w:rPr>
+          <w:rFonts w:ascii="Times New Roman" w:hAnsi="Times New Roman" w:cs="Times New Roman" w:hint="eastAsia"/>
+          <w:lang w:eastAsia="ja-JP"/>
+        </w:rPr>
+        <w:t>OL</w:t>
+      </w:r>
+      <w:r>
+        <w:rPr>
+          <w:rFonts w:ascii="Times New Roman" w:hAnsi="Times New Roman" w:cs="Times New Roman" w:hint="eastAsia"/>
+          <w:lang w:eastAsia="ja-JP"/>
+        </w:rPr>
+        <w:t>に戻す必要がある．</w:t>
+      </w:r>
+    </w:p>
+    <w:p>
+      <w:pPr>
+        <w:pStyle w:val="2"/>
+        <w:rPr>
+          <w:lang w:eastAsia="ja-JP"/>
+        </w:rPr>
+      </w:pPr>
+      <w:r>
+        <w:rPr>
+          <w:rFonts w:hint="eastAsia"/>
+          <w:lang w:eastAsia="ja-JP"/>
+        </w:rPr>
+        <w:t>最急降下法(山登り法)</w:t>
+      </w:r>
+      <w:r>
+        <w:rPr>
+          <w:rFonts w:hint="eastAsia"/>
+          <w:lang w:eastAsia="ja-JP"/>
+        </w:rPr>
+        <w:t xml:space="preserve"> </w:t>
+      </w:r>
+      <w:r>
+        <w:rPr>
+          <w:rFonts w:hint="eastAsia"/>
+          <w:lang w:eastAsia="ja-JP"/>
+        </w:rPr>
+        <w:t>(</w:t>
+      </w:r>
+      <m:oMath>
+        <m:acc>
+          <m:accPr>
+            <m:ctrlPr>
+              <w:rPr>
+                <w:rFonts w:ascii="Cambria Math" w:hAnsi="Cambria Math" w:cs="Times New Roman"/>
+                <w:b w:val="0"/>
+                <w:i/>
+                <w:lang w:eastAsia="ja-JP"/>
+              </w:rPr>
+            </m:ctrlPr>
+          </m:accPr>
+          <m:e>
+            <m:r>
+              <m:rPr>
+                <m:sty m:val="bi"/>
+              </m:rPr>
+              <w:rPr>
+                <w:rFonts w:ascii="Cambria Math" w:hAnsi="Cambria Math" w:cs="Times New Roman"/>
+                <w:lang w:eastAsia="ja-JP"/>
+              </w:rPr>
+              <m:t>f</m:t>
+            </m:r>
+          </m:e>
+        </m:acc>
+        <m:d>
+          <m:dPr>
+            <m:ctrlPr>
+              <w:rPr>
+                <w:rFonts w:ascii="Cambria Math" w:hAnsi="Cambria Math" w:cs="Times New Roman"/>
+                <w:i/>
+                <w:lang w:eastAsia="ja-JP"/>
+              </w:rPr>
+            </m:ctrlPr>
+          </m:dPr>
+          <m:e>
+            <m:r>
+              <m:rPr>
+                <m:sty m:val="bi"/>
+              </m:rPr>
+              <w:rPr>
+                <w:rFonts w:ascii="Cambria Math" w:hAnsi="Cambria Math" w:cs="Times New Roman"/>
+                <w:lang w:eastAsia="ja-JP"/>
+              </w:rPr>
+              <m:t>v</m:t>
+            </m:r>
+          </m:e>
+        </m:d>
+        <m:r>
+          <m:rPr>
+            <m:sty m:val="bi"/>
+          </m:rPr>
+          <w:rPr>
+            <w:rFonts w:ascii="Cambria Math" w:hAnsi="Cambria Math" w:cs="Times New Roman"/>
+            <w:lang w:eastAsia="ja-JP"/>
+          </w:rPr>
+          <m:t>=</m:t>
+        </m:r>
+        <m:acc>
+          <m:accPr>
+            <m:ctrlPr>
+              <w:rPr>
+                <w:rFonts w:ascii="Cambria Math" w:hAnsi="Cambria Math" w:cs="Times New Roman"/>
+                <w:b w:val="0"/>
+                <w:i/>
+                <w:lang w:eastAsia="ja-JP"/>
+              </w:rPr>
+            </m:ctrlPr>
+          </m:accPr>
+          <m:e>
+            <m:r>
+              <m:rPr>
+                <m:sty m:val="bi"/>
+              </m:rPr>
+              <w:rPr>
+                <w:rFonts w:ascii="Cambria Math" w:hAnsi="Cambria Math" w:cs="Times New Roman"/>
+                <w:lang w:eastAsia="ja-JP"/>
+              </w:rPr>
+              <m:t>h</m:t>
+            </m:r>
+          </m:e>
+        </m:acc>
+        <m:d>
+          <m:dPr>
+            <m:ctrlPr>
+              <w:rPr>
+                <w:rFonts w:ascii="Cambria Math" w:hAnsi="Cambria Math" w:cs="Times New Roman"/>
+                <w:i/>
+                <w:lang w:eastAsia="ja-JP"/>
+              </w:rPr>
+            </m:ctrlPr>
+          </m:dPr>
+          <m:e>
+            <m:r>
+              <m:rPr>
+                <m:sty m:val="bi"/>
+              </m:rPr>
+              <w:rPr>
+                <w:rFonts w:ascii="Cambria Math" w:hAnsi="Cambria Math" w:cs="Times New Roman"/>
+                <w:lang w:eastAsia="ja-JP"/>
+              </w:rPr>
+              <m:t>v</m:t>
+            </m:r>
+          </m:e>
+        </m:d>
+        <m:r>
+          <m:rPr>
+            <m:sty m:val="b"/>
+          </m:rPr>
+          <w:rPr>
+            <w:rFonts w:ascii="Cambria Math" w:hAnsi="Cambria Math" w:cs="Times New Roman" w:hint="eastAsia"/>
+            <w:lang w:eastAsia="ja-JP"/>
+          </w:rPr>
+          <m:t>，</m:t>
         </m:r>
         <m:r>
           <m:rPr>
@@ -4713,27 +5227,32 @@
             <w:rFonts w:ascii="Cambria Math" w:hAnsi="Cambria Math" w:cs="Times New Roman"/>
             <w:lang w:eastAsia="ja-JP"/>
           </w:rPr>
-          <m:t>(x)</m:t>
+          <m:t>(</m:t>
         </m:r>
-      </m:oMath>
-      <w:r>
-        <w:rPr>
-          <w:rFonts w:hint="eastAsia"/>
-          <w:lang w:eastAsia="ja-JP"/>
-        </w:rPr>
-        <w:t>のみ．</w:t>
-      </w:r>
-      <m:oMath>
-        <m:r>
-          <m:rPr>
-            <m:sty m:val="bi"/>
-          </m:rPr>
-          <w:rPr>
-            <w:rFonts w:ascii="Cambria Math" w:eastAsia="ＭＳ 明朝" w:hAnsi="Cambria Math" w:cs="ＭＳ 明朝"/>
-            <w:lang w:eastAsia="ja-JP"/>
-          </w:rPr>
-          <m:t>g</m:t>
-        </m:r>
+        <m:acc>
+          <m:accPr>
+            <m:ctrlPr>
+              <w:rPr>
+                <w:rFonts w:ascii="Cambria Math" w:eastAsia="ＭＳ 明朝" w:hAnsi="Cambria Math" w:cs="ＭＳ 明朝"/>
+                <w:b w:val="0"/>
+                <w:i/>
+                <w:lang w:eastAsia="ja-JP"/>
+              </w:rPr>
+            </m:ctrlPr>
+          </m:accPr>
+          <m:e>
+            <m:r>
+              <m:rPr>
+                <m:sty m:val="bi"/>
+              </m:rPr>
+              <w:rPr>
+                <w:rFonts w:ascii="Cambria Math" w:eastAsia="ＭＳ 明朝" w:hAnsi="Cambria Math" w:cs="ＭＳ 明朝"/>
+                <w:lang w:eastAsia="ja-JP"/>
+              </w:rPr>
+              <m:t>g</m:t>
+            </m:r>
+          </m:e>
+        </m:acc>
         <m:r>
           <m:rPr>
             <m:sty m:val="bi"/>
@@ -4742,7 +5261,7 @@
             <w:rFonts w:ascii="Cambria Math" w:hAnsi="Cambria Math" w:cs="Times New Roman"/>
             <w:lang w:eastAsia="ja-JP"/>
           </w:rPr>
-          <m:t>(x)≡</m:t>
+          <m:t>(v)≡</m:t>
         </m:r>
         <m:r>
           <m:rPr>
@@ -4754,13 +5273,23 @@
           </w:rPr>
           <m:t>0</m:t>
         </m:r>
+        <m:r>
+          <m:rPr>
+            <m:sty m:val="bi"/>
+          </m:rPr>
+          <w:rPr>
+            <w:rFonts w:ascii="Cambria Math" w:hAnsi="Cambria Math" w:cs="Times New Roman"/>
+            <w:lang w:eastAsia="ja-JP"/>
+          </w:rPr>
+          <m:t>)</m:t>
+        </m:r>
       </m:oMath>
       <w:r>
         <w:rPr>
           <w:rFonts w:hint="eastAsia"/>
           <w:lang w:eastAsia="ja-JP"/>
         </w:rPr>
-        <w:t>）</w:t>
+        <w:t>)</w:t>
       </w:r>
     </w:p>
     <w:p>
@@ -4770,6 +5299,7 @@
           <w:ilvl w:val="0"/>
           <w:numId w:val="17"/>
         </w:numPr>
+        <w:jc w:val="left"/>
         <w:rPr>
           <w:lang w:eastAsia="ja-JP"/>
         </w:rPr>
@@ -4783,32 +5313,10 @@
       </w:r>
       <w:r>
         <w:rPr>
-          <w:rFonts w:ascii="Times New Roman" w:hAnsi="Times New Roman" w:cs="Times New Roman"/>
-          <w:lang w:eastAsia="ja-JP"/>
-        </w:rPr>
-        <w:t>OL</w:t>
-      </w:r>
-      <w:r>
-        <w:rPr>
-          <w:rFonts w:ascii="Times New Roman" w:hAnsi="Times New Roman" w:cs="Times New Roman" w:hint="eastAsia"/>
-          <w:lang w:eastAsia="ja-JP"/>
-        </w:rPr>
-        <w:t xml:space="preserve">, </w:t>
-      </w:r>
-      <w:r>
-        <w:rPr>
-          <w:rFonts w:ascii="Times New Roman" w:hAnsi="Times New Roman" w:cs="Times New Roman"/>
-          <w:lang w:eastAsia="ja-JP"/>
-        </w:rPr>
-        <w:t>P</w:t>
-      </w:r>
-      <w:r>
-        <w:rPr>
-          <w:rFonts w:ascii="Times New Roman" w:hAnsi="Times New Roman" w:cs="Times New Roman"/>
-          <w:vertAlign w:val="subscript"/>
-          <w:lang w:eastAsia="ja-JP"/>
-        </w:rPr>
-        <w:t>A</w:t>
+          <w:rFonts w:ascii="Times New Roman" w:hAnsi="Times New Roman" w:cs="Times New Roman" w:hint="eastAsia"/>
+          <w:lang w:eastAsia="ja-JP"/>
+        </w:rPr>
+        <w:t>V</w:t>
       </w:r>
       <w:r>
         <w:rPr>
@@ -4816,6 +5324,27 @@
           <w:lang w:eastAsia="ja-JP"/>
         </w:rPr>
         <w:t>は，ノード(状態)のリストではなく，1つのノード(状態)を表す．</w:t>
+      </w:r>
+      <w:r>
+        <w:rPr>
+          <w:lang w:eastAsia="ja-JP"/>
+        </w:rPr>
+        <w:br/>
+      </w:r>
+      <w:r>
+        <w:rPr>
+          <w:rFonts w:hint="eastAsia"/>
+          <w:lang w:eastAsia="ja-JP"/>
+        </w:rPr>
+        <w:t>また，</w:t>
+      </w:r>
+      <w:r>
+        <w:rPr>
+          <w:rFonts w:ascii="Times New Roman" w:hAnsi="Times New Roman" w:cs="Times New Roman" w:hint="eastAsia"/>
+          <w:szCs w:val="22"/>
+          <w:lang w:eastAsia="ja-JP"/>
+        </w:rPr>
+        <w:t>リンクはすべて双方向であるとする．</w:t>
       </w:r>
     </w:p>
     <w:p>
@@ -4838,7 +5367,15 @@
           <w:szCs w:val="22"/>
           <w:lang w:eastAsia="ja-JP"/>
         </w:rPr>
-        <w:t>OL ← s;</w:t>
+        <w:t>X</w:t>
+      </w:r>
+      <w:r>
+        <w:rPr>
+          <w:rFonts w:ascii="Times New Roman" w:hAnsi="Times New Roman" w:cs="Times New Roman"/>
+          <w:szCs w:val="22"/>
+          <w:lang w:eastAsia="ja-JP"/>
+        </w:rPr>
+        <w:t xml:space="preserve"> ← s;</w:t>
       </w:r>
     </w:p>
     <w:p>
@@ -4851,24 +5388,168 @@
         <w:spacing w:after="0"/>
         <w:rPr>
           <w:rFonts w:ascii="Times New Roman" w:hAnsi="Times New Roman" w:cs="Times New Roman"/>
+          <w:color w:val="006600"/>
           <w:szCs w:val="22"/>
           <w:lang w:eastAsia="ja-JP"/>
         </w:rPr>
       </w:pPr>
       <w:r>
         <w:rPr>
-          <w:rFonts w:ascii="Times New Roman" w:hAnsi="Times New Roman" w:cs="Times New Roman" w:hint="eastAsia"/>
-          <w:lang w:eastAsia="ja-JP"/>
-        </w:rPr>
-        <w:t>A</w:t>
-      </w:r>
-      <w:r>
-        <w:rPr>
           <w:rFonts w:ascii="Times New Roman" w:hAnsi="Times New Roman" w:cs="Times New Roman"/>
           <w:szCs w:val="22"/>
           <w:lang w:eastAsia="ja-JP"/>
         </w:rPr>
-        <w:t xml:space="preserve"> ← OL;</w:t>
+        <w:t xml:space="preserve">V </w:t>
+      </w:r>
+      <w:r>
+        <w:rPr>
+          <w:rFonts w:ascii="Times New Roman" w:hAnsi="Times New Roman" w:cs="Times New Roman"/>
+          <w:szCs w:val="22"/>
+          <w:lang w:eastAsia="ja-JP"/>
+        </w:rPr>
+        <w:t>← pop(sort(next(</w:t>
+      </w:r>
+      <w:r>
+        <w:rPr>
+          <w:rFonts w:ascii="Times New Roman" w:hAnsi="Times New Roman" w:cs="Times New Roman"/>
+          <w:szCs w:val="22"/>
+          <w:lang w:eastAsia="ja-JP"/>
+        </w:rPr>
+        <w:t>X</w:t>
+      </w:r>
+      <w:r>
+        <w:rPr>
+          <w:rFonts w:ascii="Times New Roman" w:hAnsi="Times New Roman" w:cs="Times New Roman"/>
+          <w:szCs w:val="22"/>
+          <w:lang w:eastAsia="ja-JP"/>
+        </w:rPr>
+        <w:t>)));</w:t>
+      </w:r>
+      <w:r>
+        <w:rPr>
+          <w:rFonts w:ascii="Times New Roman" w:hAnsi="Times New Roman" w:cs="Times New Roman"/>
+          <w:szCs w:val="22"/>
+          <w:lang w:eastAsia="ja-JP"/>
+        </w:rPr>
+        <w:tab/>
+      </w:r>
+      <w:r>
+        <w:rPr>
+          <w:rFonts w:ascii="Times New Roman" w:eastAsiaTheme="minorHAnsi" w:hAnsi="Times New Roman" w:cs="Times New Roman"/>
+          <w:color w:val="006600"/>
+          <w:szCs w:val="22"/>
+          <w:lang w:eastAsia="ja-JP"/>
+        </w:rPr>
+        <w:t>// X</w:t>
+      </w:r>
+      <w:r>
+        <w:rPr>
+          <w:rFonts w:eastAsiaTheme="minorHAnsi" w:cs="Times New Roman" w:hint="eastAsia"/>
+          <w:color w:val="006600"/>
+          <w:szCs w:val="22"/>
+          <w:lang w:eastAsia="ja-JP"/>
+        </w:rPr>
+        <w:t>の</w:t>
+      </w:r>
+      <w:r>
+        <w:rPr>
+          <w:rFonts w:eastAsiaTheme="minorHAnsi" w:hint="eastAsia"/>
+          <w:color w:val="006600"/>
+          <w:lang w:eastAsia="ja-JP"/>
+        </w:rPr>
+        <w:t>隣接ノードのうちで，評価値</w:t>
+      </w:r>
+      <w:r>
+        <w:rPr>
+          <w:rFonts w:eastAsiaTheme="minorHAnsi"/>
+          <w:color w:val="006600"/>
+          <w:lang w:eastAsia="ja-JP"/>
+        </w:rPr>
+        <w:t>(評価コスト)</w:t>
+      </w:r>
+      <w:r>
+        <w:rPr>
+          <w:rFonts w:eastAsiaTheme="minorHAnsi" w:hint="eastAsia"/>
+          <w:color w:val="006600"/>
+          <w:lang w:eastAsia="ja-JP"/>
+        </w:rPr>
+        <w:t>の</w:t>
+      </w:r>
+    </w:p>
+    <w:p>
+      <w:pPr>
+        <w:pStyle w:val="a0"/>
+        <w:spacing w:after="0"/>
+        <w:ind w:left="425"/>
+        <w:rPr>
+          <w:rFonts w:ascii="Times New Roman" w:hAnsi="Times New Roman" w:cs="Times New Roman"/>
+          <w:szCs w:val="22"/>
+          <w:lang w:eastAsia="ja-JP"/>
+        </w:rPr>
+      </w:pPr>
+      <w:r>
+        <w:rPr>
+          <w:rFonts w:eastAsiaTheme="minorHAnsi"/>
+          <w:color w:val="006600"/>
+          <w:lang w:eastAsia="ja-JP"/>
+        </w:rPr>
+        <w:tab/>
+      </w:r>
+      <w:r>
+        <w:rPr>
+          <w:rFonts w:eastAsiaTheme="minorHAnsi"/>
+          <w:color w:val="006600"/>
+          <w:lang w:eastAsia="ja-JP"/>
+        </w:rPr>
+        <w:tab/>
+      </w:r>
+      <w:r>
+        <w:rPr>
+          <w:rFonts w:eastAsiaTheme="minorHAnsi"/>
+          <w:color w:val="006600"/>
+          <w:lang w:eastAsia="ja-JP"/>
+        </w:rPr>
+        <w:tab/>
+      </w:r>
+      <w:r>
+        <w:rPr>
+          <w:rFonts w:eastAsiaTheme="minorHAnsi"/>
+          <w:color w:val="006600"/>
+          <w:lang w:eastAsia="ja-JP"/>
+        </w:rPr>
+        <w:tab/>
+      </w:r>
+      <w:r>
+        <w:rPr>
+          <w:rFonts w:ascii="Times New Roman" w:eastAsiaTheme="minorHAnsi" w:hAnsi="Times New Roman" w:cs="Times New Roman"/>
+          <w:color w:val="006600"/>
+          <w:lang w:eastAsia="ja-JP"/>
+        </w:rPr>
+        <w:t xml:space="preserve">// </w:t>
+      </w:r>
+      <w:r>
+        <w:rPr>
+          <w:rFonts w:eastAsiaTheme="minorHAnsi" w:hint="eastAsia"/>
+          <w:color w:val="006600"/>
+          <w:lang w:eastAsia="ja-JP"/>
+        </w:rPr>
+        <w:t>最も小さいものを</w:t>
+      </w:r>
+      <w:r>
+        <w:rPr>
+          <w:rFonts w:ascii="Times New Roman" w:eastAsiaTheme="minorHAnsi" w:hAnsi="Times New Roman" w:cs="Times New Roman"/>
+          <w:color w:val="006600"/>
+          <w:lang w:eastAsia="ja-JP"/>
+        </w:rPr>
+        <w:t>V</w:t>
+      </w:r>
+      <w:r>
+        <w:rPr>
+          <w:rFonts w:eastAsiaTheme="minorHAnsi" w:hint="eastAsia"/>
+          <w:color w:val="006600"/>
+          <w:lang w:eastAsia="ja-JP"/>
+        </w:rPr>
+        <w:t>に代入する．</w:t>
       </w:r>
     </w:p>
     <w:p>
@@ -4891,7 +5572,7 @@
           <w:szCs w:val="22"/>
           <w:lang w:eastAsia="ja-JP"/>
         </w:rPr>
-        <w:t>もし</w:t>
+        <w:t>i</w:t>
       </w:r>
       <w:r>
         <w:rPr>
@@ -4899,183 +5580,11 @@
           <w:szCs w:val="22"/>
           <w:lang w:eastAsia="ja-JP"/>
         </w:rPr>
-        <w:t>next(</w:t>
-      </w:r>
-      <w:r>
-        <w:rPr>
-          <w:rFonts w:ascii="Times New Roman" w:hAnsi="Times New Roman" w:cs="Times New Roman" w:hint="eastAsia"/>
-          <w:szCs w:val="22"/>
-          <w:lang w:eastAsia="ja-JP"/>
-        </w:rPr>
-        <w:t>A</w:t>
-      </w:r>
-      <w:r>
-        <w:rPr>
-          <w:rFonts w:ascii="Times New Roman" w:hAnsi="Times New Roman" w:cs="Times New Roman"/>
-          <w:szCs w:val="22"/>
-          <w:lang w:eastAsia="ja-JP"/>
-        </w:rPr>
-        <w:t>)</w:t>
-      </w:r>
-      <w:r>
-        <w:rPr>
-          <w:rFonts w:ascii="Times New Roman" w:hAnsi="Times New Roman" w:cs="Times New Roman"/>
-          <w:szCs w:val="22"/>
-          <w:lang w:eastAsia="ja-JP"/>
-        </w:rPr>
-        <w:t>が空</w:t>
-      </w:r>
-      <w:r>
-        <w:rPr>
-          <w:rFonts w:ascii="Times New Roman" w:hAnsi="Times New Roman" w:cs="Times New Roman" w:hint="eastAsia"/>
-          <w:szCs w:val="22"/>
-          <w:lang w:eastAsia="ja-JP"/>
-        </w:rPr>
-        <w:t>なら，</w:t>
-      </w:r>
-      <w:r>
-        <w:rPr>
-          <w:rFonts w:ascii="Times New Roman" w:hAnsi="Times New Roman" w:cs="Times New Roman" w:hint="eastAsia"/>
-          <w:szCs w:val="22"/>
-          <w:lang w:eastAsia="ja-JP"/>
-        </w:rPr>
-        <w:t>A</w:t>
-      </w:r>
-      <w:r>
-        <w:rPr>
-          <w:rFonts w:ascii="Times New Roman" w:hAnsi="Times New Roman" w:cs="Times New Roman" w:hint="eastAsia"/>
-          <w:szCs w:val="22"/>
-          <w:lang w:eastAsia="ja-JP"/>
-        </w:rPr>
-        <w:t>を</w:t>
-      </w:r>
-      <w:r>
-        <w:rPr>
-          <w:rFonts w:ascii="Times New Roman" w:hAnsi="Times New Roman" w:cs="Times New Roman"/>
-          <w:szCs w:val="22"/>
-          <w:lang w:eastAsia="ja-JP"/>
-        </w:rPr>
-        <w:t>極小点</w:t>
-      </w:r>
-      <w:r>
-        <w:rPr>
-          <w:rFonts w:ascii="Times New Roman" w:hAnsi="Times New Roman" w:cs="Times New Roman" w:hint="eastAsia"/>
-          <w:szCs w:val="22"/>
-          <w:lang w:eastAsia="ja-JP"/>
-        </w:rPr>
-        <w:t>として</w:t>
-      </w:r>
-      <w:r>
-        <w:rPr>
-          <w:rFonts w:ascii="Times New Roman" w:hAnsi="Times New Roman" w:cs="Times New Roman"/>
-          <w:szCs w:val="22"/>
-          <w:lang w:eastAsia="ja-JP"/>
-        </w:rPr>
-        <w:t>終了</w:t>
-      </w:r>
-      <w:r>
-        <w:rPr>
-          <w:rFonts w:ascii="Times New Roman" w:hAnsi="Times New Roman" w:cs="Times New Roman" w:hint="eastAsia"/>
-          <w:szCs w:val="22"/>
-          <w:lang w:eastAsia="ja-JP"/>
-        </w:rPr>
-        <w:t>;</w:t>
-      </w:r>
-    </w:p>
-    <w:p>
-      <w:pPr>
-        <w:pStyle w:val="a0"/>
-        <w:numPr>
-          <w:ilvl w:val="0"/>
-          <w:numId w:val="16"/>
-        </w:numPr>
-        <w:spacing w:after="0"/>
-        <w:rPr>
-          <w:rFonts w:ascii="Times New Roman" w:hAnsi="Times New Roman" w:cs="Times New Roman"/>
-          <w:szCs w:val="22"/>
-          <w:lang w:eastAsia="ja-JP"/>
-        </w:rPr>
-      </w:pPr>
-      <w:r>
-        <w:rPr>
-          <w:rFonts w:ascii="Times New Roman" w:hAnsi="Times New Roman" w:cs="Times New Roman"/>
-          <w:lang w:eastAsia="ja-JP"/>
-        </w:rPr>
-        <w:t>P</w:t>
-      </w:r>
-      <w:r>
-        <w:rPr>
-          <w:rFonts w:ascii="Times New Roman" w:hAnsi="Times New Roman" w:cs="Times New Roman"/>
-          <w:vertAlign w:val="subscript"/>
-          <w:lang w:eastAsia="ja-JP"/>
-        </w:rPr>
-        <w:t>A</w:t>
-      </w:r>
-      <w:r>
-        <w:rPr>
-          <w:rFonts w:ascii="Times New Roman" w:hAnsi="Times New Roman" w:cs="Times New Roman"/>
-          <w:szCs w:val="22"/>
-          <w:lang w:eastAsia="ja-JP"/>
-        </w:rPr>
-        <w:t xml:space="preserve"> </w:t>
-      </w:r>
-      <w:r>
-        <w:rPr>
-          <w:rFonts w:ascii="Times New Roman" w:hAnsi="Times New Roman" w:cs="Times New Roman"/>
-          <w:szCs w:val="22"/>
-          <w:lang w:eastAsia="ja-JP"/>
-        </w:rPr>
-        <w:t>← pop(sort(next(</w:t>
-      </w:r>
-      <w:r>
-        <w:rPr>
-          <w:rFonts w:ascii="Times New Roman" w:hAnsi="Times New Roman" w:cs="Times New Roman" w:hint="eastAsia"/>
-          <w:lang w:eastAsia="ja-JP"/>
-        </w:rPr>
-        <w:t>A</w:t>
-      </w:r>
-      <w:r>
-        <w:rPr>
-          <w:rFonts w:ascii="Times New Roman" w:hAnsi="Times New Roman" w:cs="Times New Roman"/>
-          <w:szCs w:val="22"/>
-          <w:lang w:eastAsia="ja-JP"/>
-        </w:rPr>
-        <w:t>)));</w:t>
-      </w:r>
-    </w:p>
-    <w:p>
-      <w:pPr>
-        <w:pStyle w:val="a0"/>
-        <w:numPr>
-          <w:ilvl w:val="0"/>
-          <w:numId w:val="16"/>
-        </w:numPr>
-        <w:spacing w:after="0"/>
-        <w:rPr>
-          <w:rFonts w:ascii="Times New Roman" w:hAnsi="Times New Roman" w:cs="Times New Roman"/>
-          <w:szCs w:val="22"/>
-          <w:lang w:eastAsia="ja-JP"/>
-        </w:rPr>
-      </w:pPr>
-      <w:r>
-        <w:rPr>
-          <w:rFonts w:ascii="Times New Roman" w:hAnsi="Times New Roman" w:cs="Times New Roman" w:hint="eastAsia"/>
-          <w:szCs w:val="22"/>
-          <w:lang w:eastAsia="ja-JP"/>
-        </w:rPr>
-        <w:t>もし</w:t>
+        <w:t>f (</w:t>
       </w:r>
       <m:oMath>
-        <m:r>
-          <w:rPr>
-            <w:rFonts w:ascii="Cambria Math" w:hAnsi="Cambria Math" w:cs="Times New Roman"/>
-            <w:szCs w:val="22"/>
-            <w:lang w:eastAsia="ja-JP"/>
-          </w:rPr>
-          <m:t>f(</m:t>
-        </m:r>
-        <m:sSub>
-          <m:sSubPr>
+        <m:acc>
+          <m:accPr>
             <m:ctrlPr>
               <w:rPr>
                 <w:rFonts w:ascii="Cambria Math" w:hAnsi="Cambria Math" w:cs="Times New Roman"/>
@@ -5084,60 +5593,18 @@
                 <w:lang w:eastAsia="ja-JP"/>
               </w:rPr>
             </m:ctrlPr>
-          </m:sSubPr>
+          </m:accPr>
           <m:e>
             <m:r>
-              <m:rPr>
-                <m:sty m:val="p"/>
-              </m:rPr>
               <w:rPr>
-                <w:rFonts w:ascii="Cambria Math" w:hAnsi="Cambria Math" w:cs="Times New Roman" w:hint="eastAsia"/>
+                <w:rFonts w:ascii="Cambria Math" w:hAnsi="Cambria Math" w:cs="Times New Roman"/>
                 <w:szCs w:val="22"/>
                 <w:lang w:eastAsia="ja-JP"/>
               </w:rPr>
-              <m:t>P</m:t>
+              <m:t>f</m:t>
             </m:r>
           </m:e>
-          <m:sub>
-            <m:r>
-              <m:rPr>
-                <m:sty m:val="p"/>
-              </m:rPr>
-              <w:rPr>
-                <w:rFonts w:ascii="Cambria Math" w:hAnsi="Cambria Math" w:cs="Times New Roman" w:hint="eastAsia"/>
-                <w:szCs w:val="22"/>
-                <w:lang w:eastAsia="ja-JP"/>
-              </w:rPr>
-              <m:t>A</m:t>
-            </m:r>
-          </m:sub>
-        </m:sSub>
-        <m:r>
-          <w:rPr>
-            <w:rFonts w:ascii="Cambria Math" w:hAnsi="Cambria Math" w:cs="Times New Roman"/>
-            <w:szCs w:val="22"/>
-            <w:lang w:eastAsia="ja-JP"/>
-          </w:rPr>
-          <m:t>)</m:t>
-        </m:r>
-      </m:oMath>
-      <w:r>
-        <w:rPr>
-          <w:rFonts w:ascii="Times New Roman" w:hAnsi="Times New Roman" w:cs="Times New Roman" w:hint="eastAsia"/>
-          <w:szCs w:val="22"/>
-          <w:lang w:eastAsia="ja-JP"/>
-        </w:rPr>
-        <w:t>が</w:t>
-      </w:r>
-      <m:oMath>
-        <m:r>
-          <w:rPr>
-            <w:rFonts w:ascii="Cambria Math" w:hAnsi="Cambria Math" w:cs="Times New Roman" w:hint="eastAsia"/>
-            <w:szCs w:val="22"/>
-            <w:lang w:eastAsia="ja-JP"/>
-          </w:rPr>
-          <m:t>f</m:t>
-        </m:r>
+        </m:acc>
         <m:r>
           <w:rPr>
             <w:rFonts w:ascii="Cambria Math" w:hAnsi="Cambria Math" w:cs="Times New Roman"/>
@@ -5146,18 +5613,16 @@
           </w:rPr>
           <m:t>(</m:t>
         </m:r>
-        <w:bookmarkStart w:id="2" w:name="_GoBack"/>
-        <w:bookmarkEnd w:id="2"/>
         <m:r>
           <m:rPr>
             <m:sty m:val="p"/>
           </m:rPr>
           <w:rPr>
-            <w:rFonts w:ascii="Cambria Math" w:hAnsi="Cambria Math" w:cs="Times New Roman" w:hint="eastAsia"/>
+            <w:rFonts w:ascii="Cambria Math" w:hAnsi="Cambria Math" w:cs="Times New Roman"/>
             <w:szCs w:val="22"/>
             <w:lang w:eastAsia="ja-JP"/>
           </w:rPr>
-          <m:t>A</m:t>
+          <m:t>V</m:t>
         </m:r>
         <m:r>
           <w:rPr>
@@ -5170,27 +5635,78 @@
       </m:oMath>
       <w:r>
         <w:rPr>
-          <w:rFonts w:ascii="Times New Roman" w:hAnsi="Times New Roman" w:cs="Times New Roman" w:hint="eastAsia"/>
+          <w:rFonts w:ascii="ＭＳ 明朝" w:eastAsia="ＭＳ 明朝" w:hAnsi="ＭＳ 明朝" w:cs="ＭＳ 明朝" w:hint="eastAsia"/>
           <w:szCs w:val="22"/>
           <w:lang w:eastAsia="ja-JP"/>
         </w:rPr>
-        <w:t>以上なら，</w:t>
-      </w:r>
-      <w:r>
-        <w:rPr>
-          <w:rFonts w:ascii="Times New Roman" w:hAnsi="Times New Roman" w:cs="Times New Roman" w:hint="eastAsia"/>
+        <w:t>≧</w:t>
+      </w:r>
+      <m:oMath>
+        <m:acc>
+          <m:accPr>
+            <m:ctrlPr>
+              <w:rPr>
+                <w:rFonts w:ascii="Cambria Math" w:hAnsi="Cambria Math" w:cs="Times New Roman"/>
+                <w:i/>
+                <w:szCs w:val="22"/>
+                <w:lang w:eastAsia="ja-JP"/>
+              </w:rPr>
+            </m:ctrlPr>
+          </m:accPr>
+          <m:e>
+            <m:r>
+              <w:rPr>
+                <w:rFonts w:ascii="Cambria Math" w:hAnsi="Cambria Math" w:cs="Times New Roman"/>
+                <w:szCs w:val="22"/>
+                <w:lang w:eastAsia="ja-JP"/>
+              </w:rPr>
+              <m:t>f</m:t>
+            </m:r>
+          </m:e>
+        </m:acc>
+        <m:r>
+          <w:rPr>
+            <w:rFonts w:ascii="Cambria Math" w:hAnsi="Cambria Math" w:cs="Times New Roman"/>
+            <w:szCs w:val="22"/>
+            <w:lang w:eastAsia="ja-JP"/>
+          </w:rPr>
+          <m:t>(</m:t>
+        </m:r>
+        <m:r>
+          <m:rPr>
+            <m:sty m:val="p"/>
+          </m:rPr>
+          <w:rPr>
+            <w:rFonts w:ascii="Cambria Math" w:hAnsi="Cambria Math" w:cs="Times New Roman"/>
+            <w:szCs w:val="22"/>
+            <w:lang w:eastAsia="ja-JP"/>
+          </w:rPr>
+          <m:t>X</m:t>
+        </m:r>
+        <m:r>
+          <w:rPr>
+            <w:rFonts w:ascii="Cambria Math" w:hAnsi="Cambria Math" w:cs="Times New Roman"/>
+            <w:szCs w:val="22"/>
+            <w:lang w:eastAsia="ja-JP"/>
+          </w:rPr>
+          <m:t>)</m:t>
+        </m:r>
+      </m:oMath>
+      <w:r>
+        <w:rPr>
+          <w:rFonts w:ascii="Times New Roman" w:hAnsi="Times New Roman" w:cs="Times New Roman"/>
           <w:szCs w:val="22"/>
           <w:lang w:eastAsia="ja-JP"/>
         </w:rPr>
-        <w:t>A</w:t>
-      </w:r>
-      <w:r>
-        <w:rPr>
-          <w:rFonts w:ascii="Times New Roman" w:hAnsi="Times New Roman" w:cs="Times New Roman" w:hint="eastAsia"/>
+        <w:t xml:space="preserve">) </w:t>
+      </w:r>
+      <w:r>
+        <w:rPr>
+          <w:rFonts w:ascii="Times New Roman" w:hAnsi="Times New Roman" w:cs="Times New Roman"/>
           <w:szCs w:val="22"/>
           <w:lang w:eastAsia="ja-JP"/>
         </w:rPr>
-        <w:t>を</w:t>
+        <w:t>終了</w:t>
       </w:r>
       <w:r>
         <w:rPr>
@@ -5198,15 +5714,15 @@
           <w:szCs w:val="22"/>
           <w:lang w:eastAsia="ja-JP"/>
         </w:rPr>
-        <w:t>極小点</w:t>
-      </w:r>
-      <w:r>
-        <w:rPr>
-          <w:rFonts w:ascii="Times New Roman" w:hAnsi="Times New Roman" w:cs="Times New Roman" w:hint="eastAsia"/>
+        <w:t>(</w:t>
+      </w:r>
+      <w:r>
+        <w:rPr>
+          <w:rFonts w:ascii="Times New Roman" w:hAnsi="Times New Roman" w:cs="Times New Roman"/>
           <w:szCs w:val="22"/>
           <w:lang w:eastAsia="ja-JP"/>
         </w:rPr>
-        <w:t>として</w:t>
+        <w:t>X</w:t>
       </w:r>
       <w:r>
         <w:rPr>
@@ -5214,11 +5730,19 @@
           <w:szCs w:val="22"/>
           <w:lang w:eastAsia="ja-JP"/>
         </w:rPr>
-        <w:t>終了</w:t>
-      </w:r>
-      <w:r>
-        <w:rPr>
-          <w:rFonts w:ascii="Times New Roman" w:hAnsi="Times New Roman" w:cs="Times New Roman" w:hint="eastAsia"/>
+        <w:t>が極小</w:t>
+      </w:r>
+      <w:r>
+        <w:rPr>
+          <w:rFonts w:ascii="Times New Roman" w:hAnsi="Times New Roman" w:cs="Times New Roman"/>
+          <w:szCs w:val="22"/>
+          <w:lang w:eastAsia="ja-JP"/>
+        </w:rPr>
+        <w:t>)</w:t>
+      </w:r>
+      <w:r>
+        <w:rPr>
+          <w:rFonts w:ascii="Times New Roman" w:hAnsi="Times New Roman" w:cs="Times New Roman"/>
           <w:szCs w:val="22"/>
           <w:lang w:eastAsia="ja-JP"/>
         </w:rPr>
@@ -5245,22 +5769,15 @@
           <w:szCs w:val="22"/>
           <w:lang w:eastAsia="ja-JP"/>
         </w:rPr>
-        <w:t xml:space="preserve">OL ← </w:t>
-      </w:r>
-      <w:r>
-        <w:rPr>
-          <w:rFonts w:ascii="Times New Roman" w:hAnsi="Times New Roman" w:cs="Times New Roman"/>
-          <w:lang w:eastAsia="ja-JP"/>
-        </w:rPr>
-        <w:t>P</w:t>
-      </w:r>
-      <w:r>
-        <w:rPr>
-          <w:rFonts w:ascii="Times New Roman" w:hAnsi="Times New Roman" w:cs="Times New Roman"/>
-          <w:vertAlign w:val="subscript"/>
-          <w:lang w:eastAsia="ja-JP"/>
-        </w:rPr>
-        <w:t>A</w:t>
+        <w:t>X</w:t>
+      </w:r>
+      <w:r>
+        <w:rPr>
+          <w:rFonts w:ascii="Times New Roman" w:hAnsi="Times New Roman" w:cs="Times New Roman"/>
+          <w:szCs w:val="22"/>
+          <w:lang w:eastAsia="ja-JP"/>
+        </w:rPr>
+        <w:t xml:space="preserve"> ← V</w:t>
       </w:r>
     </w:p>
     <w:p>
@@ -5276,16 +5793,28 @@
           <w:lang w:eastAsia="ja-JP"/>
         </w:rPr>
       </w:pPr>
+      <w:proofErr w:type="spellStart"/>
       <w:r>
         <w:rPr>
           <w:rFonts w:ascii="Times New Roman" w:hAnsi="Times New Roman" w:cs="Times New Roman"/>
           <w:szCs w:val="22"/>
           <w:lang w:eastAsia="ja-JP"/>
         </w:rPr>
-        <w:t>goto 2</w:t>
+        <w:t>goto</w:t>
+      </w:r>
+      <w:proofErr w:type="spellEnd"/>
+      <w:r>
+        <w:rPr>
+          <w:rFonts w:ascii="Times New Roman" w:hAnsi="Times New Roman" w:cs="Times New Roman"/>
+          <w:szCs w:val="22"/>
+          <w:lang w:eastAsia="ja-JP"/>
+        </w:rPr>
+        <w:t xml:space="preserve"> 2</w:t>
       </w:r>
     </w:p>
     <w:sectPr>
+      <w:headerReference w:type="default" r:id="rId9"/>
+      <w:footerReference w:type="default" r:id="rId10"/>
       <w:pgSz w:w="11906" w:h="16838" w:code="9"/>
       <w:pgMar w:top="1440" w:right="1440" w:bottom="1077" w:left="1440" w:header="720" w:footer="720" w:gutter="0"/>
       <w:cols w:space="720"/>
@@ -5297,10 +5826,13 @@
 
 <file path=word/comments.xml><?xml version="1.0" encoding="utf-8"?>
 <w:comments xmlns:wpc="http://schemas.microsoft.com/office/word/2010/wordprocessingCanvas" xmlns:mc="http://schemas.openxmlformats.org/markup-compatibility/2006" xmlns:o="urn:schemas-microsoft-com:office:office" xmlns:r="http://schemas.openxmlformats.org/officeDocument/2006/relationships" xmlns:m="http://schemas.openxmlformats.org/officeDocument/2006/math" xmlns:v="urn:schemas-microsoft-com:vml" xmlns:wp14="http://schemas.microsoft.com/office/word/2010/wordprocessingDrawing" xmlns:wp="http://schemas.openxmlformats.org/drawingml/2006/wordprocessingDrawing" xmlns:w10="urn:schemas-microsoft-com:office:word" xmlns:w="http://schemas.openxmlformats.org/wordprocessingml/2006/main" xmlns:w14="http://schemas.microsoft.com/office/word/2010/wordml" xmlns:wpg="http://schemas.microsoft.com/office/word/2010/wordprocessingGroup" xmlns:wpi="http://schemas.microsoft.com/office/word/2010/wordprocessingInk" xmlns:wne="http://schemas.microsoft.com/office/word/2006/wordml" xmlns:wps="http://schemas.microsoft.com/office/word/2010/wordprocessingShape" mc:Ignorable="w14 wp14">
-  <w:comment w:id="1" w:author="MIURA Kinya" w:date="2018-11-04T14:17:00Z" w:initials="km">
+  <w:comment w:id="1" w:author="MIURA Kinya" w:date="2020-10-15T17:39:00Z" w:initials="km">
     <w:p>
       <w:pPr>
         <w:pStyle w:val="af7"/>
+        <w:rPr>
+          <w:lang w:eastAsia="ja-JP"/>
+        </w:rPr>
       </w:pPr>
       <w:r>
         <w:rPr>
@@ -5321,15 +5853,9 @@
 </file>
 
 <file path=word/commentsExtended.xml><?xml version="1.0" encoding="utf-8"?>
-<w15:commentsEx xmlns:wpc="http://schemas.microsoft.com/office/word/2010/wordprocessingCanvas" xmlns:cx="http://schemas.microsoft.com/office/drawing/2014/chartex" xmlns:cx1="http://schemas.microsoft.com/office/drawing/2015/9/8/chartex" xmlns:cx2="http://schemas.microsoft.com/office/drawing/2015/10/21/chartex" xmlns:cx3="http://schemas.microsoft.com/office/drawing/2016/5/9/chartex" xmlns:cx4="http://schemas.microsoft.com/office/drawing/2016/5/10/chartex" xmlns:cx5="http://schemas.microsoft.com/office/drawing/2016/5/11/chartex" xmlns:cx6="http://schemas.microsoft.com/office/drawing/2016/5/12/chartex" xmlns:cx7="http://schemas.microsoft.com/office/drawing/2016/5/13/chartex" xmlns:cx8="http://schemas.microsoft.com/office/drawing/2016/5/14/chartex" xmlns:mc="http://schemas.openxmlformats.org/markup-compatibility/2006" xmlns:aink="http://schemas.microsoft.com/office/drawing/2016/ink" xmlns:am3d="http://schemas.microsoft.com/office/drawing/2017/model3d" xmlns:o="urn:schemas-microsoft-com:office:office" xmlns:r="http://schemas.openxmlformats.org/officeDocument/2006/relationships" xmlns:m="http://schemas.openxmlformats.org/officeDocument/2006/math" xmlns:v="urn:schemas-microsoft-com:vml" xmlns:wp14="http://schemas.microsoft.com/office/word/2010/wordprocessingDrawing" xmlns:wp="http://schemas.openxmlformats.org/drawingml/2006/wordprocessingDrawing" xmlns:w10="urn:schemas-microsoft-com:office:word" xmlns:w="http://schemas.openxmlformats.org/wordprocessingml/2006/main" xmlns:w14="http://schemas.microsoft.com/office/word/2010/wordml" xmlns:w15="http://schemas.microsoft.com/office/word/2012/wordml" xmlns:w16cid="http://schemas.microsoft.com/office/word/2016/wordml/cid" xmlns:w16se="http://schemas.microsoft.com/office/word/2015/wordml/symex" xmlns:wpg="http://schemas.microsoft.com/office/word/2010/wordprocessingGroup" xmlns:wpi="http://schemas.microsoft.com/office/word/2010/wordprocessingInk" xmlns:wne="http://schemas.microsoft.com/office/word/2006/wordml" xmlns:wps="http://schemas.microsoft.com/office/word/2010/wordprocessingShape" mc:Ignorable="w14 w15 w16se w16cid wp14">
-  <w15:commentEx w15:paraId="7712C6D7" w15:done="0"/>
+<w15:commentsEx xmlns:wpc="http://schemas.microsoft.com/office/word/2010/wordprocessingCanvas" xmlns:cx="http://schemas.microsoft.com/office/drawing/2014/chartex" xmlns:cx1="http://schemas.microsoft.com/office/drawing/2015/9/8/chartex" xmlns:mc="http://schemas.openxmlformats.org/markup-compatibility/2006" xmlns:o="urn:schemas-microsoft-com:office:office" xmlns:r="http://schemas.openxmlformats.org/officeDocument/2006/relationships" xmlns:m="http://schemas.openxmlformats.org/officeDocument/2006/math" xmlns:v="urn:schemas-microsoft-com:vml" xmlns:wp14="http://schemas.microsoft.com/office/word/2010/wordprocessingDrawing" xmlns:wp="http://schemas.openxmlformats.org/drawingml/2006/wordprocessingDrawing" xmlns:w10="urn:schemas-microsoft-com:office:word" xmlns:w="http://schemas.openxmlformats.org/wordprocessingml/2006/main" xmlns:w14="http://schemas.microsoft.com/office/word/2010/wordml" xmlns:w15="http://schemas.microsoft.com/office/word/2012/wordml" xmlns:w16se="http://schemas.microsoft.com/office/word/2015/wordml/symex" xmlns:wpg="http://schemas.microsoft.com/office/word/2010/wordprocessingGroup" xmlns:wpi="http://schemas.microsoft.com/office/word/2010/wordprocessingInk" xmlns:wne="http://schemas.microsoft.com/office/word/2006/wordml" xmlns:wps="http://schemas.microsoft.com/office/word/2010/wordprocessingShape" mc:Ignorable="w14 w15 w16se wp14">
+  <w15:commentEx w15:paraId="13615AEB" w15:done="0"/>
 </w15:commentsEx>
-</file>
-
-<file path=word/commentsIds.xml><?xml version="1.0" encoding="utf-8"?>
-<w16cid:commentsIds xmlns:wpc="http://schemas.microsoft.com/office/word/2010/wordprocessingCanvas" xmlns:cx="http://schemas.microsoft.com/office/drawing/2014/chartex" xmlns:cx1="http://schemas.microsoft.com/office/drawing/2015/9/8/chartex" xmlns:cx2="http://schemas.microsoft.com/office/drawing/2015/10/21/chartex" xmlns:cx3="http://schemas.microsoft.com/office/drawing/2016/5/9/chartex" xmlns:cx4="http://schemas.microsoft.com/office/drawing/2016/5/10/chartex" xmlns:cx5="http://schemas.microsoft.com/office/drawing/2016/5/11/chartex" xmlns:cx6="http://schemas.microsoft.com/office/drawing/2016/5/12/chartex" xmlns:cx7="http://schemas.microsoft.com/office/drawing/2016/5/13/chartex" xmlns:cx8="http://schemas.microsoft.com/office/drawing/2016/5/14/chartex" xmlns:mc="http://schemas.openxmlformats.org/markup-compatibility/2006" xmlns:aink="http://schemas.microsoft.com/office/drawing/2016/ink" xmlns:am3d="http://schemas.microsoft.com/office/drawing/2017/model3d" xmlns:o="urn:schemas-microsoft-com:office:office" xmlns:r="http://schemas.openxmlformats.org/officeDocument/2006/relationships" xmlns:m="http://schemas.openxmlformats.org/officeDocument/2006/math" xmlns:v="urn:schemas-microsoft-com:vml" xmlns:wp14="http://schemas.microsoft.com/office/word/2010/wordprocessingDrawing" xmlns:wp="http://schemas.openxmlformats.org/drawingml/2006/wordprocessingDrawing" xmlns:w10="urn:schemas-microsoft-com:office:word" xmlns:w="http://schemas.openxmlformats.org/wordprocessingml/2006/main" xmlns:w14="http://schemas.microsoft.com/office/word/2010/wordml" xmlns:w15="http://schemas.microsoft.com/office/word/2012/wordml" xmlns:w16cid="http://schemas.microsoft.com/office/word/2016/wordml/cid" xmlns:w16se="http://schemas.microsoft.com/office/word/2015/wordml/symex" xmlns:wpg="http://schemas.microsoft.com/office/word/2010/wordprocessingGroup" xmlns:wpi="http://schemas.microsoft.com/office/word/2010/wordprocessingInk" xmlns:wne="http://schemas.microsoft.com/office/word/2006/wordml" xmlns:wps="http://schemas.microsoft.com/office/word/2010/wordprocessingShape" mc:Ignorable="w14 w15 w16se w16cid wp14">
-  <w16cid:commentId w16cid:paraId="7712C6D7" w16cid:durableId="208C158F"/>
-</w16cid:commentsIds>
 </file>
 
 <file path=word/endnotes.xml><?xml version="1.0" encoding="utf-8"?>
@@ -5357,6 +5883,102 @@
 </w:endnotes>
 </file>
 
+<file path=word/footer1.xml><?xml version="1.0" encoding="utf-8"?>
+<w:ftr xmlns:wpc="http://schemas.microsoft.com/office/word/2010/wordprocessingCanvas" xmlns:mc="http://schemas.openxmlformats.org/markup-compatibility/2006" xmlns:o="urn:schemas-microsoft-com:office:office" xmlns:r="http://schemas.openxmlformats.org/officeDocument/2006/relationships" xmlns:m="http://schemas.openxmlformats.org/officeDocument/2006/math" xmlns:v="urn:schemas-microsoft-com:vml" xmlns:wp14="http://schemas.microsoft.com/office/word/2010/wordprocessingDrawing" xmlns:wp="http://schemas.openxmlformats.org/drawingml/2006/wordprocessingDrawing" xmlns:w10="urn:schemas-microsoft-com:office:word" xmlns:w="http://schemas.openxmlformats.org/wordprocessingml/2006/main" xmlns:w14="http://schemas.microsoft.com/office/word/2010/wordml" xmlns:wpg="http://schemas.microsoft.com/office/word/2010/wordprocessingGroup" xmlns:wpi="http://schemas.microsoft.com/office/word/2010/wordprocessingInk" xmlns:wne="http://schemas.microsoft.com/office/word/2006/wordml" xmlns:wps="http://schemas.microsoft.com/office/word/2010/wordprocessingShape" mc:Ignorable="w14 wp14">
+  <w:p>
+    <w:pPr>
+      <w:pStyle w:val="af1"/>
+      <w:jc w:val="center"/>
+      <w:rPr>
+        <w:lang w:eastAsia="ja-JP"/>
+      </w:rPr>
+    </w:pPr>
+    <w:r>
+      <w:rPr>
+        <w:lang w:eastAsia="ja-JP"/>
+      </w:rPr>
+      <w:fldChar w:fldCharType="begin"/>
+    </w:r>
+    <w:r>
+      <w:rPr>
+        <w:lang w:eastAsia="ja-JP"/>
+      </w:rPr>
+      <w:instrText xml:space="preserve"> PAGE  \* Arabic  \* MERGEFORMAT </w:instrText>
+    </w:r>
+    <w:r>
+      <w:rPr>
+        <w:lang w:eastAsia="ja-JP"/>
+      </w:rPr>
+      <w:fldChar w:fldCharType="separate"/>
+    </w:r>
+    <w:r>
+      <w:rPr>
+        <w:noProof/>
+        <w:lang w:eastAsia="ja-JP"/>
+      </w:rPr>
+      <w:t>2</w:t>
+    </w:r>
+    <w:r>
+      <w:rPr>
+        <w:lang w:eastAsia="ja-JP"/>
+      </w:rPr>
+      <w:fldChar w:fldCharType="end"/>
+    </w:r>
+    <w:r>
+      <w:rPr>
+        <w:rFonts w:hint="eastAsia"/>
+        <w:lang w:eastAsia="ja-JP"/>
+      </w:rPr>
+      <w:t>/</w:t>
+    </w:r>
+    <w:r>
+      <w:rPr>
+        <w:lang w:eastAsia="ja-JP"/>
+      </w:rPr>
+      <w:fldChar w:fldCharType="begin"/>
+    </w:r>
+    <w:r>
+      <w:rPr>
+        <w:lang w:eastAsia="ja-JP"/>
+      </w:rPr>
+      <w:instrText xml:space="preserve"> </w:instrText>
+    </w:r>
+    <w:r>
+      <w:rPr>
+        <w:rFonts w:hint="eastAsia"/>
+        <w:lang w:eastAsia="ja-JP"/>
+      </w:rPr>
+      <w:instrText>NUMPAGES  \* Arabic  \* MERGEFORMAT</w:instrText>
+    </w:r>
+    <w:r>
+      <w:rPr>
+        <w:lang w:eastAsia="ja-JP"/>
+      </w:rPr>
+      <w:instrText xml:space="preserve"> </w:instrText>
+    </w:r>
+    <w:r>
+      <w:rPr>
+        <w:lang w:eastAsia="ja-JP"/>
+      </w:rPr>
+      <w:fldChar w:fldCharType="separate"/>
+    </w:r>
+    <w:r>
+      <w:rPr>
+        <w:noProof/>
+        <w:lang w:eastAsia="ja-JP"/>
+      </w:rPr>
+      <w:t>2</w:t>
+    </w:r>
+    <w:r>
+      <w:rPr>
+        <w:lang w:eastAsia="ja-JP"/>
+      </w:rPr>
+      <w:fldChar w:fldCharType="end"/>
+    </w:r>
+  </w:p>
+</w:ftr>
+</file>
+
 <file path=word/footnotes.xml><?xml version="1.0" encoding="utf-8"?>
 <w:footnotes xmlns:wpc="http://schemas.microsoft.com/office/word/2010/wordprocessingCanvas" xmlns:mc="http://schemas.openxmlformats.org/markup-compatibility/2006" xmlns:o="urn:schemas-microsoft-com:office:office" xmlns:r="http://schemas.openxmlformats.org/officeDocument/2006/relationships" xmlns:m="http://schemas.openxmlformats.org/officeDocument/2006/math" xmlns:v="urn:schemas-microsoft-com:vml" xmlns:wp14="http://schemas.microsoft.com/office/word/2010/wordprocessingDrawing" xmlns:wp="http://schemas.openxmlformats.org/drawingml/2006/wordprocessingDrawing" xmlns:w10="urn:schemas-microsoft-com:office:word" xmlns:w="http://schemas.openxmlformats.org/wordprocessingml/2006/main" xmlns:w14="http://schemas.microsoft.com/office/word/2010/wordml" xmlns:wpg="http://schemas.microsoft.com/office/word/2010/wordprocessingGroup" xmlns:wpi="http://schemas.microsoft.com/office/word/2010/wordprocessingInk" xmlns:wne="http://schemas.microsoft.com/office/word/2006/wordml" xmlns:wps="http://schemas.microsoft.com/office/word/2010/wordprocessingShape" mc:Ignorable="w14 wp14">
   <w:footnote w:type="separator" w:id="-1">
@@ -5374,6 +5996,65 @@
     </w:p>
   </w:footnote>
 </w:footnotes>
+</file>
+
+<file path=word/header1.xml><?xml version="1.0" encoding="utf-8"?>
+<w:hdr xmlns:wpc="http://schemas.microsoft.com/office/word/2010/wordprocessingCanvas" xmlns:mc="http://schemas.openxmlformats.org/markup-compatibility/2006" xmlns:o="urn:schemas-microsoft-com:office:office" xmlns:r="http://schemas.openxmlformats.org/officeDocument/2006/relationships" xmlns:m="http://schemas.openxmlformats.org/officeDocument/2006/math" xmlns:v="urn:schemas-microsoft-com:vml" xmlns:wp14="http://schemas.microsoft.com/office/word/2010/wordprocessingDrawing" xmlns:wp="http://schemas.openxmlformats.org/drawingml/2006/wordprocessingDrawing" xmlns:w10="urn:schemas-microsoft-com:office:word" xmlns:w="http://schemas.openxmlformats.org/wordprocessingml/2006/main" xmlns:w14="http://schemas.microsoft.com/office/word/2010/wordml" xmlns:wpg="http://schemas.microsoft.com/office/word/2010/wordprocessingGroup" xmlns:wpi="http://schemas.microsoft.com/office/word/2010/wordprocessingInk" xmlns:wne="http://schemas.microsoft.com/office/word/2006/wordml" xmlns:wps="http://schemas.microsoft.com/office/word/2010/wordprocessingShape" mc:Ignorable="w14 wp14">
+  <w:p>
+    <w:pPr>
+      <w:pStyle w:val="af"/>
+      <w:wordWrap w:val="0"/>
+      <w:jc w:val="right"/>
+      <w:rPr>
+        <w:lang w:eastAsia="ja-JP"/>
+      </w:rPr>
+    </w:pPr>
+    <w:r>
+      <w:rPr>
+        <w:lang w:eastAsia="ja-JP"/>
+      </w:rPr>
+      <w:fldChar w:fldCharType="begin"/>
+    </w:r>
+    <w:r>
+      <w:rPr>
+        <w:lang w:eastAsia="ja-JP"/>
+      </w:rPr>
+      <w:instrText xml:space="preserve"> </w:instrText>
+    </w:r>
+    <w:r>
+      <w:rPr>
+        <w:rFonts w:hint="eastAsia"/>
+        <w:lang w:eastAsia="ja-JP"/>
+      </w:rPr>
+      <w:instrText>DATE  \@ "yyyy/MM/dd"  \* MERGEFORMAT</w:instrText>
+    </w:r>
+    <w:r>
+      <w:rPr>
+        <w:lang w:eastAsia="ja-JP"/>
+      </w:rPr>
+      <w:instrText xml:space="preserve"> </w:instrText>
+    </w:r>
+    <w:r>
+      <w:rPr>
+        <w:lang w:eastAsia="ja-JP"/>
+      </w:rPr>
+      <w:fldChar w:fldCharType="separate"/>
+    </w:r>
+    <w:r>
+      <w:rPr>
+        <w:noProof/>
+        <w:lang w:eastAsia="ja-JP"/>
+      </w:rPr>
+      <w:t>2020/10/27</w:t>
+    </w:r>
+    <w:r>
+      <w:rPr>
+        <w:lang w:eastAsia="ja-JP"/>
+      </w:rPr>
+      <w:fldChar w:fldCharType="end"/>
+    </w:r>
+  </w:p>
+</w:hdr>
 </file>
 
 <file path=word/numbering.xml><?xml version="1.0" encoding="utf-8"?>
@@ -5711,7 +6392,7 @@
   <w:abstractNum w:abstractNumId="3">
     <w:nsid w:val="1A863F2B"/>
     <w:multiLevelType w:val="hybridMultilevel"/>
-    <w:tmpl w:val="4240F6C6"/>
+    <w:tmpl w:val="341EBB92"/>
     <w:lvl w:ilvl="0" w:tplc="04090001">
       <w:start w:val="1"/>
       <w:numFmt w:val="bullet"/>
@@ -5724,7 +6405,7 @@
         <w:rFonts w:ascii="Wingdings" w:hAnsi="Wingdings" w:hint="default"/>
       </w:rPr>
     </w:lvl>
-    <w:lvl w:ilvl="1" w:tplc="C360C0D6">
+    <w:lvl w:ilvl="1" w:tplc="44DC1F38">
       <w:numFmt w:val="bullet"/>
       <w:lvlText w:val="※"/>
       <w:lvlJc w:val="left"/>
@@ -5733,7 +6414,6 @@
       </w:pPr>
       <w:rPr>
         <w:rFonts w:ascii="游明朝" w:eastAsia="游明朝" w:hAnsi="游明朝" w:cstheme="minorBidi" w:hint="eastAsia"/>
-        <w:lang w:val="en-US"/>
       </w:rPr>
     </w:lvl>
     <w:lvl w:ilvl="2" w:tplc="0409000D" w:tentative="1">
@@ -7240,10 +7920,10 @@
   <w:latentStyles w:defLockedState="0" w:defUIPriority="0" w:defSemiHidden="1" w:defUnhideWhenUsed="1" w:defQFormat="0" w:count="267">
     <w:lsdException w:name="Normal" w:semiHidden="0" w:unhideWhenUsed="0"/>
     <w:lsdException w:name="heading 1" w:semiHidden="0" w:unhideWhenUsed="0"/>
-    <w:lsdException w:name="heading 2" w:semiHidden="0"/>
-    <w:lsdException w:name="heading 3" w:semiHidden="0"/>
-    <w:lsdException w:name="heading 4" w:semiHidden="0"/>
-    <w:lsdException w:name="heading 5" w:semiHidden="0"/>
+    <w:lsdException w:name="heading 2" w:semiHidden="0" w:unhideWhenUsed="0"/>
+    <w:lsdException w:name="heading 3" w:semiHidden="0" w:unhideWhenUsed="0"/>
+    <w:lsdException w:name="heading 4" w:semiHidden="0" w:unhideWhenUsed="0"/>
+    <w:lsdException w:name="heading 5" w:semiHidden="0" w:unhideWhenUsed="0"/>
     <w:lsdException w:name="heading 7" w:semiHidden="0"/>
     <w:lsdException w:name="heading 8" w:semiHidden="0"/>
     <w:lsdException w:name="heading 9" w:semiHidden="0"/>
@@ -7260,10 +7940,7 @@
     <w:lsdException w:name="Body Text Indent 2" w:semiHidden="0"/>
     <w:lsdException w:name="Strong" w:semiHidden="0" w:unhideWhenUsed="0"/>
     <w:lsdException w:name="Emphasis" w:semiHidden="0" w:unhideWhenUsed="0"/>
-    <w:lsdException w:name="Table Web 2" w:unhideWhenUsed="0"/>
-    <w:lsdException w:name="Table Web 3" w:unhideWhenUsed="0"/>
-    <w:lsdException w:name="Table Grid" w:unhideWhenUsed="0"/>
-    <w:lsdException w:name="Table Theme" w:unhideWhenUsed="0"/>
+    <w:lsdException w:name="Table Grid" w:semiHidden="0" w:unhideWhenUsed="0"/>
     <w:lsdException w:name="Placeholder Text" w:unhideWhenUsed="0"/>
     <w:lsdException w:name="No Spacing" w:semiHidden="0" w:unhideWhenUsed="0"/>
     <w:lsdException w:name="Light Shading" w:semiHidden="0" w:unhideWhenUsed="0"/>
@@ -7393,7 +8070,7 @@
     <w:next w:val="a0"/>
     <w:uiPriority w:val="9"/>
     <w:qFormat/>
-    <w:rsid w:val="00B41ADF"/>
+    <w:rsid w:val="00484C41"/>
     <w:pPr>
       <w:keepNext/>
       <w:keepLines/>
@@ -7415,7 +8092,7 @@
     <w:uiPriority w:val="9"/>
     <w:unhideWhenUsed/>
     <w:qFormat/>
-    <w:rsid w:val="00B41ADF"/>
+    <w:rsid w:val="00484C41"/>
     <w:pPr>
       <w:keepNext/>
       <w:keepLines/>
@@ -7426,7 +8103,7 @@
       <w:rFonts w:asciiTheme="majorHAnsi" w:eastAsiaTheme="majorEastAsia" w:hAnsiTheme="majorHAnsi" w:cstheme="majorBidi"/>
       <w:b/>
       <w:bCs/>
-      <w:sz w:val="32"/>
+      <w:sz w:val="28"/>
       <w:szCs w:val="32"/>
     </w:rPr>
   </w:style>
@@ -8320,15 +8997,6 @@
       <w:sz w:val="22"/>
     </w:rPr>
   </w:style>
-  <w:style w:type="character" w:styleId="afb">
-    <w:name w:val="Placeholder Text"/>
-    <w:basedOn w:val="a1"/>
-    <w:semiHidden/>
-    <w:rsid w:val="002C1999"/>
-    <w:rPr>
-      <w:color w:val="808080"/>
-    </w:rPr>
-  </w:style>
 </w:styles>
 </file>
 
@@ -8564,110 +9232,16 @@
         <a:srgbClr val="800080"/>
       </a:folHlink>
     </a:clrScheme>
-    <a:fontScheme name="Office">
+    <a:fontScheme name="NK-R">
       <a:majorFont>
-        <a:latin typeface="游ゴシック Light"/>
-        <a:ea typeface=""/>
+        <a:latin typeface="BIZ UDPゴシック"/>
+        <a:ea typeface="BIZ UDPゴシック"/>
         <a:cs typeface=""/>
-        <a:font script="Jpan" typeface="游ゴシック Light"/>
-        <a:font script="Hang" typeface="맑은 고딕"/>
-        <a:font script="Hans" typeface="等线 Light"/>
-        <a:font script="Hant" typeface="新細明體"/>
-        <a:font script="Arab" typeface="Times New Roman"/>
-        <a:font script="Hebr" typeface="Times New Roman"/>
-        <a:font script="Thai" typeface="Angsana New"/>
-        <a:font script="Ethi" typeface="Nyala"/>
-        <a:font script="Beng" typeface="Vrinda"/>
-        <a:font script="Gujr" typeface="Shruti"/>
-        <a:font script="Khmr" typeface="MoolBoran"/>
-        <a:font script="Knda" typeface="Tunga"/>
-        <a:font script="Guru" typeface="Raavi"/>
-        <a:font script="Cans" typeface="Euphemia"/>
-        <a:font script="Cher" typeface="Plantagenet Cherokee"/>
-        <a:font script="Yiii" typeface="Microsoft Yi Baiti"/>
-        <a:font script="Tibt" typeface="Microsoft Himalaya"/>
-        <a:font script="Thaa" typeface="MV Boli"/>
-        <a:font script="Deva" typeface="Mangal"/>
-        <a:font script="Telu" typeface="Gautami"/>
-        <a:font script="Taml" typeface="Latha"/>
-        <a:font script="Syrc" typeface="Estrangelo Edessa"/>
-        <a:font script="Orya" typeface="Kalinga"/>
-        <a:font script="Mlym" typeface="Kartika"/>
-        <a:font script="Laoo" typeface="DokChampa"/>
-        <a:font script="Sinh" typeface="Iskoola Pota"/>
-        <a:font script="Mong" typeface="Mongolian Baiti"/>
-        <a:font script="Viet" typeface="Times New Roman"/>
-        <a:font script="Uigh" typeface="Microsoft Uighur"/>
-        <a:font script="Geor" typeface="Sylfaen"/>
-        <a:font script="Armn" typeface="Arial"/>
-        <a:font script="Bugi" typeface="Leelawadee UI"/>
-        <a:font script="Bopo" typeface="Microsoft JhengHei"/>
-        <a:font script="Java" typeface="Javanese Text"/>
-        <a:font script="Lisu" typeface="Segoe UI"/>
-        <a:font script="Mymr" typeface="Myanmar Text"/>
-        <a:font script="Nkoo" typeface="Ebrima"/>
-        <a:font script="Olck" typeface="Nirmala UI"/>
-        <a:font script="Osma" typeface="Ebrima"/>
-        <a:font script="Phag" typeface="Phagspa"/>
-        <a:font script="Syrn" typeface="Estrangelo Edessa"/>
-        <a:font script="Syrj" typeface="Estrangelo Edessa"/>
-        <a:font script="Syre" typeface="Estrangelo Edessa"/>
-        <a:font script="Sora" typeface="Nirmala UI"/>
-        <a:font script="Tale" typeface="Microsoft Tai Le"/>
-        <a:font script="Talu" typeface="Microsoft New Tai Lue"/>
-        <a:font script="Tfng" typeface="Ebrima"/>
       </a:majorFont>
       <a:minorFont>
-        <a:latin typeface="游明朝"/>
-        <a:ea typeface=""/>
+        <a:latin typeface="UD デジタル 教科書体 NK-R"/>
+        <a:ea typeface="UD デジタル 教科書体 NK-R"/>
         <a:cs typeface=""/>
-        <a:font script="Jpan" typeface="游明朝"/>
-        <a:font script="Hang" typeface="맑은 고딕"/>
-        <a:font script="Hans" typeface="等线"/>
-        <a:font script="Hant" typeface="新細明體"/>
-        <a:font script="Arab" typeface="Arial"/>
-        <a:font script="Hebr" typeface="Arial"/>
-        <a:font script="Thai" typeface="Cordia New"/>
-        <a:font script="Ethi" typeface="Nyala"/>
-        <a:font script="Beng" typeface="Vrinda"/>
-        <a:font script="Gujr" typeface="Shruti"/>
-        <a:font script="Khmr" typeface="DaunPenh"/>
-        <a:font script="Knda" typeface="Tunga"/>
-        <a:font script="Guru" typeface="Raavi"/>
-        <a:font script="Cans" typeface="Euphemia"/>
-        <a:font script="Cher" typeface="Plantagenet Cherokee"/>
-        <a:font script="Yiii" typeface="Microsoft Yi Baiti"/>
-        <a:font script="Tibt" typeface="Microsoft Himalaya"/>
-        <a:font script="Thaa" typeface="MV Boli"/>
-        <a:font script="Deva" typeface="Mangal"/>
-        <a:font script="Telu" typeface="Gautami"/>
-        <a:font script="Taml" typeface="Latha"/>
-        <a:font script="Syrc" typeface="Estrangelo Edessa"/>
-        <a:font script="Orya" typeface="Kalinga"/>
-        <a:font script="Mlym" typeface="Kartika"/>
-        <a:font script="Laoo" typeface="DokChampa"/>
-        <a:font script="Sinh" typeface="Iskoola Pota"/>
-        <a:font script="Mong" typeface="Mongolian Baiti"/>
-        <a:font script="Viet" typeface="Arial"/>
-        <a:font script="Uigh" typeface="Microsoft Uighur"/>
-        <a:font script="Geor" typeface="Sylfaen"/>
-        <a:font script="Armn" typeface="Arial"/>
-        <a:font script="Bugi" typeface="Leelawadee UI"/>
-        <a:font script="Bopo" typeface="Microsoft JhengHei"/>
-        <a:font script="Java" typeface="Javanese Text"/>
-        <a:font script="Lisu" typeface="Segoe UI"/>
-        <a:font script="Mymr" typeface="Myanmar Text"/>
-        <a:font script="Nkoo" typeface="Ebrima"/>
-        <a:font script="Olck" typeface="Nirmala UI"/>
-        <a:font script="Osma" typeface="Ebrima"/>
-        <a:font script="Phag" typeface="Phagspa"/>
-        <a:font script="Syrn" typeface="Estrangelo Edessa"/>
-        <a:font script="Syrj" typeface="Estrangelo Edessa"/>
-        <a:font script="Syre" typeface="Estrangelo Edessa"/>
-        <a:font script="Sora" typeface="Nirmala UI"/>
-        <a:font script="Tale" typeface="Microsoft Tai Le"/>
-        <a:font script="Talu" typeface="Microsoft New Tai Lue"/>
-        <a:font script="Tfng" typeface="Ebrima"/>
       </a:minorFont>
     </a:fontScheme>
     <a:fmtScheme name="Office">
